--- a/paper/remef/review/remef_blinded_draft.docx
+++ b/paper/remef/review/remef_blinded_draft.docx
@@ -75,14 +75,14 @@
         <w:rPr>
           <w:color w:val="000000"/>
         </w:rPr>
-        <w:t xml:space="preserve">We assess how much posterior integration changes WTI average-price option values relative to changing the volatility input.</w:t>
-      </w:r>
-      <w:r>
-        <w:rPr>
-          <w:color w:val="000000"/>
-        </w:rPr>
-        <w:t xml:space="preserve"> </w:t>
-      </w:r>
+        <w:t xml:space="preserve">Compare the effect of posterior integration with that of choosing a different volatility input when pricing WTI average-price options.</w:t>
+      </w:r>
+    </w:p>
+    <w:p>
+      <w:pPr>
+        <w:pStyle w:val="BodyText"/>
+        <w:jc w:val="both"/>
+      </w:pPr>
       <w:r>
         <w:rPr>
           <w:b/>
@@ -101,14 +101,14 @@
         <w:rPr>
           <w:color w:val="000000"/>
         </w:rPr>
-        <w:t xml:space="preserve">We combine a price-curvature expansion, 10 million simulated histories, an original futures-curve-based Asian-option study, and a separately identified extended conditional settlement-mark benchmark.</w:t>
-      </w:r>
-      <w:r>
-        <w:rPr>
-          <w:color w:val="000000"/>
-        </w:rPr>
-        <w:t xml:space="preserve"> </w:t>
-      </w:r>
+        <w:t xml:space="preserve">We use a second-order expansion, 10 million simulated return histories, and two separate comparisons with option settlement prices.</w:t>
+      </w:r>
+    </w:p>
+    <w:p>
+      <w:pPr>
+        <w:pStyle w:val="BodyText"/>
+        <w:jc w:val="both"/>
+      </w:pPr>
       <w:r>
         <w:rPr>
           <w:b/>
@@ -127,14 +127,14 @@
         <w:rPr>
           <w:color w:val="000000"/>
         </w:rPr>
-        <w:t xml:space="preserve">The original October-expiry sample has a mean absolute integrated-versus-plug-in price difference of $0.000745/bbl. On 2,381 date-ordered settlement-proxy observations, historical posterior integration has mean absolute pricing error 2.6187/bbl versus 0.1075/bbl using earlier option-implied volatility. In the distinct 97,341-observation settlement-mark benchmark, the corresponding errors are 0.8040 and 0.2184/bbl. A Bayesian market-implied-volatility model shows no reliable improvement over simple implied-volatility persistence.</w:t>
-      </w:r>
-      <w:r>
-        <w:rPr>
-          <w:color w:val="000000"/>
-        </w:rPr>
-        <w:t xml:space="preserve"> </w:t>
-      </w:r>
+        <w:t xml:space="preserve">Across 310 October-2026-expiry observations, posterior integration and posterior-mean plug-in prices differ by only $0.000745/bbl on average. For 2,381 observations across 15 dates, historical-volatility mean absolute error (MAE) is $2.6187/bbl, versus $0.1075/bbl with earlier option-implied volatility. A separate 97,341-observation comparison also favors earlier implied volatility (MAE $0.2184 versus $0.8040/bbl). Bayesian updating of implied volatility does not reliably improve on carrying forward its last value.</w:t>
+      </w:r>
+    </w:p>
+    <w:p>
+      <w:pPr>
+        <w:pStyle w:val="BodyText"/>
+        <w:jc w:val="both"/>
+      </w:pPr>
       <w:r>
         <w:rPr>
           <w:b/>
@@ -153,14 +153,14 @@
         <w:rPr>
           <w:color w:val="000000"/>
         </w:rPr>
-        <w:t xml:space="preserve">Evaluate posterior integration and volatility information separately.</w:t>
-      </w:r>
-      <w:r>
-        <w:rPr>
-          <w:color w:val="000000"/>
-        </w:rPr>
-        <w:t xml:space="preserve"> </w:t>
-      </w:r>
+        <w:t xml:space="preserve">Compare volatility inputs before adding model complexity.</w:t>
+      </w:r>
+    </w:p>
+    <w:p>
+      <w:pPr>
+        <w:pStyle w:val="BodyText"/>
+        <w:jc w:val="both"/>
+      </w:pPr>
       <w:r>
         <w:rPr>
           <w:b/>
@@ -179,14 +179,14 @@
         <w:rPr>
           <w:color w:val="000000"/>
         </w:rPr>
-        <w:t xml:space="preserve">Settlement proxies, few original valuation dates, model dependence, and contemporaneous parity anchors in the extended benchmark limit interpretation.</w:t>
-      </w:r>
-      <w:r>
-        <w:rPr>
-          <w:color w:val="000000"/>
-        </w:rPr>
-        <w:t xml:space="preserve"> </w:t>
-      </w:r>
+        <w:t xml:space="preserve">Results depend on settlement proxies, model assumptions, few original valuation dates, and same-date inputs in the larger comparison.</w:t>
+      </w:r>
+    </w:p>
+    <w:p>
+      <w:pPr>
+        <w:pStyle w:val="BodyText"/>
+        <w:jc w:val="both"/>
+      </w:pPr>
       <w:r>
         <w:rPr>
           <w:b/>
@@ -205,14 +205,14 @@
         <w:rPr>
           <w:color w:val="000000"/>
         </w:rPr>
-        <w:t xml:space="preserve">We distinguish posterior point-price corrections, model-price dispersion, and volatility-information effects.</w:t>
-      </w:r>
-      <w:r>
-        <w:rPr>
-          <w:color w:val="000000"/>
-        </w:rPr>
-        <w:t xml:space="preserve"> </w:t>
-      </w:r>
+        <w:t xml:space="preserve">We distinguish the effect of posterior integration on option prices from the effect of volatility inputs and uncertainty about pricing errors.</w:t>
+      </w:r>
+    </w:p>
+    <w:p>
+      <w:pPr>
+        <w:pStyle w:val="BodyText"/>
+        <w:jc w:val="both"/>
+      </w:pPr>
       <w:r>
         <w:rPr>
           <w:b/>
@@ -231,7 +231,7 @@
         <w:rPr>
           <w:color w:val="000000"/>
         </w:rPr>
-        <w:t xml:space="preserve">Volatility inputs dominate observed pricing differences under the studied assumptions.</w:t>
+        <w:t xml:space="preserve">Changing the volatility input affects pricing errors more than posterior integration in these tests.</w:t>
       </w:r>
     </w:p>
     <w:p>
@@ -304,14 +304,14 @@
         <w:rPr>
           <w:color w:val="000000"/>
         </w:rPr>
-        <w:t xml:space="preserve">Evaluamos cuánto modifica la integración posterior el valor de opciones asiáticas sobre WTI frente al cambio de fuente de volatilidad.</w:t>
-      </w:r>
-      <w:r>
-        <w:rPr>
-          <w:color w:val="000000"/>
-        </w:rPr>
-        <w:t xml:space="preserve"> </w:t>
-      </w:r>
+        <w:t xml:space="preserve">Comparar el efecto de la integración posterior y de la fuente de volatilidad al valuar opciones asiáticas sobre WTI.</w:t>
+      </w:r>
+    </w:p>
+    <w:p>
+      <w:pPr>
+        <w:pStyle w:val="BodyText"/>
+        <w:jc w:val="both"/>
+      </w:pPr>
       <w:r>
         <w:rPr>
           <w:b/>
@@ -330,14 +330,14 @@
         <w:rPr>
           <w:color w:val="000000"/>
         </w:rPr>
-        <w:t xml:space="preserve">Combinamos una expansión basada en la curvatura del precio, 10 millones de historias simuladas, un estudio con la curva de futuros y una evaluación independiente de cotizaciones de liquidación condicionadas.</w:t>
-      </w:r>
-      <w:r>
-        <w:rPr>
-          <w:color w:val="000000"/>
-        </w:rPr>
-        <w:t xml:space="preserve"> </w:t>
-      </w:r>
+        <w:t xml:space="preserve">Empleamos una expansión de segundo orden, 10 millones de series simuladas y dos comparaciones con precios de liquidación.</w:t>
+      </w:r>
+    </w:p>
+    <w:p>
+      <w:pPr>
+        <w:pStyle w:val="BodyText"/>
+        <w:jc w:val="both"/>
+      </w:pPr>
       <w:r>
         <w:rPr>
           <w:b/>
@@ -356,14 +356,14 @@
         <w:rPr>
           <w:color w:val="000000"/>
         </w:rPr>
-        <w:t xml:space="preserve">En las opciones con vencimiento en octubre, la diferencia absoluta media entre integración posterior y sustitución por la media posterior es de $0.000745 por barril. En 2,381 observaciones ordenadas cronológicamente, el error absoluto medio es 2.6187 con volatilidad histórica y 0.1075 con volatilidad implícita anterior. En otra muestra de 97,341 observaciones, los errores respectivos son 0.8040 y 0.2184. Un modelo bayesiano con volatilidad implícita previa no mejora de forma concluyente la persistencia simple.</w:t>
-      </w:r>
-      <w:r>
-        <w:rPr>
-          <w:color w:val="000000"/>
-        </w:rPr>
-        <w:t xml:space="preserve"> </w:t>
-      </w:r>
+        <w:t xml:space="preserve">En 310 observaciones del vencimiento de octubre de 2026, la integración posterior y el uso de la media posterior de volatilidad difieren $0.000745 por barril en promedio. En 2,381 observaciones de 15 fechas, el error absoluto medio (MAE) es $2.6187 por barril con volatilidad histórica y $0.1075 con volatilidad implícita anterior. Otra comparación de 97,341 observaciones favorece la volatilidad implícita anterior (MAE de $0.2184 frente a $0.8040 por barril). Un modelo bayesiano no supera claramente el uso de la última volatilidad implícita.</w:t>
+      </w:r>
+    </w:p>
+    <w:p>
+      <w:pPr>
+        <w:pStyle w:val="BodyText"/>
+        <w:jc w:val="both"/>
+      </w:pPr>
       <w:r>
         <w:rPr>
           <w:b/>
@@ -382,14 +382,14 @@
         <w:rPr>
           <w:color w:val="000000"/>
         </w:rPr>
-        <w:t xml:space="preserve">Separar la integración posterior de la información usada para estimar la volatilidad.</w:t>
-      </w:r>
-      <w:r>
-        <w:rPr>
-          <w:color w:val="000000"/>
-        </w:rPr>
-        <w:t xml:space="preserve"> </w:t>
-      </w:r>
+        <w:t xml:space="preserve">Comparar fuentes de volatilidad antes de añadir complejidad.</w:t>
+      </w:r>
+    </w:p>
+    <w:p>
+      <w:pPr>
+        <w:pStyle w:val="BodyText"/>
+        <w:jc w:val="both"/>
+      </w:pPr>
       <w:r>
         <w:rPr>
           <w:b/>
@@ -408,14 +408,14 @@
         <w:rPr>
           <w:color w:val="000000"/>
         </w:rPr>
-        <w:t xml:space="preserve">Las liquidaciones, pocas fechas y los supuestos de valuación restringen la interpretación.</w:t>
-      </w:r>
-      <w:r>
-        <w:rPr>
-          <w:color w:val="000000"/>
-        </w:rPr>
-        <w:t xml:space="preserve"> </w:t>
-      </w:r>
+        <w:t xml:space="preserve">Los resultados dependen de precios de referencia, supuestos de valuación, pocas fechas originales y datos contemporáneos en la comparación ampliada.</w:t>
+      </w:r>
+    </w:p>
+    <w:p>
+      <w:pPr>
+        <w:pStyle w:val="BodyText"/>
+        <w:jc w:val="both"/>
+      </w:pPr>
       <w:r>
         <w:rPr>
           <w:b/>
@@ -434,14 +434,14 @@
         <w:rPr>
           <w:color w:val="000000"/>
         </w:rPr>
-        <w:t xml:space="preserve">Distinguimos correcciones puntuales, dispersión posterior e información de volatilidad.</w:t>
-      </w:r>
-      <w:r>
-        <w:rPr>
-          <w:color w:val="000000"/>
-        </w:rPr>
-        <w:t xml:space="preserve"> </w:t>
-      </w:r>
+        <w:t xml:space="preserve">Distinguimos integración posterior, elección de volatilidad e incertidumbre sobre los errores.</w:t>
+      </w:r>
+    </w:p>
+    <w:p>
+      <w:pPr>
+        <w:pStyle w:val="BodyText"/>
+        <w:jc w:val="both"/>
+      </w:pPr>
       <w:r>
         <w:rPr>
           <w:b/>
@@ -460,7 +460,7 @@
         <w:rPr>
           <w:color w:val="000000"/>
         </w:rPr>
-        <w:t xml:space="preserve">La fuente de volatilidad domina las diferencias de error observadas bajo los supuestos analizados.</w:t>
+        <w:t xml:space="preserve">La fuente de volatilidad afecta más los errores que la integración posterior.</w:t>
       </w:r>
     </w:p>
     <w:p>
@@ -521,103 +521,103 @@
         <w:rPr>
           <w:color w:val="000000"/>
         </w:rPr>
-        <w:t xml:space="preserve">WTI Average Price Options (APOs) allow market participants to manage</w:t>
-      </w:r>
-      <w:r>
-        <w:rPr>
-          <w:color w:val="000000"/>
-        </w:rPr>
-        <w:t xml:space="preserve"> </w:t>
-      </w:r>
-      <w:r>
-        <w:rPr>
-          <w:color w:val="000000"/>
-        </w:rPr>
-        <w:t xml:space="preserve">risk in an arithmetic average of first-nearby crude-oil futures</w:t>
-      </w:r>
-      <w:r>
-        <w:rPr>
-          <w:color w:val="000000"/>
-        </w:rPr>
-        <w:t xml:space="preserve"> </w:t>
-      </w:r>
-      <w:r>
-        <w:rPr>
-          <w:color w:val="000000"/>
-        </w:rPr>
-        <w:t xml:space="preserve">settlements rather than a single delivery-date price. Their</w:t>
-      </w:r>
-      <w:r>
-        <w:rPr>
-          <w:color w:val="000000"/>
-        </w:rPr>
-        <w:t xml:space="preserve"> </w:t>
-      </w:r>
-      <w:r>
-        <w:rPr>
-          <w:color w:val="000000"/>
-        </w:rPr>
-        <w:t xml:space="preserve">valuation depends on the option payoff, the futures information</w:t>
-      </w:r>
-      <w:r>
-        <w:rPr>
-          <w:color w:val="000000"/>
-        </w:rPr>
-        <w:t xml:space="preserve"> </w:t>
-      </w:r>
-      <w:r>
-        <w:rPr>
-          <w:color w:val="000000"/>
-        </w:rPr>
-        <w:t xml:space="preserve">available at the valuation date, and the volatility assumption.</w:t>
-      </w:r>
-      <w:r>
-        <w:rPr>
-          <w:color w:val="000000"/>
-        </w:rPr>
-        <w:t xml:space="preserve"> </w:t>
-      </w:r>
-      <w:r>
-        <w:rPr>
-          <w:color w:val="000000"/>
-        </w:rPr>
-        <w:t xml:space="preserve">Bayesian methods also allow uncertainty about volatility to enter</w:t>
-      </w:r>
-      <w:r>
-        <w:rPr>
-          <w:color w:val="000000"/>
-        </w:rPr>
-        <w:t xml:space="preserve"> </w:t>
-      </w:r>
-      <w:r>
-        <w:rPr>
-          <w:color w:val="000000"/>
-        </w:rPr>
-        <w:t xml:space="preserve">conditional theoretical values. But more elaborate posterior</w:t>
-      </w:r>
-      <w:r>
-        <w:rPr>
-          <w:color w:val="000000"/>
-        </w:rPr>
-        <w:t xml:space="preserve"> </w:t>
-      </w:r>
-      <w:r>
-        <w:rPr>
-          <w:color w:val="000000"/>
-        </w:rPr>
-        <w:t xml:space="preserve">computation need not improve a price if its underlying information</w:t>
-      </w:r>
-      <w:r>
-        <w:rPr>
-          <w:color w:val="000000"/>
-        </w:rPr>
-        <w:t xml:space="preserve"> </w:t>
-      </w:r>
-      <w:r>
-        <w:rPr>
-          <w:color w:val="000000"/>
-        </w:rPr>
-        <w:t xml:space="preserve">is poorly matched to the derivative being valued.</w:t>
+        <w:t xml:space="preserve">What matters more when pricing an option on the average price of crude</w:t>
+      </w:r>
+      <w:r>
+        <w:rPr>
+          <w:color w:val="000000"/>
+        </w:rPr>
+        <w:t xml:space="preserve"> </w:t>
+      </w:r>
+      <w:r>
+        <w:rPr>
+          <w:color w:val="000000"/>
+        </w:rPr>
+        <w:t xml:space="preserve">oil: allowing for uncertainty about volatility, or choosing a</w:t>
+      </w:r>
+      <w:r>
+        <w:rPr>
+          <w:color w:val="000000"/>
+        </w:rPr>
+        <w:t xml:space="preserve"> </w:t>
+      </w:r>
+      <w:r>
+        <w:rPr>
+          <w:color w:val="000000"/>
+        </w:rPr>
+        <w:t xml:space="preserve">volatility estimate informed by option prices? WTI Average Price</w:t>
+      </w:r>
+      <w:r>
+        <w:rPr>
+          <w:color w:val="000000"/>
+        </w:rPr>
+        <w:t xml:space="preserve"> </w:t>
+      </w:r>
+      <w:r>
+        <w:rPr>
+          <w:color w:val="000000"/>
+        </w:rPr>
+        <w:t xml:space="preserve">Options (APOs) hedge exposure to an arithmetic average of crude-oil</w:t>
+      </w:r>
+      <w:r>
+        <w:rPr>
+          <w:color w:val="000000"/>
+        </w:rPr>
+        <w:t xml:space="preserve"> </w:t>
+      </w:r>
+      <w:r>
+        <w:rPr>
+          <w:color w:val="000000"/>
+        </w:rPr>
+        <w:t xml:space="preserve">futures settlements, rather than a single price at expiry.</w:t>
+      </w:r>
+      <w:r>
+        <w:rPr>
+          <w:color w:val="000000"/>
+        </w:rPr>
+        <w:t xml:space="preserve"> </w:t>
+      </w:r>
+      <w:r>
+        <w:rPr>
+          <w:color w:val="000000"/>
+        </w:rPr>
+        <w:t xml:space="preserve">Their value depends on both the pricing model and its volatility</w:t>
+      </w:r>
+      <w:r>
+        <w:rPr>
+          <w:color w:val="000000"/>
+        </w:rPr>
+        <w:t xml:space="preserve"> </w:t>
+      </w:r>
+      <w:r>
+        <w:rPr>
+          <w:color w:val="000000"/>
+        </w:rPr>
+        <w:t xml:space="preserve">input. Bayesian methods account for uncertainty about that input,</w:t>
+      </w:r>
+      <w:r>
+        <w:rPr>
+          <w:color w:val="000000"/>
+        </w:rPr>
+        <w:t xml:space="preserve"> </w:t>
+      </w:r>
+      <w:r>
+        <w:rPr>
+          <w:color w:val="000000"/>
+        </w:rPr>
+        <w:t xml:space="preserve">but greater computational complexity does not necessarily produce</w:t>
+      </w:r>
+      <w:r>
+        <w:rPr>
+          <w:color w:val="000000"/>
+        </w:rPr>
+        <w:t xml:space="preserve"> </w:t>
+      </w:r>
+      <w:r>
+        <w:rPr>
+          <w:color w:val="000000"/>
+        </w:rPr>
+        <w:t xml:space="preserve">a more accurate conditional price.</w:t>
       </w:r>
     </w:p>
     <w:p>
@@ -629,55 +629,223 @@
         <w:rPr>
           <w:color w:val="000000"/>
         </w:rPr>
-        <w:t xml:space="preserve">Our distinction has three parts. First, posterior-integrated</w:t>
-      </w:r>
-      <w:r>
-        <w:rPr>
-          <w:color w:val="000000"/>
-        </w:rPr>
-        <w:t xml:space="preserve"> </w:t>
-      </w:r>
-      <w:r>
-        <w:rPr>
-          <w:color w:val="000000"/>
-        </w:rPr>
-        <w:t xml:space="preserve">pricing (PI) averages conditional values over the</w:t>
-      </w:r>
-      <w:r>
-        <w:rPr>
-          <w:color w:val="000000"/>
-        </w:rPr>
-        <w:t xml:space="preserve"> </w:t>
-      </w:r>
-      <w:r>
-        <w:rPr>
-          <w:color w:val="000000"/>
-        </w:rPr>
-        <w:t xml:space="preserve">volatility posterior, whereas posterior-mean plug-in</w:t>
-      </w:r>
-      <w:r>
-        <w:rPr>
-          <w:color w:val="000000"/>
-        </w:rPr>
-        <w:t xml:space="preserve"> </w:t>
-      </w:r>
-      <w:r>
-        <w:rPr>
-          <w:color w:val="000000"/>
-        </w:rPr>
-        <w:t xml:space="preserve">pricing (PM) evaluates the conditional value at one</w:t>
-      </w:r>
-      <w:r>
-        <w:rPr>
-          <w:color w:val="000000"/>
-        </w:rPr>
-        <w:t xml:space="preserve"> </w:t>
-      </w:r>
-      <w:r>
-        <w:rPr>
-          <w:color w:val="000000"/>
-        </w:rPr>
-        <w:t xml:space="preserve">posterior mean. Their difference concerns the</w:t>
+        <w:t xml:space="preserve">We separate three questions. First, how much does averaging</w:t>
+      </w:r>
+      <w:r>
+        <w:rPr>
+          <w:color w:val="000000"/>
+        </w:rPr>
+        <w:t xml:space="preserve"> </w:t>
+      </w:r>
+      <w:r>
+        <w:rPr>
+          <w:color w:val="000000"/>
+        </w:rPr>
+        <w:t xml:space="preserve">option prices over the volatility posterior change the price itself?</w:t>
+      </w:r>
+      <w:r>
+        <w:rPr>
+          <w:color w:val="000000"/>
+        </w:rPr>
+        <w:t xml:space="preserve"> </w:t>
+      </w:r>
+      <w:r>
+        <w:rPr>
+          <w:color w:val="000000"/>
+        </w:rPr>
+        <w:t xml:space="preserve">We call this posterior integration (PI), and compare it with pricing</w:t>
+      </w:r>
+      <w:r>
+        <w:rPr>
+          <w:color w:val="000000"/>
+        </w:rPr>
+        <w:t xml:space="preserve"> </w:t>
+      </w:r>
+      <w:r>
+        <w:rPr>
+          <w:color w:val="000000"/>
+        </w:rPr>
+        <w:t xml:space="preserve">at the posterior mean (PM). Second, how much does the chosen</w:t>
+      </w:r>
+      <w:r>
+        <w:rPr>
+          <w:color w:val="000000"/>
+        </w:rPr>
+        <w:t xml:space="preserve"> </w:t>
+      </w:r>
+      <w:r>
+        <w:rPr>
+          <w:color w:val="000000"/>
+        </w:rPr>
+        <w:t xml:space="preserve">volatility input affect pricing errors? Third, how accurately can</w:t>
+      </w:r>
+      <w:r>
+        <w:rPr>
+          <w:color w:val="000000"/>
+        </w:rPr>
+        <w:t xml:space="preserve"> </w:t>
+      </w:r>
+      <w:r>
+        <w:rPr>
+          <w:color w:val="000000"/>
+        </w:rPr>
+        <w:t xml:space="preserve">we describe errors relative to observed settlement prices?</w:t>
+      </w:r>
+      <w:r>
+        <w:rPr>
+          <w:color w:val="000000"/>
+        </w:rPr>
+        <w:t xml:space="preserve"> </w:t>
+      </w:r>
+      <w:r>
+        <w:rPr>
+          <w:color w:val="000000"/>
+        </w:rPr>
+        <w:t xml:space="preserve">The PI–PM difference, the spread of model prices across</w:t>
+      </w:r>
+      <w:r>
+        <w:rPr>
+          <w:color w:val="000000"/>
+        </w:rPr>
+        <w:t xml:space="preserve"> </w:t>
+      </w:r>
+      <w:r>
+        <w:rPr>
+          <w:color w:val="000000"/>
+        </w:rPr>
+        <w:t xml:space="preserve">the posterior, and an interval for settlement-price errors</w:t>
+      </w:r>
+      <w:r>
+        <w:rPr>
+          <w:color w:val="000000"/>
+        </w:rPr>
+        <w:t xml:space="preserve"> </w:t>
+      </w:r>
+      <w:r>
+        <w:rPr>
+          <w:color w:val="000000"/>
+        </w:rPr>
+        <w:t xml:space="preserve">are different quantities; none should stand in for another.</w:t>
+      </w:r>
+    </w:p>
+    <w:p>
+      <w:pPr>
+        <w:pStyle w:val="BodyText"/>
+        <w:jc w:val="both"/>
+      </w:pPr>
+      <w:r>
+        <w:rPr>
+          <w:color w:val="000000"/>
+        </w:rPr>
+        <w:t xml:space="preserve">We study these questions using 10 million simulated return</w:t>
+      </w:r>
+      <w:r>
+        <w:rPr>
+          <w:color w:val="000000"/>
+        </w:rPr>
+        <w:t xml:space="preserve"> </w:t>
+      </w:r>
+      <w:r>
+        <w:rPr>
+          <w:color w:val="000000"/>
+        </w:rPr>
+        <w:t xml:space="preserve">histories and two separate analyses of market data. Each</w:t>
+      </w:r>
+      <w:r>
+        <w:rPr>
+          <w:color w:val="000000"/>
+        </w:rPr>
+        <w:t xml:space="preserve"> </w:t>
+      </w:r>
+      <w:r>
+        <w:rPr>
+          <w:color w:val="000000"/>
+        </w:rPr>
+        <w:t xml:space="preserve">analysis has its own pricing model and information cutoff. The first uses individual Barchart</w:t>
+      </w:r>
+      <w:r>
+        <w:rPr>
+          <w:color w:val="000000"/>
+        </w:rPr>
+        <w:t xml:space="preserve"> </w:t>
+      </w:r>
+      <w:r>
+        <w:rPr>
+          <w:color w:val="000000"/>
+        </w:rPr>
+        <w:t xml:space="preserve">APO histories, a CL futures-curve-based one-factor</w:t>
+      </w:r>
+      <w:r>
+        <w:rPr>
+          <w:color w:val="000000"/>
+        </w:rPr>
+        <w:t xml:space="preserve"> </w:t>
+      </w:r>
+      <w:r>
+        <w:rPr>
+          <w:color w:val="000000"/>
+        </w:rPr>
+        <w:t xml:space="preserve">Asian option approximation, 310 October-expiry</w:t>
+      </w:r>
+      <w:r>
+        <w:rPr>
+          <w:color w:val="000000"/>
+        </w:rPr>
+        <w:t xml:space="preserve"> </w:t>
+      </w:r>
+      <w:r>
+        <w:rPr>
+          <w:color w:val="000000"/>
+        </w:rPr>
+        <w:t xml:space="preserve">contract-date observations in August–September 2026,</w:t>
+      </w:r>
+      <w:r>
+        <w:rPr>
+          <w:color w:val="000000"/>
+        </w:rPr>
+        <w:t xml:space="preserve"> </w:t>
+      </w:r>
+      <w:r>
+        <w:rPr>
+          <w:color w:val="000000"/>
+        </w:rPr>
+        <w:t xml:space="preserve">2,381 date-ordered conditional repricing observations across 15 dates,</w:t>
+      </w:r>
+      <w:r>
+        <w:rPr>
+          <w:color w:val="000000"/>
+        </w:rPr>
+        <w:t xml:space="preserve"> </w:t>
+      </w:r>
+      <w:r>
+        <w:rPr>
+          <w:color w:val="000000"/>
+        </w:rPr>
+        <w:t xml:space="preserve">and a 253-observation cross-instrument check using</w:t>
+      </w:r>
+      <w:r>
+        <w:rPr>
+          <w:color w:val="000000"/>
+        </w:rPr>
+        <w:t xml:space="preserve"> </w:t>
+      </w:r>
+      <w:r>
+        <w:rPr>
+          <w:color w:val="000000"/>
+        </w:rPr>
+        <w:t xml:space="preserve">earlier LO vanilla-WTI implied volatilities. The second</w:t>
+      </w:r>
+      <w:r>
+        <w:rPr>
+          <w:color w:val="000000"/>
+        </w:rPr>
+        <w:t xml:space="preserve"> </w:t>
+      </w:r>
+      <w:r>
+        <w:rPr>
+          <w:color w:val="000000"/>
+        </w:rPr>
+        <w:t xml:space="preserve">uses Databento AAO settlement records and a</w:t>
       </w:r>
       <w:r>
         <w:rPr>
@@ -691,85 +859,85 @@
           <w:iCs/>
           <w:color w:val="000000"/>
         </w:rPr>
-        <w:t xml:space="preserve">point price</w:t>
-      </w:r>
-      <w:r>
-        <w:rPr>
-          <w:color w:val="000000"/>
-        </w:rPr>
-        <w:t xml:space="preserve">; it does not equal the dispersion of</w:t>
-      </w:r>
-      <w:r>
-        <w:rPr>
-          <w:color w:val="000000"/>
-        </w:rPr>
-        <w:t xml:space="preserve"> </w:t>
-      </w:r>
-      <w:r>
-        <w:rPr>
-          <w:color w:val="000000"/>
-        </w:rPr>
-        <w:t xml:space="preserve">the conditional model-price distribution. Second, the</w:t>
-      </w:r>
-      <w:r>
-        <w:rPr>
-          <w:color w:val="000000"/>
-        </w:rPr>
-        <w:t xml:space="preserve"> </w:t>
-      </w:r>
-      <w:r>
-        <w:rPr>
-          <w:color w:val="000000"/>
-        </w:rPr>
-        <w:t xml:space="preserve">source of volatility information is an independent</w:t>
-      </w:r>
-      <w:r>
-        <w:rPr>
-          <w:color w:val="000000"/>
-        </w:rPr>
-        <w:t xml:space="preserve"> </w:t>
-      </w:r>
-      <w:r>
-        <w:rPr>
-          <w:color w:val="000000"/>
-        </w:rPr>
-        <w:t xml:space="preserve">empirical choice. Third, a posterior distribution for</w:t>
-      </w:r>
-      <w:r>
-        <w:rPr>
-          <w:color w:val="000000"/>
-        </w:rPr>
-        <w:t xml:space="preserve"> </w:t>
-      </w:r>
-      <w:r>
-        <w:rPr>
-          <w:color w:val="000000"/>
-        </w:rPr>
-        <w:t xml:space="preserve">model parameters and a predictive interval for actual</w:t>
-      </w:r>
-      <w:r>
-        <w:rPr>
-          <w:color w:val="000000"/>
-        </w:rPr>
-        <w:t xml:space="preserve"> </w:t>
-      </w:r>
-      <w:r>
-        <w:rPr>
-          <w:color w:val="000000"/>
-        </w:rPr>
-        <w:t xml:space="preserve">settlement-mark errors answer different uncertainty</w:t>
-      </w:r>
-      <w:r>
-        <w:rPr>
-          <w:color w:val="000000"/>
-        </w:rPr>
-        <w:t xml:space="preserve"> </w:t>
-      </w:r>
-      <w:r>
-        <w:rPr>
-          <w:color w:val="000000"/>
-        </w:rPr>
-        <w:t xml:space="preserve">questions and should not be presented interchangeably.</w:t>
+        <w:t xml:space="preserve">different</w:t>
+      </w:r>
+      <w:r>
+        <w:rPr>
+          <w:color w:val="000000"/>
+        </w:rPr>
+        <w:t xml:space="preserve">,</w:t>
+      </w:r>
+      <w:r>
+        <w:rPr>
+          <w:color w:val="000000"/>
+        </w:rPr>
+        <w:t xml:space="preserve"> </w:t>
+      </w:r>
+      <w:r>
+        <w:rPr>
+          <w:color w:val="000000"/>
+        </w:rPr>
+        <w:t xml:space="preserve">simplified pricing model that treats the terminal arithmetic</w:t>
+      </w:r>
+      <w:r>
+        <w:rPr>
+          <w:color w:val="000000"/>
+        </w:rPr>
+        <w:t xml:space="preserve"> </w:t>
+      </w:r>
+      <w:r>
+        <w:rPr>
+          <w:color w:val="000000"/>
+        </w:rPr>
+        <w:t xml:space="preserve">average as lognormal. It compares prices with 97,341</w:t>
+      </w:r>
+      <w:r>
+        <w:rPr>
+          <w:color w:val="000000"/>
+        </w:rPr>
+        <w:t xml:space="preserve"> </w:t>
+      </w:r>
+      <w:r>
+        <w:rPr>
+          <w:color w:val="000000"/>
+        </w:rPr>
+        <w:t xml:space="preserve">observations classified by the provider as actual settlements</w:t>
+      </w:r>
+      <w:r>
+        <w:rPr>
+          <w:color w:val="000000"/>
+        </w:rPr>
+        <w:t xml:space="preserve"> </w:t>
+      </w:r>
+      <w:r>
+        <w:rPr>
+          <w:color w:val="000000"/>
+        </w:rPr>
+        <w:t xml:space="preserve">across 189 dates. It also examines Bayesian estimates based on</w:t>
+      </w:r>
+      <w:r>
+        <w:rPr>
+          <w:color w:val="000000"/>
+        </w:rPr>
+        <w:t xml:space="preserve"> </w:t>
+      </w:r>
+      <w:r>
+        <w:rPr>
+          <w:color w:val="000000"/>
+        </w:rPr>
+        <w:t xml:space="preserve">earlier implied volatility and intervals for subsequent</w:t>
+      </w:r>
+      <w:r>
+        <w:rPr>
+          <w:color w:val="000000"/>
+        </w:rPr>
+        <w:t xml:space="preserve"> </w:t>
+      </w:r>
+      <w:r>
+        <w:rPr>
+          <w:color w:val="000000"/>
+        </w:rPr>
+        <w:t xml:space="preserve">settlement-price errors.</w:t>
       </w:r>
     </w:p>
     <w:p>
@@ -781,127 +949,765 @@
         <w:rPr>
           <w:color w:val="000000"/>
         </w:rPr>
-        <w:t xml:space="preserve">We examine those distinctions in a 10-million-history</w:t>
-      </w:r>
-      <w:r>
-        <w:rPr>
-          <w:color w:val="000000"/>
-        </w:rPr>
-        <w:t xml:space="preserve"> </w:t>
-      </w:r>
-      <w:r>
-        <w:rPr>
-          <w:color w:val="000000"/>
-        </w:rPr>
-        <w:t xml:space="preserve">synthetic study and in two observational exercises,</w:t>
-      </w:r>
-      <w:r>
-        <w:rPr>
-          <w:color w:val="000000"/>
-        </w:rPr>
-        <w:t xml:space="preserve"> </w:t>
-      </w:r>
-      <w:r>
-        <w:rPr>
-          <w:color w:val="000000"/>
-        </w:rPr>
-        <w:t xml:space="preserve">each reported with its own pricing assumptions and</w:t>
-      </w:r>
-      <w:r>
-        <w:rPr>
-          <w:color w:val="000000"/>
-        </w:rPr>
-        <w:t xml:space="preserve"> </w:t>
-      </w:r>
-      <w:r>
-        <w:rPr>
-          <w:color w:val="000000"/>
-        </w:rPr>
-        <w:t xml:space="preserve">information cutoffs. The first uses individual Barchart</w:t>
-      </w:r>
-      <w:r>
-        <w:rPr>
-          <w:color w:val="000000"/>
-        </w:rPr>
-        <w:t xml:space="preserve"> </w:t>
-      </w:r>
-      <w:r>
-        <w:rPr>
-          <w:color w:val="000000"/>
-        </w:rPr>
-        <w:t xml:space="preserve">APO histories, a CL futures-curve-based one-factor</w:t>
-      </w:r>
-      <w:r>
-        <w:rPr>
-          <w:color w:val="000000"/>
-        </w:rPr>
-        <w:t xml:space="preserve"> </w:t>
-      </w:r>
-      <w:r>
-        <w:rPr>
-          <w:color w:val="000000"/>
-        </w:rPr>
-        <w:t xml:space="preserve">Asian option approximation, 310 October-expiry</w:t>
-      </w:r>
-      <w:r>
-        <w:rPr>
-          <w:color w:val="000000"/>
-        </w:rPr>
-        <w:t xml:space="preserve"> </w:t>
-      </w:r>
-      <w:r>
-        <w:rPr>
-          <w:color w:val="000000"/>
-        </w:rPr>
-        <w:t xml:space="preserve">contract-date observations in August–September 2026,</w:t>
-      </w:r>
-      <w:r>
-        <w:rPr>
-          <w:color w:val="000000"/>
-        </w:rPr>
-        <w:t xml:space="preserve"> </w:t>
-      </w:r>
-      <w:r>
-        <w:rPr>
-          <w:color w:val="000000"/>
-        </w:rPr>
-        <w:t xml:space="preserve">2,381 date-ordered conditional repricing observations across 15 dates,</w:t>
-      </w:r>
-      <w:r>
-        <w:rPr>
-          <w:color w:val="000000"/>
-        </w:rPr>
-        <w:t xml:space="preserve"> </w:t>
-      </w:r>
-      <w:r>
-        <w:rPr>
-          <w:color w:val="000000"/>
-        </w:rPr>
-        <w:t xml:space="preserve">and a 253-observation cross-instrument check using</w:t>
-      </w:r>
-      <w:r>
-        <w:rPr>
-          <w:color w:val="000000"/>
-        </w:rPr>
-        <w:t xml:space="preserve"> </w:t>
-      </w:r>
-      <w:r>
-        <w:rPr>
-          <w:color w:val="000000"/>
-        </w:rPr>
-        <w:t xml:space="preserve">earlier LO vanilla-WTI implied volatilities. The second</w:t>
-      </w:r>
-      <w:r>
-        <w:rPr>
-          <w:color w:val="000000"/>
-        </w:rPr>
-        <w:t xml:space="preserve"> </w:t>
-      </w:r>
-      <w:r>
-        <w:rPr>
-          <w:color w:val="000000"/>
-        </w:rPr>
-        <w:t xml:space="preserve">uses a larger Databento AAO settlement archive and a</w:t>
+        <w:t xml:space="preserve">The results point to a practical distinction. In the original</w:t>
+      </w:r>
+      <w:r>
+        <w:rPr>
+          <w:color w:val="000000"/>
+        </w:rPr>
+        <w:t xml:space="preserve"> </w:t>
+      </w:r>
+      <w:r>
+        <w:rPr>
+          <w:color w:val="000000"/>
+        </w:rPr>
+        <w:t xml:space="preserve">study, integrating over historical volatility uncertainty changes</w:t>
+      </w:r>
+      <w:r>
+        <w:rPr>
+          <w:color w:val="000000"/>
+        </w:rPr>
+        <w:t xml:space="preserve"> </w:t>
+      </w:r>
+      <w:r>
+        <w:rPr>
+          <w:color w:val="000000"/>
+        </w:rPr>
+        <w:t xml:space="preserve">the point price very little. Using earlier option-implied</w:t>
+      </w:r>
+      <w:r>
+        <w:rPr>
+          <w:color w:val="000000"/>
+        </w:rPr>
+        <w:t xml:space="preserve"> </w:t>
+      </w:r>
+      <w:r>
+        <w:rPr>
+          <w:color w:val="000000"/>
+        </w:rPr>
+        <w:t xml:space="preserve">volatility instead of the tested historical estimates yields</w:t>
+      </w:r>
+      <w:r>
+        <w:rPr>
+          <w:color w:val="000000"/>
+        </w:rPr>
+        <w:t xml:space="preserve"> </w:t>
+      </w:r>
+      <w:r>
+        <w:rPr>
+          <w:color w:val="000000"/>
+        </w:rPr>
+        <w:t xml:space="preserve">much smaller errors relative to settlement-price proxies.</w:t>
+      </w:r>
+      <w:r>
+        <w:rPr>
+          <w:color w:val="000000"/>
+        </w:rPr>
+        <w:t xml:space="preserve"> </w:t>
+      </w:r>
+      <w:r>
+        <w:rPr>
+          <w:color w:val="000000"/>
+        </w:rPr>
+        <w:t xml:space="preserve">The separate, longer AAO study finds a similar ranking of</w:t>
+      </w:r>
+      <w:r>
+        <w:rPr>
+          <w:color w:val="000000"/>
+        </w:rPr>
+        <w:t xml:space="preserve"> </w:t>
+      </w:r>
+      <w:r>
+        <w:rPr>
+          <w:color w:val="000000"/>
+        </w:rPr>
+        <w:t xml:space="preserve">volatility inputs, but Bayesian updating of earlier implied</w:t>
+      </w:r>
+      <w:r>
+        <w:rPr>
+          <w:color w:val="000000"/>
+        </w:rPr>
+        <w:t xml:space="preserve"> </w:t>
+      </w:r>
+      <w:r>
+        <w:rPr>
+          <w:color w:val="000000"/>
+        </w:rPr>
+        <w:t xml:space="preserve">volatility does not reliably outperform carrying forward</w:t>
+      </w:r>
+      <w:r>
+        <w:rPr>
+          <w:color w:val="000000"/>
+        </w:rPr>
+        <w:t xml:space="preserve"> </w:t>
+      </w:r>
+      <w:r>
+        <w:rPr>
+          <w:color w:val="000000"/>
+        </w:rPr>
+        <w:t xml:space="preserve">the most recent observation. Its pricing-error intervals also fall below their stated</w:t>
+      </w:r>
+      <w:r>
+        <w:rPr>
+          <w:color w:val="000000"/>
+        </w:rPr>
+        <w:t xml:space="preserve"> </w:t>
+      </w:r>
+      <w:r>
+        <w:rPr>
+          <w:color w:val="000000"/>
+        </w:rPr>
+        <w:t xml:space="preserve">coverage levels in parts of 2026. These results are conditional:</w:t>
+      </w:r>
+      <w:r>
+        <w:rPr>
+          <w:color w:val="000000"/>
+        </w:rPr>
+        <w:t xml:space="preserve"> </w:t>
+      </w:r>
+      <w:r>
+        <w:rPr>
+          <w:color w:val="000000"/>
+        </w:rPr>
+        <w:t xml:space="preserve">some settlement prices may reflect exchange valuation models,</w:t>
+      </w:r>
+      <w:r>
+        <w:rPr>
+          <w:color w:val="000000"/>
+        </w:rPr>
+        <w:t xml:space="preserve"> </w:t>
+      </w:r>
+      <w:r>
+        <w:rPr>
+          <w:color w:val="000000"/>
+        </w:rPr>
+        <w:t xml:space="preserve">and the longer study uses other same-date option strikes to</w:t>
+      </w:r>
+      <w:r>
+        <w:rPr>
+          <w:color w:val="000000"/>
+        </w:rPr>
+        <w:t xml:space="preserve"> </w:t>
+      </w:r>
+      <w:r>
+        <w:rPr>
+          <w:color w:val="000000"/>
+        </w:rPr>
+        <w:t xml:space="preserve">estimate its pricing inputs. The two studies use different</w:t>
+      </w:r>
+      <w:r>
+        <w:rPr>
+          <w:color w:val="000000"/>
+        </w:rPr>
+        <w:t xml:space="preserve"> </w:t>
+      </w:r>
+      <w:r>
+        <w:rPr>
+          <w:color w:val="000000"/>
+        </w:rPr>
+        <w:t xml:space="preserve">models and must not be pooled as one sample.</w:t>
+      </w:r>
+    </w:p>
+    <w:p>
+      <w:pPr>
+        <w:pStyle w:val="BodyText"/>
+        <w:jc w:val="both"/>
+      </w:pPr>
+      <w:r>
+        <w:rPr>
+          <w:color w:val="000000"/>
+        </w:rPr>
+        <w:t xml:space="preserve">The contribution is an empirical comparison of what changes a</w:t>
+      </w:r>
+      <w:r>
+        <w:rPr>
+          <w:color w:val="000000"/>
+        </w:rPr>
+        <w:t xml:space="preserve"> </w:t>
+      </w:r>
+      <w:r>
+        <w:rPr>
+          <w:color w:val="000000"/>
+        </w:rPr>
+        <w:t xml:space="preserve">WTI average-price option valuation: integrating volatility</w:t>
+      </w:r>
+      <w:r>
+        <w:rPr>
+          <w:color w:val="000000"/>
+        </w:rPr>
+        <w:t xml:space="preserve"> </w:t>
+      </w:r>
+      <w:r>
+        <w:rPr>
+          <w:color w:val="000000"/>
+        </w:rPr>
+        <w:t xml:space="preserve">uncertainty or changing the volatility input. We also distinguish</w:t>
+      </w:r>
+      <w:r>
+        <w:rPr>
+          <w:color w:val="000000"/>
+        </w:rPr>
+        <w:t xml:space="preserve"> </w:t>
+      </w:r>
+      <w:r>
+        <w:rPr>
+          <w:color w:val="000000"/>
+        </w:rPr>
+        <w:t xml:space="preserve">uncertainty in model prices from uncertainty in observed pricing</w:t>
+      </w:r>
+      <w:r>
+        <w:rPr>
+          <w:color w:val="000000"/>
+        </w:rPr>
+        <w:t xml:space="preserve"> </w:t>
+      </w:r>
+      <w:r>
+        <w:rPr>
+          <w:color w:val="000000"/>
+        </w:rPr>
+        <w:t xml:space="preserve">errors. The comparison provides a practical test of whether additional</w:t>
+      </w:r>
+      <w:r>
+        <w:rPr>
+          <w:color w:val="000000"/>
+        </w:rPr>
+        <w:t xml:space="preserve"> </w:t>
+      </w:r>
+      <w:r>
+        <w:rPr>
+          <w:color w:val="000000"/>
+        </w:rPr>
+        <w:t xml:space="preserve">Bayesian modeling improves conditional pricing. We keep the</w:t>
+      </w:r>
+      <w:r>
+        <w:rPr>
+          <w:color w:val="000000"/>
+        </w:rPr>
+        <w:t xml:space="preserve"> </w:t>
+      </w:r>
+      <w:r>
+        <w:rPr>
+          <w:color w:val="000000"/>
+        </w:rPr>
+        <w:t xml:space="preserve">limitations of settlement data and model assumptions explicit.</w:t>
+      </w:r>
+    </w:p>
+    <w:p>
+      <w:pPr>
+        <w:pStyle w:val="Heading1"/>
+      </w:pPr>
+      <w:r>
+        <w:rPr>
+          <w:rFonts w:ascii="Times New Roman" w:hAnsi="Times New Roman"/>
+          <w:b/>
+          <w:color w:val="000000"/>
+          <w:sz w:val="24"/>
+        </w:rPr>
+        <w:t>2. Literature review</w:t>
+      </w:r>
+    </w:p>
+    <w:p>
+      <w:pPr>
+        <w:pStyle w:val="BodyText"/>
+        <w:jc w:val="both"/>
+      </w:pPr>
+      <w:r>
+        <w:rPr>
+          <w:color w:val="000000"/>
+        </w:rPr>
+        <w:t xml:space="preserve">Asian options depend on a price average rather than a single terminal</w:t>
+      </w:r>
+      <w:r>
+        <w:rPr>
+          <w:color w:val="000000"/>
+        </w:rPr>
+        <w:t xml:space="preserve"> </w:t>
+      </w:r>
+      <w:r>
+        <w:rPr>
+          <w:color w:val="000000"/>
+        </w:rPr>
+        <w:t xml:space="preserve">price. Geometric-average approaches and conditioning approximations</w:t>
+      </w:r>
+      <w:r>
+        <w:rPr>
+          <w:color w:val="000000"/>
+        </w:rPr>
+        <w:t xml:space="preserve"> </w:t>
+      </w:r>
+      <w:r>
+        <w:rPr>
+          <w:color w:val="000000"/>
+        </w:rPr>
+        <w:t xml:space="preserve">are long-established tools for computing arithmetic-average</w:t>
+      </w:r>
+      <w:r>
+        <w:rPr>
+          <w:color w:val="000000"/>
+        </w:rPr>
+        <w:t xml:space="preserve"> </w:t>
+      </w:r>
+      <w:r>
+        <w:rPr>
+          <w:color w:val="000000"/>
+        </w:rPr>
+        <w:t xml:space="preserve">option values</w:t>
+      </w:r>
+      <w:r>
+        <w:rPr>
+          <w:color w:val="000000"/>
+        </w:rPr>
+        <w:t xml:space="preserve"> </w:t>
+      </w:r>
+      <w:r>
+        <w:rPr>
+          <w:color w:val="000000"/>
+        </w:rPr>
+        <w:t xml:space="preserve">(Curran, 1994; Kemna &amp; Vorst, 1990)</w:t>
+      </w:r>
+      <w:r>
+        <w:rPr>
+          <w:color w:val="000000"/>
+        </w:rPr>
+        <w:t xml:space="preserve">. REMEF has</w:t>
+      </w:r>
+      <w:r>
+        <w:rPr>
+          <w:color w:val="000000"/>
+        </w:rPr>
+        <w:t xml:space="preserve"> </w:t>
+      </w:r>
+      <w:r>
+        <w:rPr>
+          <w:color w:val="000000"/>
+        </w:rPr>
+        <w:t xml:space="preserve">published related Asian-option work:</w:t>
+      </w:r>
+      <w:r>
+        <w:rPr>
+          <w:color w:val="000000"/>
+        </w:rPr>
+        <w:t xml:space="preserve"> </w:t>
+      </w:r>
+      <w:r>
+        <w:rPr>
+          <w:color w:val="000000"/>
+        </w:rPr>
+        <w:t xml:space="preserve">Matías González et al. (2019)</w:t>
+      </w:r>
+      <w:r>
+        <w:rPr>
+          <w:color w:val="000000"/>
+        </w:rPr>
+        <w:t xml:space="preserve"> </w:t>
+      </w:r>
+      <w:r>
+        <w:rPr>
+          <w:color w:val="000000"/>
+        </w:rPr>
+        <w:t xml:space="preserve">study a stochastic optimal consumption/investment framework with</w:t>
+      </w:r>
+      <w:r>
+        <w:rPr>
+          <w:color w:val="000000"/>
+        </w:rPr>
+        <w:t xml:space="preserve"> </w:t>
+      </w:r>
+      <w:r>
+        <w:rPr>
+          <w:color w:val="000000"/>
+        </w:rPr>
+        <w:t xml:space="preserve">Asian-option valuation, whereas</w:t>
+      </w:r>
+      <w:r>
+        <w:rPr>
+          <w:color w:val="000000"/>
+        </w:rPr>
+        <w:t xml:space="preserve"> </w:t>
+      </w:r>
+      <w:r>
+        <w:rPr>
+          <w:color w:val="000000"/>
+        </w:rPr>
+        <w:t xml:space="preserve">Ortiz Ramírez &amp; Jiménez Preciado (2026)</w:t>
+      </w:r>
+      <w:r>
+        <w:rPr>
+          <w:color w:val="000000"/>
+        </w:rPr>
+        <w:t xml:space="preserve"> </w:t>
+      </w:r>
+      <w:r>
+        <w:rPr>
+          <w:color w:val="000000"/>
+        </w:rPr>
+        <w:t xml:space="preserve">apply</w:t>
+      </w:r>
+      <w:r>
+        <w:rPr>
+          <w:color w:val="000000"/>
+        </w:rPr>
+        <w:t xml:space="preserve"> </w:t>
+      </w:r>
+      <w:r>
+        <w:rPr>
+          <w:color w:val="000000"/>
+        </w:rPr>
+        <w:t xml:space="preserve">realized volatility and mean reversion to the CEMEXCPO setting.</w:t>
+      </w:r>
+      <w:r>
+        <w:rPr>
+          <w:color w:val="000000"/>
+        </w:rPr>
+        <w:t xml:space="preserve"> </w:t>
+      </w:r>
+      <w:r>
+        <w:rPr>
+          <w:color w:val="000000"/>
+        </w:rPr>
+        <w:t xml:space="preserve">Neither compares the effect of averaging over a volatility posterior with the effect of using different volatility inputs to price WTI average-price options.</w:t>
+      </w:r>
+    </w:p>
+    <w:p>
+      <w:pPr>
+        <w:pStyle w:val="BodyText"/>
+        <w:jc w:val="both"/>
+      </w:pPr>
+      <w:r>
+        <w:rPr>
+          <w:color w:val="000000"/>
+        </w:rPr>
+        <w:t xml:space="preserve">Bayesian option pricing is also well established.</w:t>
+      </w:r>
+      <w:r>
+        <w:rPr>
+          <w:color w:val="000000"/>
+        </w:rPr>
+        <w:t xml:space="preserve"> </w:t>
+      </w:r>
+      <w:r>
+        <w:rPr>
+          <w:color w:val="000000"/>
+        </w:rPr>
+        <w:t xml:space="preserve">Guidolin &amp; Timmermann (2003)</w:t>
+      </w:r>
+      <w:r>
+        <w:rPr>
+          <w:color w:val="000000"/>
+        </w:rPr>
+        <w:t xml:space="preserve"> </w:t>
+      </w:r>
+      <w:r>
+        <w:rPr>
+          <w:color w:val="000000"/>
+        </w:rPr>
+        <w:t xml:space="preserve">study learning and option-price dynamics, while</w:t>
+      </w:r>
+      <w:r>
+        <w:rPr>
+          <w:color w:val="000000"/>
+        </w:rPr>
+        <w:t xml:space="preserve"> </w:t>
+      </w:r>
+      <w:r>
+        <w:rPr>
+          <w:color w:val="000000"/>
+        </w:rPr>
+        <w:t xml:space="preserve">Rombouts &amp; Stentoft (2014)</w:t>
+      </w:r>
+      <w:r>
+        <w:rPr>
+          <w:color w:val="000000"/>
+        </w:rPr>
+        <w:t xml:space="preserve"> </w:t>
+      </w:r>
+      <w:r>
+        <w:rPr>
+          <w:color w:val="000000"/>
+        </w:rPr>
+        <w:t xml:space="preserve">report a small effect of parameter</w:t>
+      </w:r>
+      <w:r>
+        <w:rPr>
+          <w:color w:val="000000"/>
+        </w:rPr>
+        <w:t xml:space="preserve"> </w:t>
+      </w:r>
+      <w:r>
+        <w:rPr>
+          <w:color w:val="000000"/>
+        </w:rPr>
+        <w:t xml:space="preserve">uncertainty on pricing errors in their equity-option setting.</w:t>
+      </w:r>
+      <w:r>
+        <w:rPr>
+          <w:color w:val="000000"/>
+        </w:rPr>
+        <w:t xml:space="preserve"> </w:t>
+      </w:r>
+      <w:r>
+        <w:rPr>
+          <w:color w:val="000000"/>
+        </w:rPr>
+        <w:t xml:space="preserve">More recently,</w:t>
+      </w:r>
+      <w:r>
+        <w:rPr>
+          <w:color w:val="000000"/>
+        </w:rPr>
+        <w:t xml:space="preserve"> </w:t>
+      </w:r>
+      <w:r>
+        <w:rPr>
+          <w:color w:val="000000"/>
+        </w:rPr>
+        <w:t xml:space="preserve">Sagor et al. (2026)</w:t>
+      </w:r>
+      <w:r>
+        <w:rPr>
+          <w:color w:val="000000"/>
+        </w:rPr>
+        <w:t xml:space="preserve"> </w:t>
+      </w:r>
+      <w:r>
+        <w:rPr>
+          <w:color w:val="000000"/>
+        </w:rPr>
+        <w:t xml:space="preserve">propagate Bayesian</w:t>
+      </w:r>
+      <w:r>
+        <w:rPr>
+          <w:color w:val="000000"/>
+        </w:rPr>
+        <w:t xml:space="preserve"> </w:t>
+      </w:r>
+      <w:r>
+        <w:rPr>
+          <w:color w:val="000000"/>
+        </w:rPr>
+        <w:t xml:space="preserve">uncertainty into illustrative European-option prices, including</w:t>
+      </w:r>
+      <w:r>
+        <w:rPr>
+          <w:color w:val="000000"/>
+        </w:rPr>
+        <w:t xml:space="preserve"> </w:t>
+      </w:r>
+      <w:r>
+        <w:rPr>
+          <w:color w:val="000000"/>
+        </w:rPr>
+        <w:t xml:space="preserve">a WTI example. Those studies do not make the same comparison for WTI</w:t>
+      </w:r>
+      <w:r>
+        <w:rPr>
+          <w:color w:val="000000"/>
+        </w:rPr>
+        <w:t xml:space="preserve"> </w:t>
+      </w:r>
+      <w:r>
+        <w:rPr>
+          <w:color w:val="000000"/>
+        </w:rPr>
+        <w:t xml:space="preserve">average-price options. Our contribution is not a new method of</w:t>
+      </w:r>
+      <w:r>
+        <w:rPr>
+          <w:color w:val="000000"/>
+        </w:rPr>
+        <w:t xml:space="preserve"> </w:t>
+      </w:r>
+      <w:r>
+        <w:rPr>
+          <w:color w:val="000000"/>
+        </w:rPr>
+        <w:t xml:space="preserve">posterior integration. It is a direct comparison of posterior</w:t>
+      </w:r>
+      <w:r>
+        <w:rPr>
+          <w:color w:val="000000"/>
+        </w:rPr>
+        <w:t xml:space="preserve"> </w:t>
+      </w:r>
+      <w:r>
+        <w:rPr>
+          <w:color w:val="000000"/>
+        </w:rPr>
+        <w:t xml:space="preserve">integration, earlier option-implied volatility, and a simple</w:t>
+      </w:r>
+      <w:r>
+        <w:rPr>
+          <w:color w:val="000000"/>
+        </w:rPr>
+        <w:t xml:space="preserve"> </w:t>
+      </w:r>
+      <w:r>
+        <w:rPr>
+          <w:color w:val="000000"/>
+        </w:rPr>
+        <w:t xml:space="preserve">benchmark that carries forward the last observed implied volatility.</w:t>
+      </w:r>
+    </w:p>
+    <w:p>
+      <w:pPr>
+        <w:pStyle w:val="BodyText"/>
+        <w:jc w:val="both"/>
+      </w:pPr>
+      <w:r>
+        <w:rPr>
+          <w:color w:val="000000"/>
+        </w:rPr>
+        <w:t xml:space="preserve">WTI APOs provide a different test setting. Market-specific</w:t>
+      </w:r>
+      <w:r>
+        <w:rPr>
+          <w:color w:val="000000"/>
+        </w:rPr>
+        <w:t xml:space="preserve"> </w:t>
+      </w:r>
+      <w:r>
+        <w:rPr>
+          <w:color w:val="000000"/>
+        </w:rPr>
+        <w:t xml:space="preserve">models may account for stochastic convenience yields, jumps</w:t>
+      </w:r>
+      <w:r>
+        <w:rPr>
+          <w:color w:val="000000"/>
+        </w:rPr>
+        <w:t xml:space="preserve"> </w:t>
+      </w:r>
+      <w:r>
+        <w:rPr>
+          <w:color w:val="000000"/>
+        </w:rPr>
+        <w:t xml:space="preserve">or richer futures dynamics</w:t>
+      </w:r>
+      <w:r>
+        <w:rPr>
+          <w:color w:val="000000"/>
+        </w:rPr>
+        <w:t xml:space="preserve"> </w:t>
+      </w:r>
+      <w:r>
+        <w:rPr>
+          <w:color w:val="000000"/>
+        </w:rPr>
+        <w:t xml:space="preserve">(Ewald et al., 2023; Schwartz, 1997; Shiraya &amp; Takahashi, 2011)</w:t>
+      </w:r>
+      <w:r>
+        <w:rPr>
+          <w:color w:val="000000"/>
+        </w:rPr>
+        <w:t xml:space="preserve">.</w:t>
+      </w:r>
+      <w:r>
+        <w:rPr>
+          <w:color w:val="000000"/>
+        </w:rPr>
+        <w:t xml:space="preserve"> </w:t>
+      </w:r>
+      <w:r>
+        <w:rPr>
+          <w:color w:val="000000"/>
+        </w:rPr>
+        <w:t xml:space="preserve">We hold the one-factor option-pricing benchmark fixed in</w:t>
+      </w:r>
+      <w:r>
+        <w:rPr>
+          <w:color w:val="000000"/>
+        </w:rPr>
+        <w:t xml:space="preserve"> </w:t>
+      </w:r>
+      <w:r>
+        <w:rPr>
+          <w:color w:val="000000"/>
+        </w:rPr>
+        <w:t xml:space="preserve">the original analysis, so the influence of volatility</w:t>
+      </w:r>
+      <w:r>
+        <w:rPr>
+          <w:color w:val="000000"/>
+        </w:rPr>
+        <w:t xml:space="preserve"> </w:t>
+      </w:r>
+      <w:r>
+        <w:rPr>
+          <w:color w:val="000000"/>
+        </w:rPr>
+        <w:t xml:space="preserve">information is not conflated with changes in the dynamics</w:t>
+      </w:r>
+      <w:r>
+        <w:rPr>
+          <w:color w:val="000000"/>
+        </w:rPr>
+        <w:t xml:space="preserve"> </w:t>
+      </w:r>
+      <w:r>
+        <w:rPr>
+          <w:color w:val="000000"/>
+        </w:rPr>
+        <w:t xml:space="preserve">of the commodity futures curve. This comparison focuses on the volatility input rather than</w:t>
+      </w:r>
+      <w:r>
+        <w:rPr>
+          <w:color w:val="000000"/>
+        </w:rPr>
+        <w:t xml:space="preserve"> </w:t>
+      </w:r>
+      <w:r>
+        <w:rPr>
+          <w:color w:val="000000"/>
+        </w:rPr>
+        <w:t xml:space="preserve">on selecting a more complex model for crude-oil futures.</w:t>
+      </w:r>
+    </w:p>
+    <w:p>
+      <w:pPr>
+        <w:pStyle w:val="BodyText"/>
+        <w:jc w:val="both"/>
+      </w:pPr>
+      <w:r>
+        <w:rPr>
+          <w:color w:val="000000"/>
+        </w:rPr>
+        <w:t xml:space="preserve">The distinction between historical and option-implied information</w:t>
+      </w:r>
+      <w:r>
+        <w:rPr>
+          <w:color w:val="000000"/>
+        </w:rPr>
+        <w:t xml:space="preserve"> </w:t>
+      </w:r>
+      <w:r>
+        <w:rPr>
+          <w:color w:val="000000"/>
+        </w:rPr>
+        <w:t xml:space="preserve">is important.</w:t>
+      </w:r>
+      <w:r>
+        <w:rPr>
+          <w:color w:val="000000"/>
+        </w:rPr>
+        <w:t xml:space="preserve"> </w:t>
+      </w:r>
+      <w:r>
+        <w:rPr>
+          <w:color w:val="000000"/>
+        </w:rPr>
+        <w:t xml:space="preserve">Gilder &amp; Tsiaras (2020)</w:t>
+      </w:r>
+      <w:r>
+        <w:rPr>
+          <w:color w:val="000000"/>
+        </w:rPr>
+        <w:t xml:space="preserve"> </w:t>
+      </w:r>
+      <w:r>
+        <w:rPr>
+          <w:color w:val="000000"/>
+        </w:rPr>
+        <w:t xml:space="preserve">study forecasts of</w:t>
       </w:r>
       <w:r>
         <w:rPr>
@@ -915,169 +1721,31 @@
           <w:iCs/>
           <w:color w:val="000000"/>
         </w:rPr>
-        <w:t xml:space="preserve">different</w:t>
-      </w:r>
-      <w:r>
-        <w:rPr>
-          <w:color w:val="000000"/>
-        </w:rPr>
-        <w:t xml:space="preserve">, reduced-form lognormal</w:t>
-      </w:r>
-      <w:r>
-        <w:rPr>
-          <w:color w:val="000000"/>
-        </w:rPr>
-        <w:t xml:space="preserve"> </w:t>
-      </w:r>
-      <w:r>
-        <w:rPr>
-          <w:color w:val="000000"/>
-        </w:rPr>
-        <w:t xml:space="preserve">terminal-average pricing approximation. The second</w:t>
-      </w:r>
-      <w:r>
-        <w:rPr>
-          <w:color w:val="000000"/>
-        </w:rPr>
-        <w:t xml:space="preserve"> </w:t>
-      </w:r>
-      <w:r>
-        <w:rPr>
-          <w:color w:val="000000"/>
-        </w:rPr>
-        <w:t xml:space="preserve">exercise evaluates 97,341 actual-flagged settlement</w:t>
-      </w:r>
-      <w:r>
-        <w:rPr>
-          <w:color w:val="000000"/>
-        </w:rPr>
-        <w:t xml:space="preserve"> </w:t>
-      </w:r>
-      <w:r>
-        <w:rPr>
-          <w:color w:val="000000"/>
-        </w:rPr>
-        <w:t xml:space="preserve">marks on 189 dates and includes prior-date</w:t>
-      </w:r>
-      <w:r>
-        <w:rPr>
-          <w:color w:val="000000"/>
-        </w:rPr>
-        <w:t xml:space="preserve"> </w:t>
-      </w:r>
-      <w:r>
-        <w:rPr>
-          <w:color w:val="000000"/>
-        </w:rPr>
-        <w:t xml:space="preserve">market-IV Bayesian forecasting and retrospective</w:t>
-      </w:r>
-      <w:r>
-        <w:rPr>
-          <w:color w:val="000000"/>
-        </w:rPr>
-        <w:t xml:space="preserve"> </w:t>
-      </w:r>
-      <w:r>
-        <w:rPr>
-          <w:color w:val="000000"/>
-        </w:rPr>
-        <w:t xml:space="preserve">pricing-residual interval calibration.</w:t>
-      </w:r>
-    </w:p>
-    <w:p>
-      <w:pPr>
-        <w:pStyle w:val="BodyText"/>
-        <w:jc w:val="both"/>
-      </w:pPr>
-      <w:r>
-        <w:rPr>
-          <w:color w:val="000000"/>
-        </w:rPr>
-        <w:t xml:space="preserve">The central empirical finding is not that a</w:t>
-      </w:r>
-      <w:r>
-        <w:rPr>
-          <w:color w:val="000000"/>
-        </w:rPr>
-        <w:t xml:space="preserve"> </w:t>
-      </w:r>
-      <w:r>
-        <w:rPr>
-          <w:color w:val="000000"/>
-        </w:rPr>
-        <w:t xml:space="preserve">particular Bayesian prior dominates. In the</w:t>
-      </w:r>
-      <w:r>
-        <w:rPr>
-          <w:color w:val="000000"/>
-        </w:rPr>
-        <w:t xml:space="preserve"> </w:t>
-      </w:r>
-      <w:r>
-        <w:rPr>
-          <w:color w:val="000000"/>
-        </w:rPr>
-        <w:t xml:space="preserve">original analysis, historical-volatility posterior</w:t>
-      </w:r>
-      <w:r>
-        <w:rPr>
-          <w:color w:val="000000"/>
-        </w:rPr>
-        <w:t xml:space="preserve"> </w:t>
-      </w:r>
-      <w:r>
-        <w:rPr>
-          <w:color w:val="000000"/>
-        </w:rPr>
-        <w:t xml:space="preserve">integration changes point prices little while</w:t>
-      </w:r>
-      <w:r>
-        <w:rPr>
-          <w:color w:val="000000"/>
-        </w:rPr>
-        <w:t xml:space="preserve"> </w:t>
-      </w:r>
-      <w:r>
-        <w:rPr>
-          <w:color w:val="000000"/>
-        </w:rPr>
-        <w:t xml:space="preserve">earlier option-implied volatility substantially</w:t>
-      </w:r>
-      <w:r>
-        <w:rPr>
-          <w:color w:val="000000"/>
-        </w:rPr>
-        <w:t xml:space="preserve"> </w:t>
-      </w:r>
-      <w:r>
-        <w:rPr>
-          <w:color w:val="000000"/>
-        </w:rPr>
-        <w:t xml:space="preserve">reduces the errors of the tested historical</w:t>
-      </w:r>
-      <w:r>
-        <w:rPr>
-          <w:color w:val="000000"/>
-        </w:rPr>
-        <w:t xml:space="preserve"> </w:t>
-      </w:r>
-      <w:r>
-        <w:rPr>
-          <w:color w:val="000000"/>
-        </w:rPr>
-        <w:t xml:space="preserve">volatility inputs. The distinct longer-date AAO</w:t>
-      </w:r>
-      <w:r>
-        <w:rPr>
-          <w:color w:val="000000"/>
-        </w:rPr>
-        <w:t xml:space="preserve"> </w:t>
-      </w:r>
-      <w:r>
-        <w:rPr>
-          <w:color w:val="000000"/>
-        </w:rPr>
-        <w:t xml:space="preserve">exercise confirms the importance of the volatility</w:t>
+        <w:t xml:space="preserve">subsequent realized crude-oil volatility</w:t>
+      </w:r>
+      <w:r>
+        <w:rPr>
+          <w:color w:val="000000"/>
+        </w:rPr>
+        <w:t xml:space="preserve"> </w:t>
+      </w:r>
+      <w:r>
+        <w:rPr>
+          <w:color w:val="000000"/>
+        </w:rPr>
+        <w:t xml:space="preserve">extracted from</w:t>
+      </w:r>
+      <w:r>
+        <w:rPr>
+          <w:color w:val="000000"/>
+        </w:rPr>
+        <w:t xml:space="preserve"> </w:t>
+      </w:r>
+      <w:r>
+        <w:rPr>
+          <w:color w:val="000000"/>
+        </w:rPr>
+        <w:t xml:space="preserve">option prices. We study errors in pricing WTI</w:t>
       </w:r>
       <w:r>
         <w:rPr>
@@ -1091,974 +1759,90 @@
           <w:iCs/>
           <w:color w:val="000000"/>
         </w:rPr>
-        <w:t xml:space="preserve">information source</w:t>
-      </w:r>
-      <w:r>
-        <w:rPr>
-          <w:color w:val="000000"/>
-        </w:rPr>
-        <w:t xml:space="preserve"> </w:t>
-      </w:r>
-      <w:r>
-        <w:rPr>
-          <w:color w:val="000000"/>
-        </w:rPr>
-        <w:t xml:space="preserve">but shows no reliable gain</w:t>
-      </w:r>
-      <w:r>
-        <w:rPr>
-          <w:color w:val="000000"/>
-        </w:rPr>
-        <w:t xml:space="preserve"> </w:t>
-      </w:r>
-      <w:r>
-        <w:rPr>
-          <w:color w:val="000000"/>
-        </w:rPr>
-        <w:t xml:space="preserve">from Bayesian market-IV integration over carrying</w:t>
-      </w:r>
-      <w:r>
-        <w:rPr>
-          <w:color w:val="000000"/>
-        </w:rPr>
-        <w:t xml:space="preserve"> </w:t>
-      </w:r>
-      <w:r>
-        <w:rPr>
-          <w:color w:val="000000"/>
-        </w:rPr>
-        <w:t xml:space="preserve">forward the previous implied volatility. Its</w:t>
-      </w:r>
-      <w:r>
-        <w:rPr>
-          <w:color w:val="000000"/>
-        </w:rPr>
-        <w:t xml:space="preserve"> </w:t>
-      </w:r>
-      <w:r>
-        <w:rPr>
-          <w:color w:val="000000"/>
-        </w:rPr>
-        <w:t xml:space="preserve">uncertainty-calibration comparison also reveals</w:t>
-      </w:r>
-      <w:r>
-        <w:rPr>
-          <w:color w:val="000000"/>
-        </w:rPr>
-        <w:t xml:space="preserve"> </w:t>
-      </w:r>
-      <w:r>
-        <w:rPr>
-          <w:color w:val="000000"/>
-        </w:rPr>
-        <w:t xml:space="preserve">severe undercoverage in part of 2026. These</w:t>
-      </w:r>
-      <w:r>
-        <w:rPr>
-          <w:color w:val="000000"/>
-        </w:rPr>
-        <w:t xml:space="preserve"> </w:t>
-      </w:r>
-      <w:r>
-        <w:rPr>
-          <w:color w:val="000000"/>
-        </w:rPr>
-        <w:t xml:space="preserve">results are conditional: some settlement</w:t>
-      </w:r>
-      <w:r>
-        <w:rPr>
-          <w:color w:val="000000"/>
-        </w:rPr>
-        <w:t xml:space="preserve"> </w:t>
-      </w:r>
-      <w:r>
-        <w:rPr>
-          <w:color w:val="000000"/>
-        </w:rPr>
-        <w:t xml:space="preserve">observations may be derived from an exchange</w:t>
-      </w:r>
-      <w:r>
-        <w:rPr>
-          <w:color w:val="000000"/>
-        </w:rPr>
-        <w:t xml:space="preserve"> </w:t>
-      </w:r>
-      <w:r>
-        <w:rPr>
-          <w:color w:val="000000"/>
-        </w:rPr>
-        <w:t xml:space="preserve">valuation model, and the extended analysis uses</w:t>
-      </w:r>
-      <w:r>
-        <w:rPr>
-          <w:color w:val="000000"/>
-        </w:rPr>
-        <w:t xml:space="preserve"> </w:t>
-      </w:r>
-      <w:r>
-        <w:rPr>
-          <w:color w:val="000000"/>
-        </w:rPr>
-        <w:t xml:space="preserve">same-day</w:t>
-      </w:r>
-      <w:r>
-        <w:rPr>
-          <w:color w:val="000000"/>
-        </w:rPr>
-        <w:t xml:space="preserve"> </w:t>
-      </w:r>
-      <w:r>
-        <w:rPr>
-          <w:i/>
-          <w:iCs/>
-          <w:color w:val="000000"/>
-        </w:rPr>
-        <w:t xml:space="preserve">disjoint-strike</w:t>
-      </w:r>
-      <w:r>
-        <w:rPr>
-          <w:color w:val="000000"/>
-        </w:rPr>
-        <w:t xml:space="preserve"> </w:t>
-      </w:r>
-      <w:r>
-        <w:rPr>
-          <w:color w:val="000000"/>
-        </w:rPr>
-        <w:t xml:space="preserve">parity inputs.</w:t>
-      </w:r>
-      <w:r>
-        <w:rPr>
-          <w:color w:val="000000"/>
-        </w:rPr>
-        <w:t xml:space="preserve"> </w:t>
-      </w:r>
-      <w:r>
-        <w:rPr>
-          <w:color w:val="000000"/>
-        </w:rPr>
-        <w:t xml:space="preserve">The two empirical cohorts cannot be pooled as</w:t>
-      </w:r>
-      <w:r>
-        <w:rPr>
-          <w:color w:val="000000"/>
-        </w:rPr>
-        <w:t xml:space="preserve"> </w:t>
-      </w:r>
-      <w:r>
-        <w:rPr>
-          <w:color w:val="000000"/>
-        </w:rPr>
-        <w:t xml:space="preserve">if they came from one identical model.</w:t>
-      </w:r>
-    </w:p>
-    <w:p>
-      <w:pPr>
-        <w:pStyle w:val="BodyText"/>
+        <w:t xml:space="preserve">average-price options</w:t>
+      </w:r>
+      <w:r>
+        <w:rPr>
+          <w:color w:val="000000"/>
+        </w:rPr>
+        <w:t xml:space="preserve"> </w:t>
+      </w:r>
+      <w:r>
+        <w:rPr>
+          <w:color w:val="000000"/>
+        </w:rPr>
+        <w:t xml:space="preserve">at later valuation dates. Volatility inferred from option prices need not match</w:t>
+      </w:r>
+      <w:r>
+        <w:rPr>
+          <w:color w:val="000000"/>
+        </w:rPr>
+        <w:t xml:space="preserve"> </w:t>
+      </w:r>
+      <w:r>
+        <w:rPr>
+          <w:color w:val="000000"/>
+        </w:rPr>
+        <w:t xml:space="preserve">volatility estimated from historical futures returns,</w:t>
+      </w:r>
+      <w:r>
+        <w:rPr>
+          <w:color w:val="000000"/>
+        </w:rPr>
+        <w:t xml:space="preserve"> </w:t>
+      </w:r>
+      <w:r>
+        <w:rPr>
+          <w:color w:val="000000"/>
+        </w:rPr>
+        <w:t xml:space="preserve">particularly when the two estimates describe different</w:t>
+      </w:r>
+      <w:r>
+        <w:rPr>
+          <w:color w:val="000000"/>
+        </w:rPr>
+        <w:t xml:space="preserve"> </w:t>
+      </w:r>
+      <w:r>
+        <w:rPr>
+          <w:color w:val="000000"/>
+        </w:rPr>
+        <w:t xml:space="preserve">underlying quantities. Consequently, a large historical-versus-implied</w:t>
+      </w:r>
+      <w:r>
+        <w:rPr>
+          <w:color w:val="000000"/>
+        </w:rPr>
+        <w:t xml:space="preserve"> </w:t>
+      </w:r>
+      <w:r>
+        <w:rPr>
+          <w:color w:val="000000"/>
+        </w:rPr>
+        <w:t xml:space="preserve">pricing difference by itself neither identifies a variance</w:t>
+      </w:r>
+      <w:r>
+        <w:rPr>
+          <w:color w:val="000000"/>
+        </w:rPr>
+        <w:t xml:space="preserve"> </w:t>
+      </w:r>
+      <w:r>
+        <w:rPr>
+          <w:color w:val="000000"/>
+        </w:rPr>
+        <w:t xml:space="preserve">risk premium nor demonstrates that Bayesian inference fails.</w:t>
+      </w:r>
+    </w:p>
+    <w:p>
+      <w:pPr>
         <w:jc w:val="both"/>
       </w:pPr>
       <w:r>
         <w:rPr>
           <w:color w:val="000000"/>
         </w:rPr>
-        <w:t xml:space="preserve">Our contribution is therefore a transparent</w:t>
-      </w:r>
-      <w:r>
-        <w:rPr>
-          <w:color w:val="000000"/>
-        </w:rPr>
-        <w:t xml:space="preserve"> </w:t>
-      </w:r>
-      <w:r>
-        <w:rPr>
-          <w:color w:val="000000"/>
-        </w:rPr>
-        <w:t xml:space="preserve">separation of three effects often grouped under</w:t>
-      </w:r>
-      <w:r>
-        <w:rPr>
-          <w:color w:val="000000"/>
-        </w:rPr>
-        <w:t xml:space="preserve"> </w:t>
-      </w:r>
-      <w:r>
-        <w:rPr>
-          <w:color w:val="000000"/>
-        </w:rPr>
-        <w:t xml:space="preserve">the label of Bayesian option pricing: posterior</w:t>
-      </w:r>
-      <w:r>
-        <w:rPr>
-          <w:color w:val="000000"/>
-        </w:rPr>
-        <w:t xml:space="preserve"> </w:t>
-      </w:r>
-      <w:r>
-        <w:rPr>
-          <w:color w:val="000000"/>
-        </w:rPr>
-        <w:t xml:space="preserve">curvature corrections, choice of volatility</w:t>
-      </w:r>
-      <w:r>
-        <w:rPr>
-          <w:color w:val="000000"/>
-        </w:rPr>
-        <w:t xml:space="preserve"> </w:t>
-      </w:r>
-      <w:r>
-        <w:rPr>
-          <w:color w:val="000000"/>
-        </w:rPr>
-        <w:t xml:space="preserve">signals, and predictive uncertainty calibration.</w:t>
-      </w:r>
-      <w:r>
-        <w:rPr>
-          <w:color w:val="000000"/>
-        </w:rPr>
-        <w:t xml:space="preserve"> </w:t>
-      </w:r>
-      <w:r>
-        <w:rPr>
-          <w:color w:val="000000"/>
-        </w:rPr>
-        <w:t xml:space="preserve">The paper explains the economic and</w:t>
-      </w:r>
-      <w:r>
-        <w:rPr>
-          <w:color w:val="000000"/>
-        </w:rPr>
-        <w:t xml:space="preserve"> </w:t>
-      </w:r>
-      <w:r>
-        <w:rPr>
-          <w:color w:val="000000"/>
-        </w:rPr>
-        <w:t xml:space="preserve">measurement limits of each. The next</w:t>
-      </w:r>
-      <w:r>
-        <w:rPr>
-          <w:color w:val="000000"/>
-        </w:rPr>
-        <w:t xml:space="preserve"> </w:t>
-      </w:r>
-      <w:r>
-        <w:rPr>
-          <w:color w:val="000000"/>
-        </w:rPr>
-        <w:t xml:space="preserve">sections describe the model, the two</w:t>
-      </w:r>
-      <w:r>
-        <w:rPr>
-          <w:color w:val="000000"/>
-        </w:rPr>
-        <w:t xml:space="preserve"> </w:t>
-      </w:r>
-      <w:r>
-        <w:rPr>
-          <w:color w:val="000000"/>
-        </w:rPr>
-        <w:t xml:space="preserve">independent empirical designs, the</w:t>
-      </w:r>
-      <w:r>
-        <w:rPr>
-          <w:color w:val="000000"/>
-        </w:rPr>
-        <w:t xml:space="preserve"> </w:t>
-      </w:r>
-      <w:r>
-        <w:rPr>
-          <w:color w:val="000000"/>
-        </w:rPr>
-        <w:t xml:space="preserve">results and their implications.</w:t>
-      </w:r>
-    </w:p>
-    <w:p>
-      <w:pPr>
-        <w:pStyle w:val="Heading1"/>
-      </w:pPr>
-      <w:r>
-        <w:rPr>
-          <w:rFonts w:ascii="Times New Roman" w:hAnsi="Times New Roman"/>
-          <w:b/>
-          <w:color w:val="000000"/>
-          <w:sz w:val="24"/>
-        </w:rPr>
-        <w:t>2. Literature review</w:t>
-      </w:r>
-    </w:p>
-    <w:p>
-      <w:pPr>
-        <w:pStyle w:val="BodyText"/>
-        <w:jc w:val="both"/>
-      </w:pPr>
-      <w:r>
-        <w:rPr>
-          <w:color w:val="000000"/>
-        </w:rPr>
-        <w:t xml:space="preserve">Asian options depend on a price average rather than a single terminal</w:t>
-      </w:r>
-      <w:r>
-        <w:rPr>
-          <w:color w:val="000000"/>
-        </w:rPr>
-        <w:t xml:space="preserve"> </w:t>
-      </w:r>
-      <w:r>
-        <w:rPr>
-          <w:color w:val="000000"/>
-        </w:rPr>
-        <w:t xml:space="preserve">price. Geometric-average approaches and conditioning approximations</w:t>
-      </w:r>
-      <w:r>
-        <w:rPr>
-          <w:color w:val="000000"/>
-        </w:rPr>
-        <w:t xml:space="preserve"> </w:t>
-      </w:r>
-      <w:r>
-        <w:rPr>
-          <w:color w:val="000000"/>
-        </w:rPr>
-        <w:t xml:space="preserve">are long-established tools for computing arithmetic-average</w:t>
-      </w:r>
-      <w:r>
-        <w:rPr>
-          <w:color w:val="000000"/>
-        </w:rPr>
-        <w:t xml:space="preserve"> </w:t>
-      </w:r>
-      <w:r>
-        <w:rPr>
-          <w:color w:val="000000"/>
-        </w:rPr>
-        <w:t xml:space="preserve">option values</w:t>
-      </w:r>
-      <w:r>
-        <w:rPr>
-          <w:color w:val="000000"/>
-        </w:rPr>
-        <w:t xml:space="preserve"> </w:t>
-      </w:r>
-      <w:r>
-        <w:rPr>
-          <w:color w:val="000000"/>
-        </w:rPr>
-        <w:t xml:space="preserve">(Curran, 1994; Kemna &amp; Vorst, 1990)</w:t>
-      </w:r>
-      <w:r>
-        <w:rPr>
-          <w:color w:val="000000"/>
-        </w:rPr>
-        <w:t xml:space="preserve">. REMEF has</w:t>
-      </w:r>
-      <w:r>
-        <w:rPr>
-          <w:color w:val="000000"/>
-        </w:rPr>
-        <w:t xml:space="preserve"> </w:t>
-      </w:r>
-      <w:r>
-        <w:rPr>
-          <w:color w:val="000000"/>
-        </w:rPr>
-        <w:t xml:space="preserve">published related Asian-option work:</w:t>
-      </w:r>
-      <w:r>
-        <w:rPr>
-          <w:color w:val="000000"/>
-        </w:rPr>
-        <w:t xml:space="preserve"> </w:t>
-      </w:r>
-      <w:r>
-        <w:rPr>
-          <w:color w:val="000000"/>
-        </w:rPr>
-        <w:t xml:space="preserve">Matías González et al. (2019)</w:t>
-      </w:r>
-      <w:r>
-        <w:rPr>
-          <w:color w:val="000000"/>
-        </w:rPr>
-        <w:t xml:space="preserve"> </w:t>
-      </w:r>
-      <w:r>
-        <w:rPr>
-          <w:color w:val="000000"/>
-        </w:rPr>
-        <w:t xml:space="preserve">study a stochastic optimal consumption/investment framework with</w:t>
-      </w:r>
-      <w:r>
-        <w:rPr>
-          <w:color w:val="000000"/>
-        </w:rPr>
-        <w:t xml:space="preserve"> </w:t>
-      </w:r>
-      <w:r>
-        <w:rPr>
-          <w:color w:val="000000"/>
-        </w:rPr>
-        <w:t xml:space="preserve">Asian-option valuation, whereas</w:t>
-      </w:r>
-      <w:r>
-        <w:rPr>
-          <w:color w:val="000000"/>
-        </w:rPr>
-        <w:t xml:space="preserve"> </w:t>
-      </w:r>
-      <w:r>
-        <w:rPr>
-          <w:color w:val="000000"/>
-        </w:rPr>
-        <w:t xml:space="preserve">Ortiz Ramírez &amp; Jiménez Preciado (2026)</w:t>
-      </w:r>
-      <w:r>
-        <w:rPr>
-          <w:color w:val="000000"/>
-        </w:rPr>
-        <w:t xml:space="preserve"> </w:t>
-      </w:r>
-      <w:r>
-        <w:rPr>
-          <w:color w:val="000000"/>
-        </w:rPr>
-        <w:t xml:space="preserve">apply</w:t>
-      </w:r>
-      <w:r>
-        <w:rPr>
-          <w:color w:val="000000"/>
-        </w:rPr>
-        <w:t xml:space="preserve"> </w:t>
-      </w:r>
-      <w:r>
-        <w:rPr>
-          <w:color w:val="000000"/>
-        </w:rPr>
-        <w:t xml:space="preserve">realized volatility and mean reversion to the CEMEXCPO setting.</w:t>
-      </w:r>
-      <w:r>
-        <w:rPr>
-          <w:color w:val="000000"/>
-        </w:rPr>
-        <w:t xml:space="preserve"> </w:t>
-      </w:r>
-      <w:r>
-        <w:rPr>
-          <w:color w:val="000000"/>
-        </w:rPr>
-        <w:t xml:space="preserve">Neither addresses our narrower comparison of posterior integration with the choice of volatility information for WTI average-price option settlement marks.</w:t>
-      </w:r>
-    </w:p>
-    <w:p>
-      <w:pPr>
-        <w:pStyle w:val="BodyText"/>
-        <w:jc w:val="both"/>
-      </w:pPr>
-      <w:r>
-        <w:rPr>
-          <w:color w:val="000000"/>
-        </w:rPr>
-        <w:t xml:space="preserve">Bayesian option pricing is also well established.</w:t>
-      </w:r>
-      <w:r>
-        <w:rPr>
-          <w:color w:val="000000"/>
-        </w:rPr>
-        <w:t xml:space="preserve"> </w:t>
-      </w:r>
-      <w:r>
-        <w:rPr>
-          <w:color w:val="000000"/>
-        </w:rPr>
-        <w:t xml:space="preserve">Guidolin &amp; Timmermann (2003)</w:t>
-      </w:r>
-      <w:r>
-        <w:rPr>
-          <w:color w:val="000000"/>
-        </w:rPr>
-        <w:t xml:space="preserve"> </w:t>
-      </w:r>
-      <w:r>
-        <w:rPr>
-          <w:color w:val="000000"/>
-        </w:rPr>
-        <w:t xml:space="preserve">study learning and option-price dynamics, while</w:t>
-      </w:r>
-      <w:r>
-        <w:rPr>
-          <w:color w:val="000000"/>
-        </w:rPr>
-        <w:t xml:space="preserve"> </w:t>
-      </w:r>
-      <w:r>
-        <w:rPr>
-          <w:color w:val="000000"/>
-        </w:rPr>
-        <w:t xml:space="preserve">Rombouts &amp; Stentoft (2014)</w:t>
-      </w:r>
-      <w:r>
-        <w:rPr>
-          <w:color w:val="000000"/>
-        </w:rPr>
-        <w:t xml:space="preserve"> </w:t>
-      </w:r>
-      <w:r>
-        <w:rPr>
-          <w:color w:val="000000"/>
-        </w:rPr>
-        <w:t xml:space="preserve">report a small effect of parameter</w:t>
-      </w:r>
-      <w:r>
-        <w:rPr>
-          <w:color w:val="000000"/>
-        </w:rPr>
-        <w:t xml:space="preserve"> </w:t>
-      </w:r>
-      <w:r>
-        <w:rPr>
-          <w:color w:val="000000"/>
-        </w:rPr>
-        <w:t xml:space="preserve">uncertainty on pricing errors in their equity-option setting.</w:t>
-      </w:r>
-      <w:r>
-        <w:rPr>
-          <w:color w:val="000000"/>
-        </w:rPr>
-        <w:t xml:space="preserve"> </w:t>
-      </w:r>
-      <w:r>
-        <w:rPr>
-          <w:color w:val="000000"/>
-        </w:rPr>
-        <w:t xml:space="preserve">More recently,</w:t>
-      </w:r>
-      <w:r>
-        <w:rPr>
-          <w:color w:val="000000"/>
-        </w:rPr>
-        <w:t xml:space="preserve"> </w:t>
-      </w:r>
-      <w:r>
-        <w:rPr>
-          <w:color w:val="000000"/>
-        </w:rPr>
-        <w:t xml:space="preserve">Sagor et al. (2026)</w:t>
-      </w:r>
-      <w:r>
-        <w:rPr>
-          <w:color w:val="000000"/>
-        </w:rPr>
-        <w:t xml:space="preserve"> </w:t>
-      </w:r>
-      <w:r>
-        <w:rPr>
-          <w:color w:val="000000"/>
-        </w:rPr>
-        <w:t xml:space="preserve">propagate Bayesian</w:t>
-      </w:r>
-      <w:r>
-        <w:rPr>
-          <w:color w:val="000000"/>
-        </w:rPr>
-        <w:t xml:space="preserve"> </w:t>
-      </w:r>
-      <w:r>
-        <w:rPr>
-          <w:color w:val="000000"/>
-        </w:rPr>
-        <w:t xml:space="preserve">uncertainty into illustrative European-option prices, including</w:t>
-      </w:r>
-      <w:r>
-        <w:rPr>
-          <w:color w:val="000000"/>
-        </w:rPr>
-        <w:t xml:space="preserve"> </w:t>
-      </w:r>
-      <w:r>
-        <w:rPr>
-          <w:color w:val="000000"/>
-        </w:rPr>
-        <w:t xml:space="preserve">a WTI example. Those results do not evaluate observed WTI</w:t>
-      </w:r>
-      <w:r>
-        <w:rPr>
-          <w:color w:val="000000"/>
-        </w:rPr>
-        <w:t xml:space="preserve"> </w:t>
-      </w:r>
-      <w:r>
-        <w:rPr>
-          <w:color w:val="000000"/>
-        </w:rPr>
-        <w:t xml:space="preserve">arithmetic-average option marks. We do not claim that integrating</w:t>
-      </w:r>
-      <w:r>
-        <w:rPr>
-          <w:color w:val="000000"/>
-        </w:rPr>
-        <w:t xml:space="preserve"> </w:t>
-      </w:r>
-      <w:r>
-        <w:rPr>
-          <w:color w:val="000000"/>
-        </w:rPr>
-        <w:t xml:space="preserve">a parameter posterior, or finding a small integration correction,</w:t>
-      </w:r>
-      <w:r>
-        <w:rPr>
-          <w:color w:val="000000"/>
-        </w:rPr>
-        <w:t xml:space="preserve"> </w:t>
-      </w:r>
-      <w:r>
-        <w:rPr>
-          <w:color w:val="000000"/>
-        </w:rPr>
-        <w:t xml:space="preserve">is new. Our narrower contribution is the comparison with</w:t>
-      </w:r>
-      <w:r>
-        <w:rPr>
-          <w:color w:val="000000"/>
-        </w:rPr>
-        <w:t xml:space="preserve"> </w:t>
-      </w:r>
-      <w:r>
-        <w:rPr>
-          <w:color w:val="000000"/>
-        </w:rPr>
-        <w:t xml:space="preserve">earlier option-implied volatility signals and a simple persistence</w:t>
-      </w:r>
-      <w:r>
-        <w:rPr>
-          <w:color w:val="000000"/>
-        </w:rPr>
-        <w:t xml:space="preserve"> </w:t>
-      </w:r>
-      <w:r>
-        <w:rPr>
-          <w:color w:val="000000"/>
-        </w:rPr>
-        <w:t xml:space="preserve">benchmark for WTI average-price options.</w:t>
-      </w:r>
-    </w:p>
-    <w:p>
-      <w:pPr>
-        <w:pStyle w:val="BodyText"/>
-        <w:jc w:val="both"/>
-      </w:pPr>
-      <w:r>
-        <w:rPr>
-          <w:color w:val="000000"/>
-        </w:rPr>
-        <w:t xml:space="preserve">WTI APOs provide a different test setting. Market-specific</w:t>
-      </w:r>
-      <w:r>
-        <w:rPr>
-          <w:color w:val="000000"/>
-        </w:rPr>
-        <w:t xml:space="preserve"> </w:t>
-      </w:r>
-      <w:r>
-        <w:rPr>
-          <w:color w:val="000000"/>
-        </w:rPr>
-        <w:t xml:space="preserve">models may account for stochastic convenience yields, jumps</w:t>
-      </w:r>
-      <w:r>
-        <w:rPr>
-          <w:color w:val="000000"/>
-        </w:rPr>
-        <w:t xml:space="preserve"> </w:t>
-      </w:r>
-      <w:r>
-        <w:rPr>
-          <w:color w:val="000000"/>
-        </w:rPr>
-        <w:t xml:space="preserve">or richer futures dynamics</w:t>
-      </w:r>
-      <w:r>
-        <w:rPr>
-          <w:color w:val="000000"/>
-        </w:rPr>
-        <w:t xml:space="preserve"> </w:t>
-      </w:r>
-      <w:r>
-        <w:rPr>
-          <w:color w:val="000000"/>
-        </w:rPr>
-        <w:t xml:space="preserve">(Ewald et al., 2023; Schwartz, 1997; Shiraya &amp; Takahashi, 2011)</w:t>
-      </w:r>
-      <w:r>
-        <w:rPr>
-          <w:color w:val="000000"/>
-        </w:rPr>
-        <w:t xml:space="preserve">.</w:t>
-      </w:r>
-      <w:r>
-        <w:rPr>
-          <w:color w:val="000000"/>
-        </w:rPr>
-        <w:t xml:space="preserve"> </w:t>
-      </w:r>
-      <w:r>
-        <w:rPr>
-          <w:color w:val="000000"/>
-        </w:rPr>
-        <w:t xml:space="preserve">We hold the one-factor option-pricing benchmark fixed in</w:t>
-      </w:r>
-      <w:r>
-        <w:rPr>
-          <w:color w:val="000000"/>
-        </w:rPr>
-        <w:t xml:space="preserve"> </w:t>
-      </w:r>
-      <w:r>
-        <w:rPr>
-          <w:color w:val="000000"/>
-        </w:rPr>
-        <w:t xml:space="preserve">the original analysis, so the influence of volatility</w:t>
-      </w:r>
-      <w:r>
-        <w:rPr>
-          <w:color w:val="000000"/>
-        </w:rPr>
-        <w:t xml:space="preserve"> </w:t>
-      </w:r>
-      <w:r>
-        <w:rPr>
-          <w:color w:val="000000"/>
-        </w:rPr>
-        <w:t xml:space="preserve">information is not conflated with changes in the dynamics</w:t>
-      </w:r>
-      <w:r>
-        <w:rPr>
-          <w:color w:val="000000"/>
-        </w:rPr>
-        <w:t xml:space="preserve"> </w:t>
-      </w:r>
-      <w:r>
-        <w:rPr>
-          <w:color w:val="000000"/>
-        </w:rPr>
-        <w:t xml:space="preserve">of the commodity futures curve. This is deliberately a</w:t>
-      </w:r>
-      <w:r>
-        <w:rPr>
-          <w:color w:val="000000"/>
-        </w:rPr>
-        <w:t xml:space="preserve"> </w:t>
-      </w:r>
-      <w:r>
-        <w:rPr>
-          <w:color w:val="000000"/>
-        </w:rPr>
-        <w:t xml:space="preserve">controlled comparison, not a search for the most elaborate</w:t>
-      </w:r>
-      <w:r>
-        <w:rPr>
-          <w:color w:val="000000"/>
-        </w:rPr>
-        <w:t xml:space="preserve"> </w:t>
-      </w:r>
-      <w:r>
-        <w:rPr>
-          <w:color w:val="000000"/>
-        </w:rPr>
-        <w:t xml:space="preserve">structural commodity-price model.</w:t>
-      </w:r>
-    </w:p>
-    <w:p>
-      <w:pPr>
-        <w:pStyle w:val="BodyText"/>
-        <w:jc w:val="both"/>
-      </w:pPr>
-      <w:r>
-        <w:rPr>
-          <w:color w:val="000000"/>
-        </w:rPr>
-        <w:t xml:space="preserve">The distinction between historical and option-implied information</w:t>
-      </w:r>
-      <w:r>
-        <w:rPr>
-          <w:color w:val="000000"/>
-        </w:rPr>
-        <w:t xml:space="preserve"> </w:t>
-      </w:r>
-      <w:r>
-        <w:rPr>
-          <w:color w:val="000000"/>
-        </w:rPr>
-        <w:t xml:space="preserve">is important.</w:t>
-      </w:r>
-      <w:r>
-        <w:rPr>
-          <w:color w:val="000000"/>
-        </w:rPr>
-        <w:t xml:space="preserve"> </w:t>
-      </w:r>
-      <w:r>
-        <w:rPr>
-          <w:color w:val="000000"/>
-        </w:rPr>
-        <w:t xml:space="preserve">Gilder &amp; Tsiaras (2020)</w:t>
-      </w:r>
-      <w:r>
-        <w:rPr>
-          <w:color w:val="000000"/>
-        </w:rPr>
-        <w:t xml:space="preserve"> </w:t>
-      </w:r>
-      <w:r>
-        <w:rPr>
-          <w:color w:val="000000"/>
-        </w:rPr>
-        <w:t xml:space="preserve">study forecasts of</w:t>
-      </w:r>
-      <w:r>
-        <w:rPr>
-          <w:color w:val="000000"/>
-        </w:rPr>
-        <w:t xml:space="preserve"> </w:t>
-      </w:r>
-      <w:r>
-        <w:rPr>
-          <w:i/>
-          <w:iCs/>
-          <w:color w:val="000000"/>
-        </w:rPr>
-        <w:t xml:space="preserve">subsequent realized crude-oil volatility</w:t>
-      </w:r>
-      <w:r>
-        <w:rPr>
-          <w:color w:val="000000"/>
-        </w:rPr>
-        <w:t xml:space="preserve"> </w:t>
-      </w:r>
-      <w:r>
-        <w:rPr>
-          <w:color w:val="000000"/>
-        </w:rPr>
-        <w:t xml:space="preserve">extracted from</w:t>
-      </w:r>
-      <w:r>
-        <w:rPr>
-          <w:color w:val="000000"/>
-        </w:rPr>
-        <w:t xml:space="preserve"> </w:t>
-      </w:r>
-      <w:r>
-        <w:rPr>
-          <w:color w:val="000000"/>
-        </w:rPr>
-        <w:t xml:space="preserve">option prices. We study errors in pricing WTI</w:t>
-      </w:r>
-      <w:r>
-        <w:rPr>
-          <w:color w:val="000000"/>
-        </w:rPr>
-        <w:t xml:space="preserve"> </w:t>
-      </w:r>
-      <w:r>
-        <w:rPr>
-          <w:i/>
-          <w:iCs/>
-          <w:color w:val="000000"/>
-        </w:rPr>
-        <w:t xml:space="preserve">average-price options</w:t>
-      </w:r>
-      <w:r>
-        <w:rPr>
-          <w:color w:val="000000"/>
-        </w:rPr>
-        <w:t xml:space="preserve"> </w:t>
-      </w:r>
-      <w:r>
-        <w:rPr>
-          <w:color w:val="000000"/>
-        </w:rPr>
-        <w:t xml:space="preserve">at later valuation dates. The</w:t>
-      </w:r>
-      <w:r>
-        <w:rPr>
-          <w:color w:val="000000"/>
-        </w:rPr>
-        <w:t xml:space="preserve"> </w:t>
-      </w:r>
-      <w:r>
-        <w:rPr>
-          <w:color w:val="000000"/>
-        </w:rPr>
-        <w:t xml:space="preserve">risk-neutral option-implied dispersion need not equal</w:t>
-      </w:r>
-      <w:r>
-        <w:rPr>
-          <w:color w:val="000000"/>
-        </w:rPr>
-        <w:t xml:space="preserve"> </w:t>
-      </w:r>
-      <w:r>
-        <w:rPr>
-          <w:color w:val="000000"/>
-        </w:rPr>
-        <w:t xml:space="preserve">a physical-return volatility estimate, especially if</w:t>
-      </w:r>
-      <w:r>
-        <w:rPr>
-          <w:color w:val="000000"/>
-        </w:rPr>
-        <w:t xml:space="preserve"> </w:t>
-      </w:r>
-      <w:r>
-        <w:rPr>
-          <w:color w:val="000000"/>
-        </w:rPr>
-        <w:t xml:space="preserve">the latter uses a proxy for the wrong underlying random</w:t>
-      </w:r>
-      <w:r>
-        <w:rPr>
-          <w:color w:val="000000"/>
-        </w:rPr>
-        <w:t xml:space="preserve"> </w:t>
-      </w:r>
-      <w:r>
-        <w:rPr>
-          <w:color w:val="000000"/>
-        </w:rPr>
-        <w:t xml:space="preserve">quantity. Consequently, a large historical-versus-implied</w:t>
-      </w:r>
-      <w:r>
-        <w:rPr>
-          <w:color w:val="000000"/>
-        </w:rPr>
-        <w:t xml:space="preserve"> </w:t>
-      </w:r>
-      <w:r>
-        <w:rPr>
-          <w:color w:val="000000"/>
-        </w:rPr>
-        <w:t xml:space="preserve">pricing difference by itself neither identifies a variance</w:t>
-      </w:r>
-      <w:r>
-        <w:rPr>
-          <w:color w:val="000000"/>
-        </w:rPr>
-        <w:t xml:space="preserve"> </w:t>
-      </w:r>
-      <w:r>
-        <w:rPr>
-          <w:color w:val="000000"/>
-        </w:rPr>
-        <w:t xml:space="preserve">risk premium nor demonstrates that Bayesian inference fails.</w:t>
-      </w:r>
-    </w:p>
-    <w:p>
-      <w:pPr>
-        <w:jc w:val="both"/>
-      </w:pPr>
-      <w:r>
-        <w:rPr>
-          <w:color w:val="000000"/>
-        </w:rPr>
-        <w:t>The REMEF studies examine Asian-option valuation with stochastic-control or mean-reverting volatility specifications; the crude-oil option study addresses forecasts of subsequent realized volatility. They are complementary but do not directly test our question. Here the pricing dynamics are held fixed while we separate the posterior-integration correction, the dispersion of conditional model values, and the contribution of previously available volatility inputs to out-of-sample APO pricing errors.</w:t>
+        <w:t>Those studies examine different pricing and volatility-forecasting questions. Here we hold the pricing model fixed and compare the effect of posterior integration with the choice of volatility input. We also distinguish uncertainty in model prices from errors relative to observed settlement prices.</w:t>
       </w:r>
     </w:p>
     <w:p>
@@ -2389,7 +2173,7 @@
         <w:rPr>
           <w:color w:val="000000"/>
         </w:rPr>
-        <w:t xml:space="preserve">We sample the empirical posterior in</w:t>
+        <w:t xml:space="preserve">We draw from the posterior distribution of</w:t>
       </w:r>
       <w:r>
         <w:rPr>
@@ -2439,7 +2223,7 @@
         <w:rPr>
           <w:color w:val="000000"/>
         </w:rPr>
-        <w:t xml:space="preserve">using random-walk Metropolis. For the large synthetic experiment, we integrate out</w:t>
+        <w:t xml:space="preserve">using random-walk Metropolis. In the large synthetic experiment, we instead integrate out</w:t>
       </w:r>
       <w:r>
         <w:rPr>
@@ -2462,7 +2246,7 @@
         <w:rPr>
           <w:color w:val="000000"/>
         </w:rPr>
-        <w:t xml:space="preserve">analytically conditional on</w:t>
+        <w:t xml:space="preserve">analytically given</w:t>
       </w:r>
       <w:r>
         <w:rPr>
@@ -2479,7 +2263,7 @@
         <w:rPr>
           <w:color w:val="000000"/>
         </w:rPr>
-        <w:t xml:space="preserve">. This leaves a one-dimensional posterior calculation and avoids MCMC error in that experiment.</w:t>
+        <w:t xml:space="preserve">. The resulting one-dimensional calculation avoids Monte Carlo sampling error from MCMC in that experiment.</w:t>
       </w:r>
     </w:p>
     <w:p>
@@ -2663,7 +2447,7 @@
         <w:rPr>
           <w:color w:val="000000"/>
         </w:rPr>
-        <w:t xml:space="preserve">drives all maturities. The common factor specifies perfect instantaneous correlation across futures maturities under the maintained model. Physical drift does not enter risk-neutral valuation. Holding these dynamics fixed allows direct comparisons of posterior integration and volatility inputs.</w:t>
+        <w:t xml:space="preserve">drives all maturities. Under this model, futures returns at different maturities have perfect instantaneous correlation. Physical drift does not enter risk-neutral valuation. Holding these dynamics fixed allows direct comparisons of posterior integration and volatility inputs.</w:t>
       </w:r>
     </w:p>
     <w:p>
@@ -3292,7 +3076,7 @@
         <w:rPr>
           <w:color w:val="000000"/>
         </w:rPr>
-        <w:t xml:space="preserve">We price the baseline historical-volatility model by Monte Carlo. For the large out-of-sample comparisons and checks using alternative constant volatilities, we use Curran’s deterministic conditioning approximation</w:t>
+        <w:t xml:space="preserve">We price the baseline historical-volatility model by Monte Carlo. For the larger date-ordered comparisons using alternative constant volatilities, we use Curran’s conditioning approximation</w:t>
       </w:r>
       <w:r>
         <w:rPr>
@@ -3310,7 +3094,7 @@
         <w:rPr>
           <w:color w:val="000000"/>
         </w:rPr>
-        <w:t xml:space="preserve">. We check numerical accuracy separately with high-precision pseudo-random Monte Carlo and scrambled Sobol calculations.</w:t>
+        <w:t xml:space="preserve">. We check numerical accuracy with independent Monte Carlo and scrambled Sobol calculations.</w:t>
       </w:r>
     </w:p>
     <w:p>
@@ -3848,7 +3632,7 @@
         <w:rPr>
           <w:color w:val="000000"/>
         </w:rPr>
-        <w:t xml:space="preserve">The approximation links the PI–PM difference to posterior variance and price curvature. Its sign depends on local curvature, and it is most accurate when higher-order terms are small over the posterior support.</w:t>
+        <w:t xml:space="preserve">The formula shows how posterior variance and the curvature of the pricing function determine the approximate PI–PM difference. Its sign depends on the curvature, and the approximation is most reliable when higher-order terms are small over the posterior range.</w:t>
       </w:r>
     </w:p>
     <w:p>
@@ -3860,7 +3644,7 @@
         <w:rPr>
           <w:color w:val="000000"/>
         </w:rPr>
-        <w:t xml:space="preserve">The posterior distribution also induces a distribution of theoretical option values,</w:t>
+        <w:t xml:space="preserve">The posterior distribution for volatility also gives a distribution of model prices,</w:t>
       </w:r>
     </w:p>
     <w:p>
@@ -4155,7 +3939,7 @@
         <w:rPr>
           <w:color w:val="000000"/>
         </w:rPr>
-        <w:t xml:space="preserve">The two quantities have different local orders in posterior dispersion. The PI–PM difference depends on posterior variance, whereas the standard deviation of conditional model prices depends on the posterior standard deviation of volatility. Neither quantity measures future market-price uncertainty or removes pricing-model misspecification.</w:t>
+        <w:t xml:space="preserve">The two quantities respond differently to volatility uncertainty. The PI–PM difference is approximately proportional to the posterior variance of volatility, whereas the standard deviation of model prices is approximately proportional to the posterior standard deviation of volatility. Neither quantity describes errors relative to future market prices or accounts for a misspecified pricing model.</w:t>
       </w:r>
     </w:p>
     <w:p>
@@ -4181,7 +3965,7 @@
         <w:rPr>
           <w:color w:val="000000"/>
         </w:rPr>
-        <w:t>The synthetic experiment is designed to vary posterior variance and price curvature in the second-order approximation. It contains 10 million simulated return histories, generated with root seed 2468 and distributed over 35 combinations of historical sample size (21 to 1,260 observations) and annual volatility (0.10 to 0.80). We evaluate 168 option states varying maturity, moneyness, and the fraction of the arithmetic average already fixed. For each history and option state, we calculate the PI–PM difference, posterior volatility variance, local price curvature, and the second-order approximation. The volatility posterior is evaluated on a 4,097-point grid; computations are batched without changing the model or pricing grid.</w:t>
+        <w:t xml:space="preserve">The synthetic experiment varies the posterior variance of volatility and the curvature of the pricing function in the second-order approximation above. It contains 10 million simulated return histories, generated with root seed 2468 and distributed over 35 combinations of historical sample size (21 to 1,260 observations) and annual volatility (0.10 to 0.80). We evaluate 168 option states varying maturity, moneyness, and the fraction of the arithmetic average already fixed. For each history and option state, we calculate the PI–PM difference, posterior volatility variance, local price curvature, and the second-order approximation. The volatility posterior is evaluated on a 4,097-point grid; computations are batched without changing the model or pricing grid.</w:t>
       </w:r>
     </w:p>
     <w:p>
@@ -4193,7 +3977,7 @@
         <w:rPr>
           <w:color w:val="000000"/>
         </w:rPr>
-        <w:t xml:space="preserve">This design isolates the conditions under which posterior integration matters and tests the curvature–variance approximation independently of market pricing errors.</w:t>
+        <w:t xml:space="preserve">This design shows when posterior integration has a larger effect and checks the second-order approximation separately from errors against market prices.</w:t>
       </w:r>
     </w:p>
     <w:p>
@@ -4219,7 +4003,7 @@
         <w:rPr>
           <w:color w:val="000000"/>
         </w:rPr>
-        <w:t xml:space="preserve">The empirical sample is built from individual Barchart histories for WTI Average Price Options. The raw archive contains 213 unique contracts and 11,179 contract-date observations, with expiry months ranging from September 2026 to June 2029. We compare model prices with the Barchart end-of-day</w:t>
+        <w:t xml:space="preserve">We begin with Barchart price histories for individual WTI Average Price Option contracts. The archive covers 213 contracts and 11,179 contract-date observations, with expiries from September 2026 to June 2029. We compare model prices with the Barchart end-of-day</w:t>
       </w:r>
       <w:r>
         <w:rPr>
@@ -4244,7 +4028,7 @@
         <w:rPr>
           <w:color w:val="000000"/>
         </w:rPr>
-        <w:t xml:space="preserve">field, treated as a settlement-price proxy. It has not been independently certified as an official final exchange settlement or executable transaction quote. Calls and puts are retained as available, and moneyness is recomputed by valuation date rather than assigned once at the contract level.</w:t>
+        <w:t xml:space="preserve">field, treated as a settlement-price proxy. It has not been independently certified as an official final exchange settlement or executable transaction quote. We include available calls and puts and calculate moneyness separately for each valuation date.</w:t>
       </w:r>
     </w:p>
     <w:p>
@@ -4268,7 +4052,7 @@
         <w:rPr>
           <w:color w:val="000000"/>
         </w:rPr>
-        <w:t xml:space="preserve">Historical volatility is estimated from WTI futures returns available by the valuation date. The baseline uses the labelled continuous/front-month</w:t>
+        <w:t xml:space="preserve">We estimate historical volatility from WTI futures returns available by the valuation date. The baseline uses the continuous/front-month</w:t>
       </w:r>
       <w:r>
         <w:rPr>
@@ -4293,7 +4077,7 @@
         <w:rPr>
           <w:color w:val="000000"/>
         </w:rPr>
-        <w:t xml:space="preserve">return series as the physical-measure proxy. A robustness check reconstructs a first-nearby return history contract by contract from CL settlements and excludes returns spanning contract switches.</w:t>
+        <w:t xml:space="preserve">return series. A robustness check reconstructs a first-nearby return history contract by contract from CL settlements and excludes returns spanning contract switches.</w:t>
       </w:r>
     </w:p>
     <w:p>
@@ -4307,7 +4091,7 @@
           <w:color w:val="000000"/>
           <w:sz w:val="24"/>
         </w:rPr>
-        <w:t>3.5 Forward-in-time volatility comparisons</w:t>
+        <w:t>3.5 Date-ordered conditional pricing comparisons</w:t>
       </w:r>
     </w:p>
     <w:p>
@@ -4319,79 +4103,139 @@
         <w:rPr>
           <w:color w:val="000000"/>
         </w:rPr>
-        <w:t xml:space="preserve">We evaluate volatility inputs through date-ordered conditional APO</w:t>
-      </w:r>
-      <w:r>
-        <w:rPr>
-          <w:color w:val="000000"/>
-        </w:rPr>
-        <w:t xml:space="preserve"> </w:t>
-      </w:r>
-      <w:r>
-        <w:rPr>
-          <w:color w:val="000000"/>
-        </w:rPr>
-        <w:t xml:space="preserve">repricing errors. The archived implied-volatility estimation inputs</w:t>
-      </w:r>
-      <w:r>
-        <w:rPr>
-          <w:color w:val="000000"/>
-        </w:rPr>
-        <w:t xml:space="preserve"> </w:t>
-      </w:r>
-      <w:r>
-        <w:rPr>
-          <w:color w:val="000000"/>
-        </w:rPr>
-        <w:t xml:space="preserve">have observation dates strictly preceding each target date; vendor</w:t>
-      </w:r>
-      <w:r>
-        <w:rPr>
-          <w:color w:val="000000"/>
-        </w:rPr>
-        <w:t xml:space="preserve"> </w:t>
-      </w:r>
-      <w:r>
-        <w:rPr>
-          <w:color w:val="000000"/>
-        </w:rPr>
-        <w:t xml:space="preserve">first-publication times and historical revision vintages have not</w:t>
-      </w:r>
-      <w:r>
-        <w:rPr>
-          <w:color w:val="000000"/>
-        </w:rPr>
-        <w:t xml:space="preserve"> </w:t>
-      </w:r>
-      <w:r>
-        <w:rPr>
-          <w:color w:val="000000"/>
-        </w:rPr>
-        <w:t xml:space="preserve">been independently certified. Repricing uses the target-date futures curve, realized fixings, and discount factor; the volatility input alone comes from earlier option dates. Historical-volatility estimates follow the specified return-data</w:t>
-      </w:r>
-      <w:r>
-        <w:rPr>
-          <w:color w:val="000000"/>
-        </w:rPr>
-        <w:t xml:space="preserve"> </w:t>
-      </w:r>
-      <w:r>
-        <w:rPr>
-          <w:color w:val="000000"/>
-        </w:rPr>
-        <w:t xml:space="preserve">cutoff in the archived calculations. This does not establish when</w:t>
-      </w:r>
-      <w:r>
-        <w:rPr>
-          <w:color w:val="000000"/>
-        </w:rPr>
-        <w:t xml:space="preserve"> </w:t>
-      </w:r>
-      <w:r>
-        <w:rPr>
-          <w:color w:val="000000"/>
-        </w:rPr>
-        <w:t xml:space="preserve">every underlying market record first became available. The sample comprises 2,381 contract-date observations across seven expiries and 15 target dates.</w:t>
+        <w:t xml:space="preserve">We compare volatility inputs by repricing APOs on later dates.</w:t>
+      </w:r>
+      <w:r>
+        <w:rPr>
+          <w:color w:val="000000"/>
+        </w:rPr>
+        <w:t xml:space="preserve"> </w:t>
+      </w:r>
+      <w:r>
+        <w:rPr>
+          <w:color w:val="000000"/>
+        </w:rPr>
+        <w:t xml:space="preserve">The option observations used to estimate implied volatility are</w:t>
+      </w:r>
+      <w:r>
+        <w:rPr>
+          <w:color w:val="000000"/>
+        </w:rPr>
+        <w:t xml:space="preserve"> </w:t>
+      </w:r>
+      <w:r>
+        <w:rPr>
+          <w:color w:val="000000"/>
+        </w:rPr>
+        <w:t xml:space="preserve">dated before each valuation date in the archived files. However,</w:t>
+      </w:r>
+      <w:r>
+        <w:rPr>
+          <w:color w:val="000000"/>
+        </w:rPr>
+        <w:t xml:space="preserve"> </w:t>
+      </w:r>
+      <w:r>
+        <w:rPr>
+          <w:color w:val="000000"/>
+        </w:rPr>
+        <w:t xml:space="preserve">we cannot independently verify when the vendor first published</w:t>
+      </w:r>
+      <w:r>
+        <w:rPr>
+          <w:color w:val="000000"/>
+        </w:rPr>
+        <w:t xml:space="preserve"> </w:t>
+      </w:r>
+      <w:r>
+        <w:rPr>
+          <w:color w:val="000000"/>
+        </w:rPr>
+        <w:t xml:space="preserve">the records or whether they were subsequently revised. Each price</w:t>
+      </w:r>
+      <w:r>
+        <w:rPr>
+          <w:color w:val="000000"/>
+        </w:rPr>
+        <w:t xml:space="preserve"> </w:t>
+      </w:r>
+      <w:r>
+        <w:rPr>
+          <w:color w:val="000000"/>
+        </w:rPr>
+        <w:t xml:space="preserve">uses the futures curve, known fixings, and discount factor on the</w:t>
+      </w:r>
+      <w:r>
+        <w:rPr>
+          <w:color w:val="000000"/>
+        </w:rPr>
+        <w:t xml:space="preserve"> </w:t>
+      </w:r>
+      <w:r>
+        <w:rPr>
+          <w:color w:val="000000"/>
+        </w:rPr>
+        <w:t xml:space="preserve">valuation date, while implied volatility comes from earlier</w:t>
+      </w:r>
+      <w:r>
+        <w:rPr>
+          <w:color w:val="000000"/>
+        </w:rPr>
+        <w:t xml:space="preserve"> </w:t>
+      </w:r>
+      <w:r>
+        <w:rPr>
+          <w:color w:val="000000"/>
+        </w:rPr>
+        <w:t xml:space="preserve">option observations. Historical-volatility estimates use the</w:t>
+      </w:r>
+      <w:r>
+        <w:rPr>
+          <w:color w:val="000000"/>
+        </w:rPr>
+        <w:t xml:space="preserve"> </w:t>
+      </w:r>
+      <w:r>
+        <w:rPr>
+          <w:color w:val="000000"/>
+        </w:rPr>
+        <w:t xml:space="preserve">specified return-data cutoff. This is a date-ordered conditional</w:t>
+      </w:r>
+      <w:r>
+        <w:rPr>
+          <w:color w:val="000000"/>
+        </w:rPr>
+        <w:t xml:space="preserve"> </w:t>
+      </w:r>
+      <w:r>
+        <w:rPr>
+          <w:color w:val="000000"/>
+        </w:rPr>
+        <w:t xml:space="preserve">pricing comparison, not proof that all records were available</w:t>
+      </w:r>
+      <w:r>
+        <w:rPr>
+          <w:color w:val="000000"/>
+        </w:rPr>
+        <w:t xml:space="preserve"> </w:t>
+      </w:r>
+      <w:r>
+        <w:rPr>
+          <w:color w:val="000000"/>
+        </w:rPr>
+        <w:t xml:space="preserve">in real time. The sample contains 2,381 contract-date</w:t>
+      </w:r>
+      <w:r>
+        <w:rPr>
+          <w:color w:val="000000"/>
+        </w:rPr>
+        <w:t xml:space="preserve"> </w:t>
+      </w:r>
+      <w:r>
+        <w:rPr>
+          <w:color w:val="000000"/>
+        </w:rPr>
+        <w:t xml:space="preserve">observations across seven expiries and 15 valuation dates.</w:t>
       </w:r>
     </w:p>
     <w:p>
@@ -4403,7 +4247,7 @@
         <w:rPr>
           <w:color w:val="000000"/>
         </w:rPr>
-        <w:t xml:space="preserve">The baseline integrates conditional prices over a volatility posterior estimated from an expanding return sample available at the stated valuation cutoff. This is an error comparison conditional on that day’s observed futures curve and fixing information, not a pre-opening market-price forecast. Historical alternatives use rolling windows of 63, 126, or 252 returns, an exponentially weighted moving average (EWMA) with a 63-business-day half-life, and a horizon-matched Gaussian GARCH(1,1) forecast. For GARCH, parameters are estimated from earlier returns; a valuation-date futures return updates conditional variance, which is then forecast over the remaining fixings. The updated GARCH predictor therefore uses valuation-date end-of-day underlying information, rather than solely information strictly before that date; it remains a conditional same-day repricing comparison. We map these forecasts to the constant annualized volatility that matches the remaining average’s variance under the one-factor pricing model. Full comparisons are in Online Supplement Section S1 and Table S1.</w:t>
+        <w:t xml:space="preserve">The baseline integrates conditional prices over a volatility posterior estimated from an expanding return sample available at the stated valuation cutoff. The exercise evaluates conditional pricing errors using that day’s observed futures curve and fixings, not prices forecast before those inputs became available. Historical alternatives use rolling windows of 63, 126, or 252 returns, an exponentially weighted moving average (EWMA) with a 63-business-day half-life, and a horizon-matched Gaussian GARCH(1,1) forecast. For GARCH, parameters are estimated from earlier returns; a valuation-date futures return updates conditional variance, which is then forecast over the remaining fixings. The GARCH comparison therefore also uses end-of-day information from the valuation date. It is not a forecast using only earlier-day information. We express these forecasts as the constant annualized volatility that gives the same variance for the remaining average under the one-factor pricing model. Full comparisons are in Online Supplement Section S1 and Table S1.</w:t>
       </w:r>
     </w:p>
     <w:p>
@@ -4415,7 +4259,7 @@
         <w:rPr>
           <w:color w:val="000000"/>
         </w:rPr>
-        <w:t xml:space="preserve">We obtain contract-level APO implied volatilities by inverting the Curran pricing approximation. For each expiry, the previous-day implied-volatility smile is estimated on the latest available earlier date. A second specification fits a smile using all earlier dates, giving more weight to recent observations. Both depend on moneyness and option type. Neither uses the target-date APO settlement to estimate volatility.</w:t>
+        <w:t xml:space="preserve">We obtain contract-level APO implied volatilities by inverting the Curran pricing approximation. For each expiry, the previous-day implied-volatility smile is estimated on the latest available earlier date. Another specification estimates a smile from all earlier dates, with greater weight on recent observations. Both depend on moneyness and option type. Neither uses the target-date APO settlement to estimate volatility.</w:t>
       </w:r>
     </w:p>
     <w:p>
@@ -4439,7 +4283,7 @@
         <w:rPr>
           <w:color w:val="000000"/>
         </w:rPr>
-        <w:t xml:space="preserve">Pricing performance is summarized by mean error, mean absolute error (MAE), and root mean squared error (RMSE). Dependence across contracts observed on the same valuation date is preserved with valuation-date cluster bootstrap resampling.</w:t>
+        <w:t xml:space="preserve">Pricing performance is summarized by mean error, mean absolute error (MAE), and root mean squared error (RMSE). We use a cluster bootstrap that resamples valuation dates, keeping observations from the same date together.</w:t>
       </w:r>
     </w:p>
     <w:p>
@@ -4465,7 +4309,7 @@
         <w:rPr>
           <w:color w:val="000000"/>
         </w:rPr>
-        <w:t xml:space="preserve">The within-APO comparison draws implied volatility from earlier observations of the same option family. We therefore add a cross-instrument check using standard monthly American WTI futures options (CME product LO) from Databento. We match LO option settlements to the underlying CL futures and invert prices using a Cox–Ross–Rubinstein futures-option tree.</w:t>
+        <w:t xml:space="preserve">The first comparison estimates implied volatility using earlier APO observations. We therefore add a cross-instrument check using standard monthly American WTI futures options (CME product LO) from Databento. We match LO option settlements to the underlying CL futures and invert prices using a Cox–Ross–Rubinstein futures-option tree.</w:t>
       </w:r>
     </w:p>
     <w:p>
@@ -4489,7 +4333,7 @@
         <w:rPr>
           <w:color w:val="000000"/>
         </w:rPr>
-        <w:t xml:space="preserve">This comparison tests whether the implied-volatility advantage transfers across WTI option families; it does not identify a variance risk premium.</w:t>
+        <w:t xml:space="preserve">This check asks whether the lower pricing errors also hold when implied volatility comes from a different WTI option product. It does not measure a variance risk premium.</w:t>
       </w:r>
     </w:p>
     <w:p>
@@ -4503,7 +4347,7 @@
           <w:color w:val="000000"/>
           <w:sz w:val="24"/>
         </w:rPr>
-        <w:t>3.7 Extended conditional AAO settlement-mark study</w:t>
+        <w:t>3.7 Separate Databento pricing comparison</w:t>
       </w:r>
     </w:p>
     <w:p>
@@ -4515,31 +4359,19 @@
         <w:rPr>
           <w:color w:val="000000"/>
         </w:rPr>
-        <w:t xml:space="preserve">We assess whether the volatility-input ranking is also observed in an</w:t>
-      </w:r>
-      <w:r>
-        <w:rPr>
-          <w:color w:val="000000"/>
-        </w:rPr>
-        <w:t xml:space="preserve"> </w:t>
-      </w:r>
-      <w:r>
-        <w:rPr>
-          <w:color w:val="000000"/>
-        </w:rPr>
-        <w:t xml:space="preserve">independently collected AAO settlement-statistics archive. This analysis</w:t>
-      </w:r>
-      <w:r>
-        <w:rPr>
-          <w:color w:val="000000"/>
-        </w:rPr>
-        <w:t xml:space="preserve"> </w:t>
-      </w:r>
-      <w:r>
-        <w:rPr>
-          <w:color w:val="000000"/>
-        </w:rPr>
-        <w:t xml:space="preserve">does</w:t>
+        <w:t xml:space="preserve">We examine the volatility-input comparison in a second dataset of</w:t>
+      </w:r>
+      <w:r>
+        <w:rPr>
+          <w:color w:val="000000"/>
+        </w:rPr>
+        <w:t xml:space="preserve"> </w:t>
+      </w:r>
+      <w:r>
+        <w:rPr>
+          <w:color w:val="000000"/>
+        </w:rPr>
+        <w:t xml:space="preserve">AAO settlement records from Databento. This is</w:t>
       </w:r>
       <w:r>
         <w:rPr>
@@ -4565,19 +4397,31 @@
         <w:rPr>
           <w:color w:val="000000"/>
         </w:rPr>
-        <w:t xml:space="preserve">extend the earlier Curran/CL-fixing panel. Its inputs,</w:t>
-      </w:r>
-      <w:r>
-        <w:rPr>
-          <w:color w:val="000000"/>
-        </w:rPr>
-        <w:t xml:space="preserve"> </w:t>
-      </w:r>
-      <w:r>
-        <w:rPr>
-          <w:color w:val="000000"/>
-        </w:rPr>
-        <w:t xml:space="preserve">pricing function, and information set differ. The Databento AAO</w:t>
+        <w:t xml:space="preserve">an extension</w:t>
+      </w:r>
+      <w:r>
+        <w:rPr>
+          <w:color w:val="000000"/>
+        </w:rPr>
+        <w:t xml:space="preserve"> </w:t>
+      </w:r>
+      <w:r>
+        <w:rPr>
+          <w:color w:val="000000"/>
+        </w:rPr>
+        <w:t xml:space="preserve">of the earlier Curran model using CL fixing paths. The datasets,</w:t>
+      </w:r>
+      <w:r>
+        <w:rPr>
+          <w:color w:val="000000"/>
+        </w:rPr>
+        <w:t xml:space="preserve"> </w:t>
+      </w:r>
+      <w:r>
+        <w:rPr>
+          <w:color w:val="000000"/>
+        </w:rPr>
+        <w:t xml:space="preserve">pricing methods, and information available for valuation differ. The Databento AAO</w:t>
       </w:r>
       <w:r>
         <w:rPr>
@@ -4613,67 +4457,79 @@
         <w:rPr>
           <w:color w:val="000000"/>
         </w:rPr>
-        <w:t xml:space="preserve">September 2026. A fixed five-source-day sampling stride and common</w:t>
-      </w:r>
-      <w:r>
-        <w:rPr>
-          <w:color w:val="000000"/>
-        </w:rPr>
-        <w:t xml:space="preserve"> </w:t>
-      </w:r>
-      <w:r>
-        <w:rPr>
-          <w:color w:val="000000"/>
-        </w:rPr>
-        <w:t xml:space="preserve">contract eligibility filters give 189 valuation dates, 1,689 eligible</w:t>
-      </w:r>
-      <w:r>
-        <w:rPr>
-          <w:color w:val="000000"/>
-        </w:rPr>
-        <w:t xml:space="preserve"> </w:t>
-      </w:r>
-      <w:r>
-        <w:rPr>
-          <w:color w:val="000000"/>
-        </w:rPr>
-        <w:t xml:space="preserve">expiry-date groups, and 111,585 contract-date targets. Of these,</w:t>
-      </w:r>
-      <w:r>
-        <w:rPr>
-          <w:color w:val="000000"/>
-        </w:rPr>
-        <w:t xml:space="preserve"> </w:t>
-      </w:r>
-      <w:r>
-        <w:rPr>
-          <w:color w:val="000000"/>
-        </w:rPr>
-        <w:t xml:space="preserve">97,341 are flagged as actual settlements and 14,244 as theoretical.</w:t>
-      </w:r>
-      <w:r>
-        <w:rPr>
-          <w:color w:val="000000"/>
-        </w:rPr>
-        <w:t xml:space="preserve"> </w:t>
-      </w:r>
-      <w:r>
-        <w:rPr>
-          <w:color w:val="000000"/>
-        </w:rPr>
-        <w:t xml:space="preserve">All headline error comparisons below use the 97,341</w:t>
-      </w:r>
-      <w:r>
-        <w:rPr>
-          <w:color w:val="000000"/>
-        </w:rPr>
-        <w:t xml:space="preserve"> </w:t>
-      </w:r>
-      <w:r>
-        <w:rPr>
-          <w:color w:val="000000"/>
-        </w:rPr>
-        <w:t xml:space="preserve">actual-flagged targets.</w:t>
+        <w:t xml:space="preserve">September 2026. We select every fifth available source date and apply the same</w:t>
+      </w:r>
+      <w:r>
+        <w:rPr>
+          <w:color w:val="000000"/>
+        </w:rPr>
+        <w:t xml:space="preserve"> </w:t>
+      </w:r>
+      <w:r>
+        <w:rPr>
+          <w:color w:val="000000"/>
+        </w:rPr>
+        <w:t xml:space="preserve">contract eligibility rules throughout, obtaining 189 valuation dates,</w:t>
+      </w:r>
+      <w:r>
+        <w:rPr>
+          <w:color w:val="000000"/>
+        </w:rPr>
+        <w:t xml:space="preserve"> </w:t>
+      </w:r>
+      <w:r>
+        <w:rPr>
+          <w:color w:val="000000"/>
+        </w:rPr>
+        <w:t xml:space="preserve">1,689 expiry-date groups, and 111,585 contract-date observations. Of these,</w:t>
+      </w:r>
+      <w:r>
+        <w:rPr>
+          <w:color w:val="000000"/>
+        </w:rPr>
+        <w:t xml:space="preserve"> </w:t>
+      </w:r>
+      <w:r>
+        <w:rPr>
+          <w:color w:val="000000"/>
+        </w:rPr>
+        <w:t xml:space="preserve">97,341 are classified by the data provider as actual</w:t>
+      </w:r>
+      <w:r>
+        <w:rPr>
+          <w:color w:val="000000"/>
+        </w:rPr>
+        <w:t xml:space="preserve"> </w:t>
+      </w:r>
+      <w:r>
+        <w:rPr>
+          <w:color w:val="000000"/>
+        </w:rPr>
+        <w:t xml:space="preserve">settlements and 14,244 as theoretical. All headline</w:t>
+      </w:r>
+      <w:r>
+        <w:rPr>
+          <w:color w:val="000000"/>
+        </w:rPr>
+        <w:t xml:space="preserve"> </w:t>
+      </w:r>
+      <w:r>
+        <w:rPr>
+          <w:color w:val="000000"/>
+        </w:rPr>
+        <w:t xml:space="preserve">error comparisons below use the 97,341 observations</w:t>
+      </w:r>
+      <w:r>
+        <w:rPr>
+          <w:color w:val="000000"/>
+        </w:rPr>
+        <w:t xml:space="preserve"> </w:t>
+      </w:r>
+      <w:r>
+        <w:rPr>
+          <w:color w:val="000000"/>
+        </w:rPr>
+        <w:t xml:space="preserve">classified as actual.</w:t>
       </w:r>
     </w:p>
     <w:p>
@@ -4685,55 +4541,43 @@
         <w:rPr>
           <w:color w:val="000000"/>
         </w:rPr>
-        <w:t xml:space="preserve">A same-date cross-sectional put–call parity regression on a reserved</w:t>
-      </w:r>
-      <w:r>
-        <w:rPr>
-          <w:color w:val="000000"/>
-        </w:rPr>
-        <w:t xml:space="preserve"> </w:t>
-      </w:r>
-      <w:r>
-        <w:rPr>
-          <w:color w:val="000000"/>
-        </w:rPr>
-        <w:t xml:space="preserve">set of matched strikes supplies the risk-neutral expected terminal</w:t>
-      </w:r>
-      <w:r>
-        <w:rPr>
-          <w:color w:val="000000"/>
-        </w:rPr>
-        <w:t xml:space="preserve"> </w:t>
-      </w:r>
-      <w:r>
-        <w:rPr>
-          <w:color w:val="000000"/>
-        </w:rPr>
-        <w:t xml:space="preserve">average and an effective discount factor. The reserved strikes are</w:t>
-      </w:r>
-      <w:r>
-        <w:rPr>
-          <w:color w:val="000000"/>
-        </w:rPr>
-        <w:t xml:space="preserve"> </w:t>
-      </w:r>
-      <w:r>
-        <w:rPr>
-          <w:color w:val="000000"/>
-        </w:rPr>
-        <w:t xml:space="preserve">excluded from evaluation targets. The subsequent price is the</w:t>
-      </w:r>
-      <w:r>
-        <w:rPr>
-          <w:color w:val="000000"/>
-        </w:rPr>
-        <w:t xml:space="preserve"> </w:t>
-      </w:r>
-      <w:r>
-        <w:rPr>
-          <w:color w:val="000000"/>
-        </w:rPr>
-        <w:t xml:space="preserve">reduced-form Black price of a</w:t>
+        <w:t xml:space="preserve">We estimate the risk-neutral expected terminal average and an</w:t>
+      </w:r>
+      <w:r>
+        <w:rPr>
+          <w:color w:val="000000"/>
+        </w:rPr>
+        <w:t xml:space="preserve"> </w:t>
+      </w:r>
+      <w:r>
+        <w:rPr>
+          <w:color w:val="000000"/>
+        </w:rPr>
+        <w:t xml:space="preserve">effective discount factor by fitting put–call parity to a separate</w:t>
+      </w:r>
+      <w:r>
+        <w:rPr>
+          <w:color w:val="000000"/>
+        </w:rPr>
+        <w:t xml:space="preserve"> </w:t>
+      </w:r>
+      <w:r>
+        <w:rPr>
+          <w:color w:val="000000"/>
+        </w:rPr>
+        <w:t xml:space="preserve">set of matched call and put strikes on the valuation date. Those</w:t>
+      </w:r>
+      <w:r>
+        <w:rPr>
+          <w:color w:val="000000"/>
+        </w:rPr>
+        <w:t xml:space="preserve"> </w:t>
+      </w:r>
+      <w:r>
+        <w:rPr>
+          <w:color w:val="000000"/>
+        </w:rPr>
+        <w:t xml:space="preserve">strikes are excluded from the options used to evaluate pricing errors. We then apply the Black formula to a</w:t>
       </w:r>
       <w:r>
         <w:rPr>
@@ -4747,7 +4591,7 @@
           <w:iCs/>
           <w:color w:val="000000"/>
         </w:rPr>
-        <w:t xml:space="preserve">lognormal terminal arithmetic</w:t>
+        <w:t xml:space="preserve">lognormal terminal</w:t>
       </w:r>
       <w:r>
         <w:rPr>
@@ -4763,49 +4607,37 @@
           <w:iCs/>
           <w:color w:val="000000"/>
         </w:rPr>
-        <w:t xml:space="preserve">average</w:t>
-      </w:r>
-      <w:r>
-        <w:rPr>
-          <w:color w:val="000000"/>
-        </w:rPr>
-        <w:t xml:space="preserve">, not the Curran approximation applied to a simulated path of</w:t>
-      </w:r>
-      <w:r>
-        <w:rPr>
-          <w:color w:val="000000"/>
-        </w:rPr>
-        <w:t xml:space="preserve"> </w:t>
-      </w:r>
-      <w:r>
-        <w:rPr>
-          <w:color w:val="000000"/>
-        </w:rPr>
-        <w:t xml:space="preserve">first-nearby CL fixes. This contemporaneous use of other AAO option</w:t>
-      </w:r>
-      <w:r>
-        <w:rPr>
-          <w:color w:val="000000"/>
-        </w:rPr>
-        <w:t xml:space="preserve"> </w:t>
-      </w:r>
-      <w:r>
-        <w:rPr>
-          <w:color w:val="000000"/>
-        </w:rPr>
-        <w:t xml:space="preserve">marks makes the exercise conditional on same-date market information;</w:t>
-      </w:r>
-      <w:r>
-        <w:rPr>
-          <w:color w:val="000000"/>
-        </w:rPr>
-        <w:t xml:space="preserve"> </w:t>
-      </w:r>
-      <w:r>
-        <w:rPr>
-          <w:color w:val="000000"/>
-        </w:rPr>
-        <w:t xml:space="preserve">it is</w:t>
+        <w:t xml:space="preserve">arithmetic average</w:t>
+      </w:r>
+      <w:r>
+        <w:rPr>
+          <w:color w:val="000000"/>
+        </w:rPr>
+        <w:t xml:space="preserve">. This is a reduced-form approximation, not</w:t>
+      </w:r>
+      <w:r>
+        <w:rPr>
+          <w:color w:val="000000"/>
+        </w:rPr>
+        <w:t xml:space="preserve"> </w:t>
+      </w:r>
+      <w:r>
+        <w:rPr>
+          <w:color w:val="000000"/>
+        </w:rPr>
+        <w:t xml:space="preserve">the Curran method applied to a path of first-nearby CL fixings. Because the pricing inputs use other AAO settlement prices from</w:t>
+      </w:r>
+      <w:r>
+        <w:rPr>
+          <w:color w:val="000000"/>
+        </w:rPr>
+        <w:t xml:space="preserve"> </w:t>
+      </w:r>
+      <w:r>
+        <w:rPr>
+          <w:color w:val="000000"/>
+        </w:rPr>
+        <w:t xml:space="preserve">the same date, this is a conditional comparison,</w:t>
       </w:r>
       <w:r>
         <w:rPr>
@@ -4831,7 +4663,19 @@
         <w:rPr>
           <w:color w:val="000000"/>
         </w:rPr>
-        <w:t xml:space="preserve">an independent fully ex-ante pricing forecast.</w:t>
+        <w:t xml:space="preserve">a</w:t>
+      </w:r>
+      <w:r>
+        <w:rPr>
+          <w:color w:val="000000"/>
+        </w:rPr>
+        <w:t xml:space="preserve"> </w:t>
+      </w:r>
+      <w:r>
+        <w:rPr>
+          <w:color w:val="000000"/>
+        </w:rPr>
+        <w:t xml:space="preserve">forecast made entirely with earlier information.</w:t>
       </w:r>
     </w:p>
     <w:p>
@@ -4843,43 +4687,43 @@
         <w:rPr>
           <w:color w:val="000000"/>
         </w:rPr>
-        <w:t xml:space="preserve">The historical-volatility Bayesian input is estimated from lagged</w:t>
-      </w:r>
-      <w:r>
-        <w:rPr>
-          <w:color w:val="000000"/>
-        </w:rPr>
-        <w:t xml:space="preserve"> </w:t>
-      </w:r>
-      <w:r>
-        <w:rPr>
-          <w:color w:val="000000"/>
-        </w:rPr>
-        <w:t xml:space="preserve">changes in the parity-implied expected AAO average for the same</w:t>
-      </w:r>
-      <w:r>
-        <w:rPr>
-          <w:color w:val="000000"/>
-        </w:rPr>
-        <w:t xml:space="preserve"> </w:t>
-      </w:r>
-      <w:r>
-        <w:rPr>
-          <w:color w:val="000000"/>
-        </w:rPr>
-        <w:t xml:space="preserve">expiry, and thus is not a direct history of CL returns or a</w:t>
-      </w:r>
-      <w:r>
-        <w:rPr>
-          <w:color w:val="000000"/>
-        </w:rPr>
-        <w:t xml:space="preserve"> </w:t>
-      </w:r>
-      <w:r>
-        <w:rPr>
-          <w:color w:val="000000"/>
-        </w:rPr>
-        <w:t xml:space="preserve">risk-neutral volatility estimate. Posterior integration (PI) and</w:t>
+        <w:t xml:space="preserve">The historical-volatility input is estimated from earlier changes</w:t>
+      </w:r>
+      <w:r>
+        <w:rPr>
+          <w:color w:val="000000"/>
+        </w:rPr>
+        <w:t xml:space="preserve"> </w:t>
+      </w:r>
+      <w:r>
+        <w:rPr>
+          <w:color w:val="000000"/>
+        </w:rPr>
+        <w:t xml:space="preserve">in the expected AAO average inferred from put–call parity for</w:t>
+      </w:r>
+      <w:r>
+        <w:rPr>
+          <w:color w:val="000000"/>
+        </w:rPr>
+        <w:t xml:space="preserve"> </w:t>
+      </w:r>
+      <w:r>
+        <w:rPr>
+          <w:color w:val="000000"/>
+        </w:rPr>
+        <w:t xml:space="preserve">the same expiry. It is therefore neither a history of CL futures</w:t>
+      </w:r>
+      <w:r>
+        <w:rPr>
+          <w:color w:val="000000"/>
+        </w:rPr>
+        <w:t xml:space="preserve"> </w:t>
+      </w:r>
+      <w:r>
+        <w:rPr>
+          <w:color w:val="000000"/>
+        </w:rPr>
+        <w:t xml:space="preserve">returns nor a risk-neutral volatility estimate. Posterior integration (PI) and</w:t>
       </w:r>
       <w:r>
         <w:rPr>
@@ -4915,31 +4759,31 @@
         <w:rPr>
           <w:color w:val="000000"/>
         </w:rPr>
-        <w:t xml:space="preserve">exactly the same option targets. The unchanged lagged-implied-volatility</w:t>
-      </w:r>
-      <w:r>
-        <w:rPr>
-          <w:color w:val="000000"/>
-        </w:rPr>
-        <w:t xml:space="preserve"> </w:t>
-      </w:r>
-      <w:r>
-        <w:rPr>
-          <w:color w:val="000000"/>
-        </w:rPr>
-        <w:t xml:space="preserve">benchmark inverts earlier-date near-the-money AAO option marks</w:t>
-      </w:r>
-      <w:r>
-        <w:rPr>
-          <w:color w:val="000000"/>
-        </w:rPr>
-        <w:t xml:space="preserve"> </w:t>
-      </w:r>
-      <w:r>
-        <w:rPr>
-          <w:color w:val="000000"/>
-        </w:rPr>
-        <w:t xml:space="preserve">under the</w:t>
+        <w:t xml:space="preserve">exactly the same option targets. The simple implied-volatility benchmark carries forward volatility</w:t>
+      </w:r>
+      <w:r>
+        <w:rPr>
+          <w:color w:val="000000"/>
+        </w:rPr>
+        <w:t xml:space="preserve"> </w:t>
+      </w:r>
+      <w:r>
+        <w:rPr>
+          <w:color w:val="000000"/>
+        </w:rPr>
+        <w:t xml:space="preserve">inferred from near-the-money AAO option prices on an earlier date,</w:t>
+      </w:r>
+      <w:r>
+        <w:rPr>
+          <w:color w:val="000000"/>
+        </w:rPr>
+        <w:t xml:space="preserve"> </w:t>
+      </w:r>
+      <w:r>
+        <w:rPr>
+          <w:color w:val="000000"/>
+        </w:rPr>
+        <w:t xml:space="preserve">using the</w:t>
       </w:r>
       <w:r>
         <w:rPr>
@@ -4965,31 +4809,43 @@
         <w:rPr>
           <w:color w:val="000000"/>
         </w:rPr>
-        <w:t xml:space="preserve">terminal-average pricing proxy; no target-date</w:t>
-      </w:r>
-      <w:r>
-        <w:rPr>
-          <w:color w:val="000000"/>
-        </w:rPr>
-        <w:t xml:space="preserve"> </w:t>
-      </w:r>
-      <w:r>
-        <w:rPr>
-          <w:color w:val="000000"/>
-        </w:rPr>
-        <w:t xml:space="preserve">implied volatility is used as a forecasting feature. All six</w:t>
-      </w:r>
-      <w:r>
-        <w:rPr>
-          <w:color w:val="000000"/>
-        </w:rPr>
-        <w:t xml:space="preserve"> </w:t>
-      </w:r>
-      <w:r>
-        <w:rPr>
-          <w:color w:val="000000"/>
-        </w:rPr>
-        <w:t xml:space="preserve">methods use common contract/date support.</w:t>
+        <w:t xml:space="preserve">terminal-average pricing model. No implied</w:t>
+      </w:r>
+      <w:r>
+        <w:rPr>
+          <w:color w:val="000000"/>
+        </w:rPr>
+        <w:t xml:space="preserve"> </w:t>
+      </w:r>
+      <w:r>
+        <w:rPr>
+          <w:color w:val="000000"/>
+        </w:rPr>
+        <w:t xml:space="preserve">volatility from the valuation date is used as an input to this</w:t>
+      </w:r>
+      <w:r>
+        <w:rPr>
+          <w:color w:val="000000"/>
+        </w:rPr>
+        <w:t xml:space="preserve"> </w:t>
+      </w:r>
+      <w:r>
+        <w:rPr>
+          <w:color w:val="000000"/>
+        </w:rPr>
+        <w:t xml:space="preserve">benchmark. All six methods are evaluated on the same contracts</w:t>
+      </w:r>
+      <w:r>
+        <w:rPr>
+          <w:color w:val="000000"/>
+        </w:rPr>
+        <w:t xml:space="preserve"> </w:t>
+      </w:r>
+      <w:r>
+        <w:rPr>
+          <w:color w:val="000000"/>
+        </w:rPr>
+        <w:t xml:space="preserve">and dates.</w:t>
       </w:r>
     </w:p>
     <w:p>
@@ -5039,19 +4895,19 @@
         <w:rPr>
           <w:color w:val="000000"/>
         </w:rPr>
-        <w:t xml:space="preserve">AAO implied volatilities to model same-expiry log-implied-volatility</w:t>
-      </w:r>
-      <w:r>
-        <w:rPr>
-          <w:color w:val="000000"/>
-        </w:rPr>
-        <w:t xml:space="preserve"> </w:t>
-      </w:r>
-      <w:r>
-        <w:rPr>
-          <w:color w:val="000000"/>
-        </w:rPr>
-        <w:t xml:space="preserve">innovations. Bayesian normal-inverse-gamma updating yields a</w:t>
+        <w:t xml:space="preserve">AAO implied volatilities to model changes in log implied</w:t>
+      </w:r>
+      <w:r>
+        <w:rPr>
+          <w:color w:val="000000"/>
+        </w:rPr>
+        <w:t xml:space="preserve"> </w:t>
+      </w:r>
+      <w:r>
+        <w:rPr>
+          <w:color w:val="000000"/>
+        </w:rPr>
+        <w:t xml:space="preserve">volatility for each expiry. Bayesian normal-inverse-gamma updating yields a</w:t>
       </w:r>
       <w:r>
         <w:rPr>
@@ -5154,19 +5010,19 @@
         <w:rPr>
           <w:color w:val="000000"/>
         </w:rPr>
-        <w:t xml:space="preserve">Both are compared with the unchanged lagged-IV price on identical</w:t>
-      </w:r>
-      <w:r>
-        <w:rPr>
-          <w:color w:val="000000"/>
-        </w:rPr>
-        <w:t xml:space="preserve"> </w:t>
-      </w:r>
-      <w:r>
-        <w:rPr>
-          <w:color w:val="000000"/>
-        </w:rPr>
-        <w:t xml:space="preserve">options. The chronological comparison is reported separately</w:t>
+        <w:t xml:space="preserve">Both are compared with the price obtained by carrying forward</w:t>
+      </w:r>
+      <w:r>
+        <w:rPr>
+          <w:color w:val="000000"/>
+        </w:rPr>
+        <w:t xml:space="preserve"> </w:t>
+      </w:r>
+      <w:r>
+        <w:rPr>
+          <w:color w:val="000000"/>
+        </w:rPr>
+        <w:t xml:space="preserve">the last observed implied volatility for the same options. The chronological comparison is reported separately</w:t>
       </w:r>
       <w:r>
         <w:rPr>
@@ -5226,7 +5082,91 @@
         <w:rPr>
           <w:color w:val="000000"/>
         </w:rPr>
-        <w:t xml:space="preserve">A final</w:t>
+        <w:t xml:space="preserve">In a separate analysis, we construct 90% and 95% prediction</w:t>
+      </w:r>
+      <w:r>
+        <w:rPr>
+          <w:color w:val="000000"/>
+        </w:rPr>
+        <w:t xml:space="preserve"> </w:t>
+      </w:r>
+      <w:r>
+        <w:rPr>
+          <w:color w:val="000000"/>
+        </w:rPr>
+        <w:t xml:space="preserve">intervals for errors between observed settlement prices and model prices,</w:t>
+      </w:r>
+      <w:r>
+        <w:rPr>
+          <w:color w:val="000000"/>
+        </w:rPr>
+        <w:t xml:space="preserve"> </w:t>
+      </w:r>
+      <w:r>
+        <w:rPr>
+          <w:color w:val="000000"/>
+        </w:rPr>
+        <w:t xml:space="preserve">using either a Bayesian normal-inverse-gamma model fitted to</w:t>
+      </w:r>
+      <w:r>
+        <w:rPr>
+          <w:color w:val="000000"/>
+        </w:rPr>
+        <w:t xml:space="preserve"> </w:t>
+      </w:r>
+      <w:r>
+        <w:rPr>
+          <w:color w:val="000000"/>
+        </w:rPr>
+        <w:t xml:space="preserve">past errors with equal weight across dates or rolling empirical</w:t>
+      </w:r>
+      <w:r>
+        <w:rPr>
+          <w:color w:val="000000"/>
+        </w:rPr>
+        <w:t xml:space="preserve"> </w:t>
+      </w:r>
+      <w:r>
+        <w:rPr>
+          <w:color w:val="000000"/>
+        </w:rPr>
+        <w:t xml:space="preserve">quantiles of past errors. It uses a 63-date maximum window, requires</w:t>
+      </w:r>
+      <w:r>
+        <w:rPr>
+          <w:color w:val="000000"/>
+        </w:rPr>
+        <w:t xml:space="preserve"> </w:t>
+      </w:r>
+      <w:r>
+        <w:rPr>
+          <w:color w:val="000000"/>
+        </w:rPr>
+        <w:t xml:space="preserve">at least 15 earlier dates per put/call-side and maturity stratum,</w:t>
+      </w:r>
+      <w:r>
+        <w:rPr>
+          <w:color w:val="000000"/>
+        </w:rPr>
+        <w:t xml:space="preserve"> </w:t>
+      </w:r>
+      <w:r>
+        <w:rPr>
+          <w:color w:val="000000"/>
+        </w:rPr>
+        <w:t xml:space="preserve">and evaluates the intervals using observed coverage, width,</w:t>
+      </w:r>
+      <w:r>
+        <w:rPr>
+          <w:color w:val="000000"/>
+        </w:rPr>
+        <w:t xml:space="preserve"> </w:t>
+      </w:r>
+      <w:r>
+        <w:rPr>
+          <w:color w:val="000000"/>
+        </w:rPr>
+        <w:t xml:space="preserve">and the interval score. These are</w:t>
       </w:r>
       <w:r>
         <w:rPr>
@@ -5240,136 +5180,6 @@
           <w:iCs/>
           <w:color w:val="000000"/>
         </w:rPr>
-        <w:t xml:space="preserve">distinct</w:t>
-      </w:r>
-      <w:r>
-        <w:rPr>
-          <w:color w:val="000000"/>
-        </w:rPr>
-        <w:t xml:space="preserve"> </w:t>
-      </w:r>
-      <w:r>
-        <w:rPr>
-          <w:color w:val="000000"/>
-        </w:rPr>
-        <w:t xml:space="preserve">calibration exercise constructs 90% and 95%</w:t>
-      </w:r>
-      <w:r>
-        <w:rPr>
-          <w:color w:val="000000"/>
-        </w:rPr>
-        <w:t xml:space="preserve"> </w:t>
-      </w:r>
-      <w:r>
-        <w:rPr>
-          <w:color w:val="000000"/>
-        </w:rPr>
-        <w:t xml:space="preserve">intervals for observed-minus-predicted</w:t>
-      </w:r>
-      <w:r>
-        <w:rPr>
-          <w:color w:val="000000"/>
-        </w:rPr>
-        <w:t xml:space="preserve"> </w:t>
-      </w:r>
-      <w:r>
-        <w:rPr>
-          <w:i/>
-          <w:iCs/>
-          <w:color w:val="000000"/>
-        </w:rPr>
-        <w:t xml:space="preserve">settlement-mark errors</w:t>
-      </w:r>
-      <w:r>
-        <w:rPr>
-          <w:color w:val="000000"/>
-        </w:rPr>
-        <w:t xml:space="preserve">,</w:t>
-      </w:r>
-      <w:r>
-        <w:rPr>
-          <w:color w:val="000000"/>
-        </w:rPr>
-        <w:t xml:space="preserve"> </w:t>
-      </w:r>
-      <w:r>
-        <w:rPr>
-          <w:color w:val="000000"/>
-        </w:rPr>
-        <w:t xml:space="preserve">using either strictly historical date-balanced Bayesian</w:t>
-      </w:r>
-      <w:r>
-        <w:rPr>
-          <w:color w:val="000000"/>
-        </w:rPr>
-        <w:t xml:space="preserve"> </w:t>
-      </w:r>
-      <w:r>
-        <w:rPr>
-          <w:color w:val="000000"/>
-        </w:rPr>
-        <w:t xml:space="preserve">normal-inverse-gamma predictive residuals or rolling empirical</w:t>
-      </w:r>
-      <w:r>
-        <w:rPr>
-          <w:color w:val="000000"/>
-        </w:rPr>
-        <w:t xml:space="preserve"> </w:t>
-      </w:r>
-      <w:r>
-        <w:rPr>
-          <w:color w:val="000000"/>
-        </w:rPr>
-        <w:t xml:space="preserve">residual quantiles. It uses a 63-date maximum window, requires</w:t>
-      </w:r>
-      <w:r>
-        <w:rPr>
-          <w:color w:val="000000"/>
-        </w:rPr>
-        <w:t xml:space="preserve"> </w:t>
-      </w:r>
-      <w:r>
-        <w:rPr>
-          <w:color w:val="000000"/>
-        </w:rPr>
-        <w:t xml:space="preserve">at least 15 earlier dates per put/call-side and maturity stratum,</w:t>
-      </w:r>
-      <w:r>
-        <w:rPr>
-          <w:color w:val="000000"/>
-        </w:rPr>
-        <w:t xml:space="preserve"> </w:t>
-      </w:r>
-      <w:r>
-        <w:rPr>
-          <w:color w:val="000000"/>
-        </w:rPr>
-        <w:t xml:space="preserve">and is scored by empirical coverage, interval width, and the</w:t>
-      </w:r>
-      <w:r>
-        <w:rPr>
-          <w:color w:val="000000"/>
-        </w:rPr>
-        <w:t xml:space="preserve"> </w:t>
-      </w:r>
-      <w:r>
-        <w:rPr>
-          <w:color w:val="000000"/>
-        </w:rPr>
-        <w:t xml:space="preserve">proper interval score. These are</w:t>
-      </w:r>
-      <w:r>
-        <w:rPr>
-          <w:color w:val="000000"/>
-        </w:rPr>
-        <w:t xml:space="preserve"> </w:t>
-      </w:r>
-      <w:r>
-        <w:rPr>
-          <w:i/>
-          <w:iCs/>
-          <w:color w:val="000000"/>
-        </w:rPr>
         <w:t xml:space="preserve">not</w:t>
       </w:r>
       <w:r>
@@ -5418,19 +5228,31 @@
         <w:rPr>
           <w:color w:val="000000"/>
         </w:rPr>
-        <w:t xml:space="preserve">Date- and calendar-month-block resampling is used for paired</w:t>
-      </w:r>
-      <w:r>
-        <w:rPr>
-          <w:color w:val="000000"/>
-        </w:rPr>
-        <w:t xml:space="preserve"> </w:t>
-      </w:r>
-      <w:r>
-        <w:rPr>
-          <w:color w:val="000000"/>
-        </w:rPr>
-        <w:t xml:space="preserve">comparisons, not contract-row independence.</w:t>
+        <w:t xml:space="preserve">We resample by valuation date or calendar month for paired</w:t>
+      </w:r>
+      <w:r>
+        <w:rPr>
+          <w:color w:val="000000"/>
+        </w:rPr>
+        <w:t xml:space="preserve"> </w:t>
+      </w:r>
+      <w:r>
+        <w:rPr>
+          <w:color w:val="000000"/>
+        </w:rPr>
+        <w:t xml:space="preserve">comparisons, rather than treating contracts on the same date</w:t>
+      </w:r>
+      <w:r>
+        <w:rPr>
+          <w:color w:val="000000"/>
+        </w:rPr>
+        <w:t xml:space="preserve"> </w:t>
+      </w:r>
+      <w:r>
+        <w:rPr>
+          <w:color w:val="000000"/>
+        </w:rPr>
+        <w:t xml:space="preserve">as independent observations.</w:t>
       </w:r>
     </w:p>
     <w:p>
@@ -5521,7 +5343,7 @@
         <w:rPr>
           <w:color w:val="000000"/>
         </w:rPr>
-        <w:t xml:space="preserve">Figure 1 shows how the PI–PM difference varies across the synthetic design. The largest differences occur with short estimation windows, high volatility, long maturities, few realized fixings, and pronounced price curvature. Across the 10 million synthetic histories, the maximum observed absolute difference is 0.1565 for a normalized $100 forward, and the largest within-cell 99th percentile is 0.1273. These extremes exceed the differences observed in the October-2026 sample. The sample maximum depends on the number of simulated histories; the within-cell percentile is less sensitive to rare simulated outcomes.</w:t>
+        <w:t xml:space="preserve">Figure 1 shows when posterior integration changes option prices most in the simulated settings. The largest differences occur with short estimation windows, high volatility, long maturities, few realized fixings, and pronounced price curvature. Across the 10 million synthetic histories, the maximum observed absolute difference is 0.1565 for a normalized $100 forward, and the highest 99th percentile among the simulated scenario groups is 0.1273. These extremes exceed the differences observed in the October-2026 sample. The maximum is sensitive to the number of simulations, while the 99th percentile is less affected by rare outcomes.</w:t>
       </w:r>
     </w:p>
     <w:p>
@@ -5533,7 +5355,7 @@
         <w:rPr>
           <w:color w:val="000000"/>
         </w:rPr>
-        <w:t xml:space="preserve">The second-order approximation tracks the simulated differences closely: the correlation between cell-level mean PI–PM differences and the curvature–variance term is 0.9995. Through-origin slopes are also close to one in the most extreme settings. These results support posterior variance and price curvature as the principal local determinants of the difference.</w:t>
+        <w:t xml:space="preserve">The second-order approximation tracks the simulated differences closely: the correlation between cell-level mean PI–PM differences and the curvature–variance term is 0.9995. Regressions constrained to pass through the origin also have slopes near one in the most extreme settings. These results support posterior variance and price curvature as the principal local determinants of the difference.</w:t>
       </w:r>
     </w:p>
     <w:p>
@@ -5545,7 +5367,7 @@
         <w:rPr>
           <w:color w:val="000000"/>
         </w:rPr>
-        <w:t xml:space="preserve">The PI–PM difference generally declines as the share of realized fixings increases. The relationship is not strictly monotone: in Panel C, the 252-day case initially rises because partial fixing changes both the remaining volatility exposure and local price curvature. The difference nevertheless tends toward zero as the averaging period ends.</w:t>
+        <w:t xml:space="preserve">The PI–PM difference generally declines as the share of realized fixings increases. The change is not always steady: in Panel C, the 252-day case initially increases because known fixings affect both the remaining exposure to volatility and the curvature of the price function. The difference nevertheless tends toward zero as the averaging period ends.</w:t>
       </w:r>
     </w:p>
     <w:p>
@@ -5621,7 +5443,7 @@
           <w:rFonts w:ascii="Times New Roman" w:hAnsi="Times New Roman"/>
           <w:sz w:val="20"/>
         </w:rPr>
-        <w:t>Figure 1. Posterior integration across 10 million synthetic return histories and WTI-like option states (root seed 2468). Panel A shows posterior dispersion by historical sample size. Panels B and C show the absolute PI–PM difference across moneyness and the realized-fixing fraction. Panel D compares mean PI–PM differences for 5,880 scenario cells with the second-order approximation in Equation (7); the cell-level correlation is 0.9995. The color bar shows the number of scenario cells per hexagonal bin.</w:t>
+        <w:t>Figure 1. Posterior integration across 10 million synthetic return histories and WTI-like option states (root seed 2468). Panel A shows posterior dispersion by historical sample size. Panels B and C show the absolute PI–PM difference across moneyness and the realized-fixing fraction. Panel D compares mean PI–PM differences for 5,880 scenario cells with the second-order approximation described in the methodology; the cell-level correlation is 0.9995. The color bar shows the number of scenario cells per hexagonal bin.</w:t>
       </w:r>
     </w:p>
     <w:p>
@@ -5668,43 +5490,43 @@
         <w:rPr>
           <w:color w:val="000000"/>
         </w:rPr>
-        <w:t xml:space="preserve">The central 95% posterior interval for conditional model prices has mean width 0.2733 dollars per barrel, approximately 367 times the mean absolute PI–PM difference. The nonzero dispersion of conditional model prices therefore</w:t>
-      </w:r>
-      <w:r>
-        <w:rPr>
-          <w:color w:val="000000"/>
-        </w:rPr>
-        <w:t xml:space="preserve"> </w:t>
-      </w:r>
-      <w:r>
-        <w:rPr>
-          <w:color w:val="000000"/>
-        </w:rPr>
-        <w:t xml:space="preserve">coexists with an almost unchanged integrated point price.</w:t>
-      </w:r>
-      <w:r>
-        <w:rPr>
-          <w:color w:val="000000"/>
-        </w:rPr>
-        <w:t xml:space="preserve"> </w:t>
-      </w:r>
-      <w:r>
-        <w:rPr>
-          <w:color w:val="000000"/>
-        </w:rPr>
-        <w:t xml:space="preserve">This interval is not an empirical forecast-error interval or</w:t>
-      </w:r>
-      <w:r>
-        <w:rPr>
-          <w:color w:val="000000"/>
-        </w:rPr>
-        <w:t xml:space="preserve"> </w:t>
-      </w:r>
-      <w:r>
-        <w:rPr>
-          <w:color w:val="000000"/>
-        </w:rPr>
-        <w:t xml:space="preserve">evidence of executable economic value. Both methods underprice</w:t>
+        <w:t xml:space="preserve">The central 95% posterior interval for conditional model prices has mean width 0.2733 dollars per barrel, approximately 367 times the mean absolute PI–PM difference. The model prices vary across posterior volatility draws,</w:t>
+      </w:r>
+      <w:r>
+        <w:rPr>
+          <w:color w:val="000000"/>
+        </w:rPr>
+        <w:t xml:space="preserve"> </w:t>
+      </w:r>
+      <w:r>
+        <w:rPr>
+          <w:color w:val="000000"/>
+        </w:rPr>
+        <w:t xml:space="preserve">even though averaging those prices barely changes the point estimate.</w:t>
+      </w:r>
+      <w:r>
+        <w:rPr>
+          <w:color w:val="000000"/>
+        </w:rPr>
+        <w:t xml:space="preserve"> </w:t>
+      </w:r>
+      <w:r>
+        <w:rPr>
+          <w:color w:val="000000"/>
+        </w:rPr>
+        <w:t xml:space="preserve">This posterior interval does not describe forecast errors</w:t>
+      </w:r>
+      <w:r>
+        <w:rPr>
+          <w:color w:val="000000"/>
+        </w:rPr>
+        <w:t xml:space="preserve"> </w:t>
+      </w:r>
+      <w:r>
+        <w:rPr>
+          <w:color w:val="000000"/>
+        </w:rPr>
+        <w:t xml:space="preserve">against observed settlements or the value of an executable trade. Both methods underprice</w:t>
       </w:r>
       <w:r>
         <w:rPr>
@@ -6128,7 +5950,7 @@
         <w:rPr>
           <w:color w:val="000000"/>
         </w:rPr>
-        <w:t xml:space="preserve">Table 2 reports date-ordered conditional pricing errors on 2,381 contract-date observations over only 15 target dates. The historical PI benchmark has MAE 2.6187 and RMSE 3.4090, compared with 0.1075 and 0.1594 for the previous-day APO implied-volatility smile. The expanding earlier-date smile performs similarly. Both specifications reduce observed settlement-proxy errors for all seven expiries in the saved date-ordered design, with exploratory valuation-date cluster bootstrap intervals for the error differences below zero in each expiry (Figure 2).</w:t>
+        <w:t xml:space="preserve">Table 2 compares conditional pricing errors for 2,381 contract-date observations across just 15 valuation dates. The historical PI benchmark has MAE 2.6187 and RMSE 3.4090, compared with 0.1075 and 0.1594 for the previous-day APO implied-volatility smile. The expanding earlier-date smile performs similarly. Both specifications have lower errors than historical volatility in all seven expiries. Exploratory bootstrap intervals, calculated by resampling valuation dates, also lie below zero for each expiry (Figure 2).</w:t>
       </w:r>
     </w:p>
     <w:p>
@@ -6144,7 +5966,7 @@
           <w:rFonts w:ascii="Times New Roman" w:hAnsi="Times New Roman"/>
           <w:sz w:val="20"/>
         </w:rPr>
-        <w:t>Table 2. Historical-volatility and prior option-implied volatility benchmarks. Panel A uses the same 2,381 out-of-sample contract-date observations over 15 target dates. Panel B restricts the comparison to observations for which the same contract has a strictly prior implied volatility. Historical PI is the canonical Monte Carlo posterior-integrated price; scalar historical, GARCH, and implied-volatility inputs are repriced under the same Curran approximation. MAE and RMSE are in U.S. dollars per barrel.</w:t>
+        <w:t>Table 2. Historical-volatility and earlier option-implied volatility comparisons. Panel A uses 2,381 contract-date observations over 15 valuation dates. Panel B uses only options with an earlier implied-volatility observation for the same contract. Historical PI uses Monte Carlo posterior integration; the other volatility inputs are priced using the same Curran approximation. MAE and RMSE are in U.S. dollars per barrel.</w:t>
         <w:br/>
       </w:r>
     </w:p>
@@ -6158,7 +5980,7 @@
           <w:b/>
           <w:sz w:val="20"/>
         </w:rPr>
-        <w:t>Panel A: Main out-of-sample comparison</w:t>
+        <w:t>Panel A: Date-ordered conditional pricing comparison</w:t>
       </w:r>
     </w:p>
     <w:tbl>
@@ -7185,7 +7007,7 @@
         <w:rPr>
           <w:color w:val="000000"/>
         </w:rPr>
-        <w:t xml:space="preserve">Rolling-window, EWMA, and horizon-matched GARCH(1,1) benchmarks do not close the pricing-error gap (Online Supplement Section S1 and Table S1). In particular, GARCH gives MAE 2.6730 and RMSE 3.4441 on the same observations.</w:t>
+        <w:t xml:space="preserve">Rolling-window, EWMA, and horizon-matched GARCH(1,1) estimates do not close the gap in pricing errors (Online Supplement Section S1 and Table S1).</w:t>
       </w:r>
     </w:p>
     <w:p>
@@ -7197,43 +7019,55 @@
         <w:rPr>
           <w:color w:val="000000"/>
         </w:rPr>
-        <w:t xml:space="preserve">Panel B isolates 2,366 observations with an earlier implied volatility for the same contract. Carrying that volatility forward yields lower pooled errors than the fitted previous-day smile (MAE 0.0992 versus 0.1074). This same-support negative result shows that the advantage</w:t>
-      </w:r>
-      <w:r>
-        <w:rPr>
-          <w:color w:val="000000"/>
-        </w:rPr>
-        <w:t xml:space="preserve"> </w:t>
-      </w:r>
-      <w:r>
-        <w:rPr>
-          <w:color w:val="000000"/>
-        </w:rPr>
-        <w:t xml:space="preserve">over historical volatility does not require fitting an IV smile.</w:t>
-      </w:r>
-      <w:r>
-        <w:rPr>
-          <w:color w:val="000000"/>
-        </w:rPr>
-        <w:t xml:space="preserve"> </w:t>
-      </w:r>
-      <w:r>
-        <w:rPr>
-          <w:color w:val="000000"/>
-        </w:rPr>
-        <w:t xml:space="preserve">Its 15 target dates do not support a general claim that</w:t>
-      </w:r>
-      <w:r>
-        <w:rPr>
-          <w:color w:val="000000"/>
-        </w:rPr>
-        <w:t xml:space="preserve"> </w:t>
-      </w:r>
-      <w:r>
-        <w:rPr>
-          <w:color w:val="000000"/>
-        </w:rPr>
-        <w:t xml:space="preserve">persistence always outperforms a fitted smile.</w:t>
+        <w:t xml:space="preserve">Panel B isolates 2,366 observations with an earlier implied volatility for the same contract. Carrying that volatility forward yields lower pooled errors than the fitted previous-day smile (MAE 0.0992 versus 0.1074). On these matched observations, the improvement over historical</w:t>
+      </w:r>
+      <w:r>
+        <w:rPr>
+          <w:color w:val="000000"/>
+        </w:rPr>
+        <w:t xml:space="preserve"> </w:t>
+      </w:r>
+      <w:r>
+        <w:rPr>
+          <w:color w:val="000000"/>
+        </w:rPr>
+        <w:t xml:space="preserve">volatility does not require fitting an implied-volatility smile.</w:t>
+      </w:r>
+      <w:r>
+        <w:rPr>
+          <w:color w:val="000000"/>
+        </w:rPr>
+        <w:t xml:space="preserve"> </w:t>
+      </w:r>
+      <w:r>
+        <w:rPr>
+          <w:color w:val="000000"/>
+        </w:rPr>
+        <w:t xml:space="preserve">The 15 valuation dates are too few to establish that</w:t>
+      </w:r>
+      <w:r>
+        <w:rPr>
+          <w:color w:val="000000"/>
+        </w:rPr>
+        <w:t xml:space="preserve"> </w:t>
+      </w:r>
+      <w:r>
+        <w:rPr>
+          <w:color w:val="000000"/>
+        </w:rPr>
+        <w:t xml:space="preserve">carrying forward implied volatility generally outperforms</w:t>
+      </w:r>
+      <w:r>
+        <w:rPr>
+          <w:color w:val="000000"/>
+        </w:rPr>
+        <w:t xml:space="preserve"> </w:t>
+      </w:r>
+      <w:r>
+        <w:rPr>
+          <w:color w:val="000000"/>
+        </w:rPr>
+        <w:t xml:space="preserve">fitting a smile.</w:t>
       </w:r>
     </w:p>
     <w:p>
@@ -7309,7 +7143,7 @@
           <w:rFonts w:ascii="Times New Roman" w:hAnsi="Times New Roman"/>
           <w:sz w:val="20"/>
         </w:rPr>
-        <w:t>Figure 2. Out-of-sample pricing-error differences by APO expiry. Points compare the earlier-date APO implied-volatility specifications with the historical posterior-integrated benchmark; negative values indicate lower error for the implied-volatility specification. Horizontal bars are 95% percentile intervals from valuation-date cluster bootstrap resampling. All implied-volatility inputs have archived observation dates earlier than each target date; vendor publication times and historical record vintages are not independently verified.</w:t>
+        <w:t>Figure 2. Date-ordered conditional pricing-error differences by APO expiry. Points compare the earlier-date APO implied-volatility specifications with the historical posterior-integrated benchmark; negative values indicate lower error for the implied-volatility specification. Horizontal bars are 95% percentile intervals from valuation-date cluster bootstrap resampling. All implied-volatility inputs are dated before the valuation date in the archived records. We could not verify their original publication times or subsequent revisions.</w:t>
       </w:r>
     </w:p>
     <w:p>
@@ -7332,7 +7166,7 @@
           <w:color w:val="000000"/>
           <w:sz w:val="24"/>
         </w:rPr>
-        <w:t>4.4 Cross-instrument validation using vanilla-WTI options</w:t>
+        <w:t>4.4 Cross-instrument comparison using WTI futures options</w:t>
       </w:r>
     </w:p>
     <w:p>
@@ -7344,7 +7178,7 @@
         <w:rPr>
           <w:color w:val="000000"/>
         </w:rPr>
-        <w:t xml:space="preserve">The cross-instrument comparison replaces APO-implied volatility with estimates from standard monthly WTI futures options. Table 3 uses 253 October-expiry APO contract-date observations across 10 valuation dates. Historical-volatility posterior integration has MAE 0.4464 and RMSE 0.5562. A previous-day vanilla-WTI implied-volatility specification based on LO options lowers these errors to 0.1559 and 0.2599. The corresponding previous-day APO implied-volatility smile has MAE 0.1676 and RMSE 0.2686.</w:t>
+        <w:t xml:space="preserve">The cross-instrument comparison uses implied volatility from standard monthly WTI futures options instead of APOs. Table 3 uses 253 October-expiry APO contract-date observations across 10 valuation dates. Historical-volatility posterior integration has MAE 0.4464 and RMSE 0.5562. A previous-day vanilla-WTI implied-volatility specification based on LO options lowers these errors to 0.1559 and 0.2599. The corresponding previous-day APO implied-volatility smile has MAE 0.1676 and RMSE 0.2686.</w:t>
       </w:r>
     </w:p>
     <w:p>
@@ -7379,7 +7213,7 @@
           <w:color w:val="000000"/>
           <w:sz w:val="20"/>
         </w:rPr>
-        <w:t xml:space="preserve">Cross-instrument validation on 253 October-expiry APO contract-dates within observed prior LO moneyness support. Historical PI is the canonical Monte Carlo posterior-integrated price; the vanilla-WTI and APO implied-volatility inputs are repriced with the deterministic Curran approximation. All implied-volatility inputs use only earlier-date option information. MAE and RMSE are in U.S. dollars per barrel.</w:t>
+        <w:t xml:space="preserve">Cross-instrument comparison for 253 October-expiry APO contract-date observations whose moneyness falls within the range covered by earlier LO option data. Historical PI is the canonical Monte Carlo posterior-integrated price; the vanilla-WTI and APO implied-volatility inputs are repriced with the deterministic Curran approximation. All implied-volatility inputs use only earlier-date option information. MAE and RMSE are in U.S. dollars per barrel.</w:t>
       </w:r>
     </w:p>
     <w:tbl>
@@ -7681,7 +7515,7 @@
         <w:rPr>
           <w:color w:val="000000"/>
         </w:rPr>
-        <w:t xml:space="preserve">Valuation-date cluster bootstrap results support the improvement over historical volatility. Differences between LO-implied and APO-implied specifications are small and do not establish consistent superiority by MAE and RMSE. The cross-instrument test instead shows that the advantage persists when implied volatility comes from another WTI option family.</w:t>
+        <w:t xml:space="preserve">Valuation-date cluster bootstrap results support the improvement over historical volatility. Differences between LO-implied and APO-implied specifications are small and do not establish consistent superiority by MAE and RMSE. The result shows that earlier implied volatility also produces smaller errors when estimated from a different WTI option product.</w:t>
       </w:r>
     </w:p>
     <w:p>
@@ -7695,7 +7529,7 @@
           <w:color w:val="000000"/>
           <w:sz w:val="24"/>
         </w:rPr>
-        <w:t>4.5 Independent Databento settlement-mark results</w:t>
+        <w:t>4.5 Databento settlement-price results</w:t>
       </w:r>
     </w:p>
     <w:p>
@@ -7707,51 +7541,55 @@
         <w:rPr>
           <w:color w:val="000000"/>
         </w:rPr>
-        <w:t xml:space="preserve">The separate Databento analysis provides a longer-date check of the</w:t>
-      </w:r>
-      <w:r>
-        <w:rPr>
-          <w:color w:val="000000"/>
-        </w:rPr>
-        <w:t xml:space="preserve"> </w:t>
-      </w:r>
-      <w:r>
-        <w:rPr>
-          <w:i/>
-          <w:iCs/>
-          <w:color w:val="000000"/>
-        </w:rPr>
-        <w:t xml:space="preserve">volatility-input ranking</w:t>
-      </w:r>
-      <w:r>
-        <w:rPr>
-          <w:color w:val="000000"/>
-        </w:rPr>
-        <w:t xml:space="preserve">, not an additional sample from the</w:t>
-      </w:r>
-      <w:r>
-        <w:rPr>
-          <w:color w:val="000000"/>
-        </w:rPr>
-        <w:t xml:space="preserve"> </w:t>
-      </w:r>
-      <w:r>
-        <w:rPr>
-          <w:color w:val="000000"/>
-        </w:rPr>
-        <w:t xml:space="preserve">earlier path-dependent Curran design. Table 4</w:t>
-      </w:r>
-      <w:r>
-        <w:rPr>
-          <w:color w:val="000000"/>
-        </w:rPr>
-        <w:t xml:space="preserve"> </w:t>
-      </w:r>
-      <w:r>
-        <w:rPr>
-          <w:color w:val="000000"/>
-        </w:rPr>
-        <w:t xml:space="preserve">reports errors for identical actual-flagged targets. The previous-date</w:t>
+        <w:t xml:space="preserve">The separate Databento analysis compares volatility inputs across</w:t>
+      </w:r>
+      <w:r>
+        <w:rPr>
+          <w:color w:val="000000"/>
+        </w:rPr>
+        <w:t xml:space="preserve"> </w:t>
+      </w:r>
+      <w:r>
+        <w:rPr>
+          <w:color w:val="000000"/>
+        </w:rPr>
+        <w:t xml:space="preserve">more valuation dates, but uses a different pricing model from</w:t>
+      </w:r>
+      <w:r>
+        <w:rPr>
+          <w:color w:val="000000"/>
+        </w:rPr>
+        <w:t xml:space="preserve"> </w:t>
+      </w:r>
+      <w:r>
+        <w:rPr>
+          <w:color w:val="000000"/>
+        </w:rPr>
+        <w:t xml:space="preserve">the earlier Curran analysis. Table 4</w:t>
+      </w:r>
+      <w:r>
+        <w:rPr>
+          <w:color w:val="000000"/>
+        </w:rPr>
+        <w:t xml:space="preserve"> </w:t>
+      </w:r>
+      <w:r>
+        <w:rPr>
+          <w:color w:val="000000"/>
+        </w:rPr>
+        <w:t xml:space="preserve">reports errors for the same observations classified</w:t>
+      </w:r>
+      <w:r>
+        <w:rPr>
+          <w:color w:val="000000"/>
+        </w:rPr>
+        <w:t xml:space="preserve"> </w:t>
+      </w:r>
+      <w:r>
+        <w:rPr>
+          <w:color w:val="000000"/>
+        </w:rPr>
+        <w:t xml:space="preserve">as actual settlements by the data provider. The previous-date</w:t>
       </w:r>
       <w:r>
         <w:rPr>
@@ -7787,7 +7625,19 @@
         <w:rPr>
           <w:color w:val="000000"/>
         </w:rPr>
-        <w:t xml:space="preserve">historical parity-forward-change volatility proxy. Both estimates</w:t>
+        <w:t xml:space="preserve">historical volatility estimate based on earlier changes in</w:t>
+      </w:r>
+      <w:r>
+        <w:rPr>
+          <w:color w:val="000000"/>
+        </w:rPr>
+        <w:t xml:space="preserve"> </w:t>
+      </w:r>
+      <w:r>
+        <w:rPr>
+          <w:color w:val="000000"/>
+        </w:rPr>
+        <w:t xml:space="preserve">the average inferred from put–call parity. Both estimates</w:t>
       </w:r>
       <w:r>
         <w:rPr>
@@ -7858,7 +7708,7 @@
           <w:color w:val="000000"/>
           <w:sz w:val="20"/>
         </w:rPr>
-        <w:t xml:space="preserve">Independent Databento AAO settlement-mark exercise on 97,341 common actual-flagged contract-date targets over 189 valuation dates. Pricing errors are in dollars per barrel. This is conditional reduced-form pricing with same-date disjoint parity anchors, not the earlier Curran/CL fixing-path study.</w:t>
+        <w:t xml:space="preserve">Separate Databento AAO pricing comparison across 97,341 observations classified as actual settlements on 189 valuation dates. Errors are in dollars per barrel. The pricing model uses put–call parity estimates from other same-date strikes; it differs from the earlier Curran model based on CL fixing paths.</w:t>
       </w:r>
     </w:p>
     <w:tbl>
@@ -8160,19 +8010,103 @@
         <w:rPr>
           <w:color w:val="000000"/>
         </w:rPr>
-        <w:t xml:space="preserve">The observed discrepancy is consistent with the mismatch between</w:t>
-      </w:r>
-      <w:r>
-        <w:rPr>
-          <w:color w:val="000000"/>
-        </w:rPr>
-        <w:t xml:space="preserve"> </w:t>
-      </w:r>
-      <w:r>
-        <w:rPr>
-          <w:color w:val="000000"/>
-        </w:rPr>
-        <w:t xml:space="preserve">physical-style changes in a</w:t>
+        <w:t xml:space="preserve">The difference is consistent with the fact that historical</w:t>
+      </w:r>
+      <w:r>
+        <w:rPr>
+          <w:color w:val="000000"/>
+        </w:rPr>
+        <w:t xml:space="preserve"> </w:t>
+      </w:r>
+      <w:r>
+        <w:rPr>
+          <w:color w:val="000000"/>
+        </w:rPr>
+        <w:t xml:space="preserve">changes in the expected average and option-implied volatility</w:t>
+      </w:r>
+      <w:r>
+        <w:rPr>
+          <w:color w:val="000000"/>
+        </w:rPr>
+        <w:t xml:space="preserve"> </w:t>
+      </w:r>
+      <w:r>
+        <w:rPr>
+          <w:color w:val="000000"/>
+        </w:rPr>
+        <w:t xml:space="preserve">of the terminal average measure different quantities.</w:t>
+      </w:r>
+      <w:r>
+        <w:rPr>
+          <w:color w:val="000000"/>
+        </w:rPr>
+        <w:t xml:space="preserve"> </w:t>
+      </w:r>
+      <w:r>
+        <w:rPr>
+          <w:color w:val="000000"/>
+        </w:rPr>
+        <w:t xml:space="preserve">For comparison, we infer implied volatility retrospectively from</w:t>
+      </w:r>
+      <w:r>
+        <w:rPr>
+          <w:color w:val="000000"/>
+        </w:rPr>
+        <w:t xml:space="preserve"> </w:t>
+      </w:r>
+      <w:r>
+        <w:rPr>
+          <w:color w:val="000000"/>
+        </w:rPr>
+        <w:t xml:space="preserve">near-the-money options on the valuation date. Its mean is 30.97%</w:t>
+      </w:r>
+      <w:r>
+        <w:rPr>
+          <w:color w:val="000000"/>
+        </w:rPr>
+        <w:t xml:space="preserve"> </w:t>
+      </w:r>
+      <w:r>
+        <w:rPr>
+          <w:color w:val="000000"/>
+        </w:rPr>
+        <w:t xml:space="preserve">across 1,689 expiry-date groups, compared with 26.68% for the</w:t>
+      </w:r>
+      <w:r>
+        <w:rPr>
+          <w:color w:val="000000"/>
+        </w:rPr>
+        <w:t xml:space="preserve"> </w:t>
+      </w:r>
+      <w:r>
+        <w:rPr>
+          <w:color w:val="000000"/>
+        </w:rPr>
+        <w:t xml:space="preserve">volatility equivalent to the Bayesian plug-in price and 30.88%</w:t>
+      </w:r>
+      <w:r>
+        <w:rPr>
+          <w:color w:val="000000"/>
+        </w:rPr>
+        <w:t xml:space="preserve"> </w:t>
+      </w:r>
+      <w:r>
+        <w:rPr>
+          <w:color w:val="000000"/>
+        </w:rPr>
+        <w:t xml:space="preserve">for earlier AAO implied volatility.</w:t>
+      </w:r>
+      <w:r>
+        <w:rPr>
+          <w:color w:val="000000"/>
+        </w:rPr>
+        <w:t xml:space="preserve"> </w:t>
+      </w:r>
+      <w:r>
+        <w:rPr>
+          <w:color w:val="000000"/>
+        </w:rPr>
+        <w:t xml:space="preserve">Implied volatility inferred from valuation-date prices is used</w:t>
       </w:r>
       <w:r>
         <w:rPr>
@@ -8186,137 +8120,31 @@
           <w:iCs/>
           <w:color w:val="000000"/>
         </w:rPr>
-        <w:t xml:space="preserve">conditional expected average</w:t>
-      </w:r>
-      <w:r>
-        <w:rPr>
-          <w:color w:val="000000"/>
-        </w:rPr>
-        <w:t xml:space="preserve"> </w:t>
-      </w:r>
-      <w:r>
-        <w:rPr>
-          <w:color w:val="000000"/>
-        </w:rPr>
-        <w:t xml:space="preserve">and the option-market-implied dispersion of the</w:t>
-      </w:r>
-      <w:r>
-        <w:rPr>
-          <w:color w:val="000000"/>
-        </w:rPr>
-        <w:t xml:space="preserve"> </w:t>
-      </w:r>
-      <w:r>
-        <w:rPr>
-          <w:i/>
-          <w:iCs/>
-          <w:color w:val="000000"/>
-        </w:rPr>
-        <w:t xml:space="preserve">terminal average</w:t>
-      </w:r>
-      <w:r>
-        <w:rPr>
-          <w:color w:val="000000"/>
-        </w:rPr>
-        <w:t xml:space="preserve">.</w:t>
-      </w:r>
-      <w:r>
-        <w:rPr>
-          <w:color w:val="000000"/>
-        </w:rPr>
-        <w:t xml:space="preserve"> </w:t>
-      </w:r>
-      <w:r>
-        <w:rPr>
-          <w:color w:val="000000"/>
-        </w:rPr>
-        <w:t xml:space="preserve">A retrospective near-the-money inversion on the evaluation date</w:t>
-      </w:r>
-      <w:r>
-        <w:rPr>
-          <w:color w:val="000000"/>
-        </w:rPr>
-        <w:t xml:space="preserve"> </w:t>
-      </w:r>
-      <w:r>
-        <w:rPr>
-          <w:color w:val="000000"/>
-        </w:rPr>
-        <w:t xml:space="preserve">gives mean implied volatility 30.97% across 1,689 expiry-date</w:t>
-      </w:r>
-      <w:r>
-        <w:rPr>
-          <w:color w:val="000000"/>
-        </w:rPr>
-        <w:t xml:space="preserve"> </w:t>
-      </w:r>
-      <w:r>
-        <w:rPr>
-          <w:color w:val="000000"/>
-        </w:rPr>
-        <w:t xml:space="preserve">groups, compared with a Bayesian plug-in price-equivalent volatility</w:t>
-      </w:r>
-      <w:r>
-        <w:rPr>
-          <w:color w:val="000000"/>
-        </w:rPr>
-        <w:t xml:space="preserve"> </w:t>
-      </w:r>
-      <w:r>
-        <w:rPr>
-          <w:color w:val="000000"/>
-        </w:rPr>
-        <w:t xml:space="preserve">of 26.68% and lagged AAO option-implied volatility of 30.88%.</w:t>
-      </w:r>
-      <w:r>
-        <w:rPr>
-          <w:color w:val="000000"/>
-        </w:rPr>
-        <w:t xml:space="preserve"> </w:t>
-      </w:r>
-      <w:r>
-        <w:rPr>
-          <w:color w:val="000000"/>
-        </w:rPr>
-        <w:t xml:space="preserve">The target-date inversion is used</w:t>
-      </w:r>
-      <w:r>
-        <w:rPr>
-          <w:color w:val="000000"/>
-        </w:rPr>
-        <w:t xml:space="preserve"> </w:t>
-      </w:r>
-      <w:r>
-        <w:rPr>
-          <w:i/>
-          <w:iCs/>
-          <w:color w:val="000000"/>
-        </w:rPr>
-        <w:t xml:space="preserve">only to diagnose</w:t>
-      </w:r>
-      <w:r>
-        <w:rPr>
-          <w:color w:val="000000"/>
-        </w:rPr>
-        <w:t xml:space="preserve"> </w:t>
-      </w:r>
-      <w:r>
-        <w:rPr>
-          <w:color w:val="000000"/>
-        </w:rPr>
-        <w:t xml:space="preserve">pricing</w:t>
-      </w:r>
-      <w:r>
-        <w:rPr>
-          <w:color w:val="000000"/>
-        </w:rPr>
-        <w:t xml:space="preserve"> </w:t>
-      </w:r>
-      <w:r>
-        <w:rPr>
-          <w:color w:val="000000"/>
-        </w:rPr>
-        <w:t xml:space="preserve">errors after scoring, never as an input to forecasts. These</w:t>
+        <w:t xml:space="preserve">only to explain</w:t>
+      </w:r>
+      <w:r>
+        <w:rPr>
+          <w:color w:val="000000"/>
+        </w:rPr>
+        <w:t xml:space="preserve"> </w:t>
+      </w:r>
+      <w:r>
+        <w:rPr>
+          <w:color w:val="000000"/>
+        </w:rPr>
+        <w:t xml:space="preserve">the pricing errors after evaluation, never</w:t>
+      </w:r>
+      <w:r>
+        <w:rPr>
+          <w:color w:val="000000"/>
+        </w:rPr>
+        <w:t xml:space="preserve"> </w:t>
+      </w:r>
+      <w:r>
+        <w:rPr>
+          <w:color w:val="000000"/>
+        </w:rPr>
+        <w:t xml:space="preserve">as an input to the earlier-volatility comparisons. These</w:t>
       </w:r>
       <w:r>
         <w:rPr>
@@ -8340,151 +8168,139 @@
         <w:rPr>
           <w:color w:val="000000"/>
         </w:rPr>
-        <w:t xml:space="preserve">Table 5 isolates the more demanding question:</w:t>
-      </w:r>
-      <w:r>
-        <w:rPr>
-          <w:color w:val="000000"/>
-        </w:rPr>
-        <w:t xml:space="preserve"> </w:t>
-      </w:r>
-      <w:r>
-        <w:rPr>
-          <w:color w:val="000000"/>
-        </w:rPr>
-        <w:t xml:space="preserve">does a Bayesian market-volatility forecast outperform a simple</w:t>
-      </w:r>
-      <w:r>
-        <w:rPr>
-          <w:color w:val="000000"/>
-        </w:rPr>
-        <w:t xml:space="preserve"> </w:t>
-      </w:r>
-      <w:r>
-        <w:rPr>
-          <w:color w:val="000000"/>
-        </w:rPr>
-        <w:t xml:space="preserve">persistence benchmark when both use the same prior option-market</w:t>
-      </w:r>
-      <w:r>
-        <w:rPr>
-          <w:color w:val="000000"/>
-        </w:rPr>
-        <w:t xml:space="preserve"> </w:t>
-      </w:r>
-      <w:r>
-        <w:rPr>
-          <w:color w:val="000000"/>
-        </w:rPr>
-        <w:t xml:space="preserve">information? On 47,718 actual-flagged target observations across</w:t>
-      </w:r>
-      <w:r>
-        <w:rPr>
-          <w:color w:val="000000"/>
-        </w:rPr>
-        <w:t xml:space="preserve"> </w:t>
-      </w:r>
-      <w:r>
-        <w:rPr>
-          <w:color w:val="000000"/>
-        </w:rPr>
-        <w:t xml:space="preserve">88 dates in 2025–September 2026, it does not. The unchanged</w:t>
-      </w:r>
-      <w:r>
-        <w:rPr>
-          <w:color w:val="000000"/>
-        </w:rPr>
-        <w:t xml:space="preserve"> </w:t>
-      </w:r>
-      <w:r>
-        <w:rPr>
-          <w:color w:val="000000"/>
-        </w:rPr>
-        <w:t xml:space="preserve">lagged-IV method has slightly lower MAE and RMSE; price integration</w:t>
-      </w:r>
-      <w:r>
-        <w:rPr>
-          <w:color w:val="000000"/>
-        </w:rPr>
-        <w:t xml:space="preserve"> </w:t>
-      </w:r>
-      <w:r>
-        <w:rPr>
-          <w:color w:val="000000"/>
-        </w:rPr>
-        <w:t xml:space="preserve">is almost indistinguishable from the matched Bayesian plug-in</w:t>
-      </w:r>
-      <w:r>
-        <w:rPr>
-          <w:color w:val="000000"/>
-        </w:rPr>
-        <w:t xml:space="preserve"> </w:t>
-      </w:r>
-      <w:r>
-        <w:rPr>
-          <w:color w:val="000000"/>
-        </w:rPr>
-        <w:t xml:space="preserve">price. The difference in equal-date daily MAE between unchanged</w:t>
-      </w:r>
-      <w:r>
-        <w:rPr>
-          <w:color w:val="000000"/>
-        </w:rPr>
-        <w:t xml:space="preserve"> </w:t>
-      </w:r>
-      <w:r>
-        <w:rPr>
-          <w:color w:val="000000"/>
-        </w:rPr>
-        <w:t xml:space="preserve">lagged IV and Bayesian market-IV PI is -$0.00100/bbl,</w:t>
-      </w:r>
-      <w:r>
-        <w:rPr>
-          <w:color w:val="000000"/>
-        </w:rPr>
-        <w:t xml:space="preserve"> </w:t>
-      </w:r>
-      <w:r>
-        <w:rPr>
-          <w:color w:val="000000"/>
-        </w:rPr>
-        <w:t xml:space="preserve">with a 95% calendar-month-block bootstrap interval of</w:t>
-      </w:r>
-      <w:r>
-        <w:rPr>
-          <w:color w:val="000000"/>
-        </w:rPr>
-        <w:t xml:space="preserve"> </w:t>
-      </w:r>
-      <w:r>
-        <w:rPr>
-          <w:color w:val="000000"/>
-        </w:rPr>
-        <w:t xml:space="preserve">[-$0.00331,$0.00082] for the Bayesian improvement.</w:t>
-      </w:r>
-      <w:r>
-        <w:rPr>
-          <w:color w:val="000000"/>
-        </w:rPr>
-        <w:t xml:space="preserve"> </w:t>
-      </w:r>
-      <w:r>
-        <w:rPr>
-          <w:color w:val="000000"/>
-        </w:rPr>
-        <w:t xml:space="preserve">The interval crosses zero. These small gaps should not be</w:t>
-      </w:r>
-      <w:r>
-        <w:rPr>
-          <w:color w:val="000000"/>
-        </w:rPr>
-        <w:t xml:space="preserve"> </w:t>
-      </w:r>
-      <w:r>
-        <w:rPr>
-          <w:color w:val="000000"/>
-        </w:rPr>
-        <w:t xml:space="preserve">presented as economically significant advantages.</w:t>
+        <w:t xml:space="preserve">Table 5 asks whether Bayesian modeling</w:t>
+      </w:r>
+      <w:r>
+        <w:rPr>
+          <w:color w:val="000000"/>
+        </w:rPr>
+        <w:t xml:space="preserve"> </w:t>
+      </w:r>
+      <w:r>
+        <w:rPr>
+          <w:color w:val="000000"/>
+        </w:rPr>
+        <w:t xml:space="preserve">of earlier implied volatility improves on simply carrying</w:t>
+      </w:r>
+      <w:r>
+        <w:rPr>
+          <w:color w:val="000000"/>
+        </w:rPr>
+        <w:t xml:space="preserve"> </w:t>
+      </w:r>
+      <w:r>
+        <w:rPr>
+          <w:color w:val="000000"/>
+        </w:rPr>
+        <w:t xml:space="preserve">forward the last observed value, using the same prior</w:t>
+      </w:r>
+      <w:r>
+        <w:rPr>
+          <w:color w:val="000000"/>
+        </w:rPr>
+        <w:t xml:space="preserve"> </w:t>
+      </w:r>
+      <w:r>
+        <w:rPr>
+          <w:color w:val="000000"/>
+        </w:rPr>
+        <w:t xml:space="preserve">option-market information. On 47,718 observations classified as actual settlements across</w:t>
+      </w:r>
+      <w:r>
+        <w:rPr>
+          <w:color w:val="000000"/>
+        </w:rPr>
+        <w:t xml:space="preserve"> </w:t>
+      </w:r>
+      <w:r>
+        <w:rPr>
+          <w:color w:val="000000"/>
+        </w:rPr>
+        <w:t xml:space="preserve">88 dates in 2025–September 2026, it does not. Carrying forward the last implied volatility gives slightly</w:t>
+      </w:r>
+      <w:r>
+        <w:rPr>
+          <w:color w:val="000000"/>
+        </w:rPr>
+        <w:t xml:space="preserve"> </w:t>
+      </w:r>
+      <w:r>
+        <w:rPr>
+          <w:color w:val="000000"/>
+        </w:rPr>
+        <w:t xml:space="preserve">lower MAE and RMSE. Posterior integration and pricing at the</w:t>
+      </w:r>
+      <w:r>
+        <w:rPr>
+          <w:color w:val="000000"/>
+        </w:rPr>
+        <w:t xml:space="preserve"> </w:t>
+      </w:r>
+      <w:r>
+        <w:rPr>
+          <w:color w:val="000000"/>
+        </w:rPr>
+        <w:t xml:space="preserve">Bayesian posterior mean give nearly identical errors. The estimated improvement in daily MAE from Bayesian updating,</w:t>
+      </w:r>
+      <w:r>
+        <w:rPr>
+          <w:color w:val="000000"/>
+        </w:rPr>
+        <w:t xml:space="preserve"> </w:t>
+      </w:r>
+      <w:r>
+        <w:rPr>
+          <w:color w:val="000000"/>
+        </w:rPr>
+        <w:t xml:space="preserve">averaging equally across valuation dates, is -$0.00100/bbl.</w:t>
+      </w:r>
+      <w:r>
+        <w:rPr>
+          <w:color w:val="000000"/>
+        </w:rPr>
+        <w:t xml:space="preserve"> </w:t>
+      </w:r>
+      <w:r>
+        <w:rPr>
+          <w:color w:val="000000"/>
+        </w:rPr>
+        <w:t xml:space="preserve">A 95% bootstrap interval obtained by resampling calendar months</w:t>
+      </w:r>
+      <w:r>
+        <w:rPr>
+          <w:color w:val="000000"/>
+        </w:rPr>
+        <w:t xml:space="preserve"> </w:t>
+      </w:r>
+      <w:r>
+        <w:rPr>
+          <w:color w:val="000000"/>
+        </w:rPr>
+        <w:t xml:space="preserve">is [-$0.00331,$0.00082].</w:t>
+      </w:r>
+      <w:r>
+        <w:rPr>
+          <w:color w:val="000000"/>
+        </w:rPr>
+        <w:t xml:space="preserve"> </w:t>
+      </w:r>
+      <w:r>
+        <w:rPr>
+          <w:color w:val="000000"/>
+        </w:rPr>
+        <w:t xml:space="preserve">The interval crosses zero. The observed differences are too small and uncertain to</w:t>
+      </w:r>
+      <w:r>
+        <w:rPr>
+          <w:color w:val="000000"/>
+        </w:rPr>
+        <w:t xml:space="preserve"> </w:t>
+      </w:r>
+      <w:r>
+        <w:rPr>
+          <w:color w:val="000000"/>
+        </w:rPr>
+        <w:t xml:space="preserve">support a claim of economic advantage.</w:t>
       </w:r>
     </w:p>
     <w:p>
@@ -8519,7 +8335,7 @@
           <w:color w:val="000000"/>
           <w:sz w:val="20"/>
         </w:rPr>
-        <w:t xml:space="preserve">Matched actual-flagged AAO pricing, 2025–September 2026; 47,718 contract-date targets and 88 valuation dates. Bayesian market-IV variants use strictly earlier option-implied volatility.</w:t>
+        <w:t xml:space="preserve">Pricing comparison for 47,718 AAO observations classified as actual settlements across 88 valuation dates from 2025 to September 2026. Bayesian estimates use option-implied volatility recorded on earlier dates.</w:t>
       </w:r>
     </w:p>
     <w:tbl>
@@ -8686,7 +8502,7 @@
                 <w:rFonts w:ascii="Times New Roman" w:hAnsi="Times New Roman"/>
                 <w:sz w:val="20"/>
               </w:rPr>
-              <w:t xml:space="preserve">Bayesian market-IV posterior-mean plug-in</w:t>
+              <w:t xml:space="preserve">Bayesian implied-volatility posterior-mean plug-in</w:t>
             </w:r>
           </w:p>
         </w:tc>
@@ -8751,7 +8567,7 @@
                 <w:rFonts w:ascii="Times New Roman" w:hAnsi="Times New Roman"/>
                 <w:sz w:val="20"/>
               </w:rPr>
-              <w:t xml:space="preserve">Bayesian market-IV posterior integration</w:t>
+              <w:t xml:space="preserve">Bayesian implied-volatility posterior integration</w:t>
             </w:r>
           </w:p>
         </w:tc>
@@ -8821,7 +8637,151 @@
         <w:rPr>
           <w:color w:val="000000"/>
         </w:rPr>
-        <w:t xml:space="preserve">The independent settlement-mark</w:t>
+        <w:t xml:space="preserve">A separate analysis tests the coverage of intervals for</w:t>
+      </w:r>
+      <w:r>
+        <w:rPr>
+          <w:color w:val="000000"/>
+        </w:rPr>
+        <w:t xml:space="preserve"> </w:t>
+      </w:r>
+      <w:r>
+        <w:rPr>
+          <w:color w:val="000000"/>
+        </w:rPr>
+        <w:t xml:space="preserve">settlement-price errors using 89,696 observations classified as</w:t>
+      </w:r>
+      <w:r>
+        <w:rPr>
+          <w:color w:val="000000"/>
+        </w:rPr>
+        <w:t xml:space="preserve"> </w:t>
+      </w:r>
+      <w:r>
+        <w:rPr>
+          <w:color w:val="000000"/>
+        </w:rPr>
+        <w:t xml:space="preserve">actual settlements across 174 dates after an initial estimation period. In the inspected 2025–September 2026</w:t>
+      </w:r>
+      <w:r>
+        <w:rPr>
+          <w:color w:val="000000"/>
+        </w:rPr>
+        <w:t xml:space="preserve"> </w:t>
+      </w:r>
+      <w:r>
+        <w:rPr>
+          <w:color w:val="000000"/>
+        </w:rPr>
+        <w:t xml:space="preserve">subset, the Bayesian model for pricing errors, combined with the</w:t>
+      </w:r>
+      <w:r>
+        <w:rPr>
+          <w:color w:val="000000"/>
+        </w:rPr>
+        <w:t xml:space="preserve"> </w:t>
+      </w:r>
+      <w:r>
+        <w:rPr>
+          <w:color w:val="000000"/>
+        </w:rPr>
+        <w:t xml:space="preserve">Bayesian implied-volatility price, achieves 86.43% coverage for</w:t>
+      </w:r>
+      <w:r>
+        <w:rPr>
+          <w:color w:val="000000"/>
+        </w:rPr>
+        <w:t xml:space="preserve"> </w:t>
+      </w:r>
+      <w:r>
+        <w:rPr>
+          <w:color w:val="000000"/>
+        </w:rPr>
+        <w:t xml:space="preserve">nominal 90% intervals and 90.11% coverage for nominal</w:t>
+      </w:r>
+      <w:r>
+        <w:rPr>
+          <w:color w:val="000000"/>
+        </w:rPr>
+        <w:t xml:space="preserve"> </w:t>
+      </w:r>
+      <w:r>
+        <w:rPr>
+          <w:color w:val="000000"/>
+        </w:rPr>
+        <w:t xml:space="preserve">95% intervals. Intervals based on rolling empirical error quantiles,</w:t>
+      </w:r>
+      <w:r>
+        <w:rPr>
+          <w:color w:val="000000"/>
+        </w:rPr>
+        <w:t xml:space="preserve"> </w:t>
+      </w:r>
+      <w:r>
+        <w:rPr>
+          <w:color w:val="000000"/>
+        </w:rPr>
+        <w:t xml:space="preserve">with equal weight across dates, cover 84.72% and 90.66%,</w:t>
+      </w:r>
+      <w:r>
+        <w:rPr>
+          <w:color w:val="000000"/>
+        </w:rPr>
+        <w:t xml:space="preserve"> </w:t>
+      </w:r>
+      <w:r>
+        <w:rPr>
+          <w:color w:val="000000"/>
+        </w:rPr>
+        <w:t xml:space="preserve">respectively. Comparisons of interval scores using calendar-month</w:t>
+      </w:r>
+      <w:r>
+        <w:rPr>
+          <w:color w:val="000000"/>
+        </w:rPr>
+        <w:t xml:space="preserve"> </w:t>
+      </w:r>
+      <w:r>
+        <w:rPr>
+          <w:color w:val="000000"/>
+        </w:rPr>
+        <w:t xml:space="preserve">resampling show no consistent Bayesian advantage. The coverage changes substantially over time:</w:t>
+      </w:r>
+      <w:r>
+        <w:rPr>
+          <w:color w:val="000000"/>
+        </w:rPr>
+        <w:t xml:space="preserve"> </w:t>
+      </w:r>
+      <w:r>
+        <w:rPr>
+          <w:color w:val="000000"/>
+        </w:rPr>
+        <w:t xml:space="preserve">nominal 90% Bayesian intervals cover only 59.0% and</w:t>
+      </w:r>
+      <w:r>
+        <w:rPr>
+          <w:color w:val="000000"/>
+        </w:rPr>
+        <w:t xml:space="preserve"> </w:t>
+      </w:r>
+      <w:r>
+        <w:rPr>
+          <w:color w:val="000000"/>
+        </w:rPr>
+        <w:t xml:space="preserve">56.9% of targets in March and April 2026, respectively.</w:t>
+      </w:r>
+      <w:r>
+        <w:rPr>
+          <w:color w:val="000000"/>
+        </w:rPr>
+        <w:t xml:space="preserve"> </w:t>
+      </w:r>
+      <w:r>
+        <w:rPr>
+          <w:color w:val="000000"/>
+        </w:rPr>
+        <w:t xml:space="preserve">These are intervals for</w:t>
       </w:r>
       <w:r>
         <w:rPr>
@@ -8835,163 +8795,25 @@
           <w:iCs/>
           <w:color w:val="000000"/>
         </w:rPr>
-        <w:t xml:space="preserve">residual-calibration</w:t>
-      </w:r>
-      <w:r>
-        <w:rPr>
-          <w:color w:val="000000"/>
-        </w:rPr>
-        <w:t xml:space="preserve"> </w:t>
-      </w:r>
-      <w:r>
-        <w:rPr>
-          <w:color w:val="000000"/>
-        </w:rPr>
-        <w:t xml:space="preserve">exercise</w:t>
-      </w:r>
-      <w:r>
-        <w:rPr>
-          <w:color w:val="000000"/>
-        </w:rPr>
-        <w:t xml:space="preserve"> </w:t>
-      </w:r>
-      <w:r>
-        <w:rPr>
-          <w:color w:val="000000"/>
-        </w:rPr>
-        <w:t xml:space="preserve">uses 89,696 common actual-flagged targets on 174 evaluation dates</w:t>
-      </w:r>
-      <w:r>
-        <w:rPr>
-          <w:color w:val="000000"/>
-        </w:rPr>
-        <w:t xml:space="preserve"> </w:t>
-      </w:r>
-      <w:r>
-        <w:rPr>
-          <w:color w:val="000000"/>
-        </w:rPr>
-        <w:t xml:space="preserve">after historical warm-up. In the inspected 2025–September 2026</w:t>
-      </w:r>
-      <w:r>
-        <w:rPr>
-          <w:color w:val="000000"/>
-        </w:rPr>
-        <w:t xml:space="preserve"> </w:t>
-      </w:r>
-      <w:r>
-        <w:rPr>
-          <w:color w:val="000000"/>
-        </w:rPr>
-        <w:t xml:space="preserve">subset, the Bayesian residual model, attached to the Bayesian</w:t>
-      </w:r>
-      <w:r>
-        <w:rPr>
-          <w:color w:val="000000"/>
-        </w:rPr>
-        <w:t xml:space="preserve"> </w:t>
-      </w:r>
-      <w:r>
-        <w:rPr>
-          <w:color w:val="000000"/>
-        </w:rPr>
-        <w:t xml:space="preserve">market-IV PI point forecast, attains 86.43% coverage for</w:t>
-      </w:r>
-      <w:r>
-        <w:rPr>
-          <w:color w:val="000000"/>
-        </w:rPr>
-        <w:t xml:space="preserve"> </w:t>
-      </w:r>
-      <w:r>
-        <w:rPr>
-          <w:color w:val="000000"/>
-        </w:rPr>
-        <w:t xml:space="preserve">nominal 90% intervals and 90.11% coverage for nominal</w:t>
-      </w:r>
-      <w:r>
-        <w:rPr>
-          <w:color w:val="000000"/>
-        </w:rPr>
-        <w:t xml:space="preserve"> </w:t>
-      </w:r>
-      <w:r>
-        <w:rPr>
-          <w:color w:val="000000"/>
-        </w:rPr>
-        <w:t xml:space="preserve">95% intervals. Corresponding date-balanced rolling empirical</w:t>
-      </w:r>
-      <w:r>
-        <w:rPr>
-          <w:color w:val="000000"/>
-        </w:rPr>
-        <w:t xml:space="preserve"> </w:t>
-      </w:r>
-      <w:r>
-        <w:rPr>
-          <w:color w:val="000000"/>
-        </w:rPr>
-        <w:t xml:space="preserve">quantile coverages are 84.72% and 90.66%. Proper-score</w:t>
-      </w:r>
-      <w:r>
-        <w:rPr>
-          <w:color w:val="000000"/>
-        </w:rPr>
-        <w:t xml:space="preserve"> </w:t>
-      </w:r>
-      <w:r>
-        <w:rPr>
-          <w:color w:val="000000"/>
-        </w:rPr>
-        <w:t xml:space="preserve">month-block comparisons do not establish a consistent Bayesian</w:t>
-      </w:r>
-      <w:r>
-        <w:rPr>
-          <w:color w:val="000000"/>
-        </w:rPr>
-        <w:t xml:space="preserve"> </w:t>
-      </w:r>
-      <w:r>
-        <w:rPr>
-          <w:color w:val="000000"/>
-        </w:rPr>
-        <w:t xml:space="preserve">advantage. The model experiences substantial nonstationarity:</w:t>
-      </w:r>
-      <w:r>
-        <w:rPr>
-          <w:color w:val="000000"/>
-        </w:rPr>
-        <w:t xml:space="preserve"> </w:t>
-      </w:r>
-      <w:r>
-        <w:rPr>
-          <w:color w:val="000000"/>
-        </w:rPr>
-        <w:t xml:space="preserve">nominal 90% Bayesian intervals cover only 59.0% and</w:t>
-      </w:r>
-      <w:r>
-        <w:rPr>
-          <w:color w:val="000000"/>
-        </w:rPr>
-        <w:t xml:space="preserve"> </w:t>
-      </w:r>
-      <w:r>
-        <w:rPr>
-          <w:color w:val="000000"/>
-        </w:rPr>
-        <w:t xml:space="preserve">56.9% of targets in March and April 2026, respectively.</w:t>
-      </w:r>
-      <w:r>
-        <w:rPr>
-          <w:color w:val="000000"/>
-        </w:rPr>
-        <w:t xml:space="preserve"> </w:t>
-      </w:r>
-      <w:r>
-        <w:rPr>
-          <w:color w:val="000000"/>
-        </w:rPr>
-        <w:t xml:space="preserve">These figures concern</w:t>
+        <w:t xml:space="preserve">errors against settlement prices</w:t>
+      </w:r>
+      <w:r>
+        <w:rPr>
+          <w:color w:val="000000"/>
+        </w:rPr>
+        <w:t xml:space="preserve">,</w:t>
+      </w:r>
+      <w:r>
+        <w:rPr>
+          <w:color w:val="000000"/>
+        </w:rPr>
+        <w:t xml:space="preserve"> </w:t>
+      </w:r>
+      <w:r>
+        <w:rPr>
+          <w:color w:val="000000"/>
+        </w:rPr>
+        <w:t xml:space="preserve">not the posterior ranges of</w:t>
       </w:r>
       <w:r>
         <w:rPr>
@@ -9005,63 +8827,31 @@
           <w:iCs/>
           <w:color w:val="000000"/>
         </w:rPr>
-        <w:t xml:space="preserve">settlement-mark error intervals</w:t>
-      </w:r>
-      <w:r>
-        <w:rPr>
-          <w:color w:val="000000"/>
-        </w:rPr>
-        <w:t xml:space="preserve">;</w:t>
-      </w:r>
-      <w:r>
-        <w:rPr>
-          <w:color w:val="000000"/>
-        </w:rPr>
-        <w:t xml:space="preserve"> </w:t>
-      </w:r>
-      <w:r>
-        <w:rPr>
-          <w:color w:val="000000"/>
-        </w:rPr>
-        <w:t xml:space="preserve">they do not contradict the earlier much wider posterior</w:t>
-      </w:r>
-      <w:r>
-        <w:rPr>
-          <w:color w:val="000000"/>
-        </w:rPr>
-        <w:t xml:space="preserve"> </w:t>
-      </w:r>
-      <w:r>
-        <w:rPr>
-          <w:i/>
-          <w:iCs/>
-          <w:color w:val="000000"/>
-        </w:rPr>
-        <w:t xml:space="preserve">conditional model-price</w:t>
-      </w:r>
-      <w:r>
-        <w:rPr>
-          <w:color w:val="000000"/>
-        </w:rPr>
-        <w:t xml:space="preserve"> </w:t>
-      </w:r>
-      <w:r>
-        <w:rPr>
-          <w:color w:val="000000"/>
-        </w:rPr>
-        <w:t xml:space="preserve">bands, which target a different</w:t>
-      </w:r>
-      <w:r>
-        <w:rPr>
-          <w:color w:val="000000"/>
-        </w:rPr>
-        <w:t xml:space="preserve"> </w:t>
-      </w:r>
-      <w:r>
-        <w:rPr>
-          <w:color w:val="000000"/>
-        </w:rPr>
-        <w:t xml:space="preserve">random quantity.</w:t>
+        <w:t xml:space="preserve">model prices</w:t>
+      </w:r>
+      <w:r>
+        <w:rPr>
+          <w:color w:val="000000"/>
+        </w:rPr>
+        <w:t xml:space="preserve"> </w:t>
+      </w:r>
+      <w:r>
+        <w:rPr>
+          <w:color w:val="000000"/>
+        </w:rPr>
+        <w:t xml:space="preserve">reported earlier.</w:t>
+      </w:r>
+      <w:r>
+        <w:rPr>
+          <w:color w:val="000000"/>
+        </w:rPr>
+        <w:t xml:space="preserve"> </w:t>
+      </w:r>
+      <w:r>
+        <w:rPr>
+          <w:color w:val="000000"/>
+        </w:rPr>
+        <w:t xml:space="preserve">The two intervals describe different kinds of uncertainty.</w:t>
       </w:r>
     </w:p>
     <w:p>
@@ -9087,7 +8877,7 @@
         <w:rPr>
           <w:color w:val="000000"/>
         </w:rPr>
-        <w:t xml:space="preserve">Alternative physical-return assumptions do not materially change the comparison. A standardized Student-</w:t>
+        <w:t xml:space="preserve">The findings are similar under alternative assumptions about historical returns. A standardized Student-</w:t>
       </w:r>
       <m:oMath>
         <m:r>
@@ -9104,7 +8894,7 @@
         <w:rPr>
           <w:color w:val="000000"/>
         </w:rPr>
-        <w:t xml:space="preserve">model leaves the PI–PM difference small relative to historical-volatility pricing errors. Reconstructing first-nearby CL returns contract by contract gives a similar result: on the 2,381 out-of-sample observations, historical PI has MAE 2.6468 and RMSE 3.4451, compared with 2.6187 and 3.4090 using the continuous/front-month return proxy. Further historical-volatility benchmarks appear in Online Supplement Section S1.</w:t>
+        <w:t xml:space="preserve">model leaves the PI–PM difference small relative to historical-volatility pricing errors. Reconstructing first-nearby CL returns contract by contract gives a similar result: on the 2,381 date-ordered observations, historical PI has MAE 2.6468 and RMSE 3.4451, compared with 2.6187 and 3.4090 using the continuous/front-month return proxy. Further historical-volatility benchmarks appear in Online Supplement Section S1.</w:t>
       </w:r>
     </w:p>
     <w:p>
@@ -9116,7 +8906,7 @@
         <w:rPr>
           <w:color w:val="000000"/>
         </w:rPr>
-        <w:t xml:space="preserve">The small empirical PI–PM difference is not attributable to numerical noise. High-precision Monte Carlo, independently scrambled Sobol simulation, and Curran conditioning agree on the difference to a precision well below its observed magnitude. Simulation-based calibration provides a separate check on the posterior implementation. The supplement also reports a posterior-RMS plug-in sensitivity (Section S2), alternative mappings from LO-implied volatilities to one APO volatility, and Cox–Ross–Rubinstein tree-refinement checks (Section S4). These numerical checks do not establish an exact arbitrage-free representation of the volatility surface.</w:t>
+        <w:t xml:space="preserve">The small observed PI–PM difference is larger than the numerical approximation error. Monte Carlo with many draws, independently scrambled Sobol simulation, and Curran’s approximation agree closely on the price difference. Simulation-based calibration provides a separate check on the posterior implementation. The supplement also examines pricing at the posterior root-mean-square volatility (Section S2), alternative ways to map LO implied volatility to one APO volatility, and the sensitivity to the number of Cox–Ross–Rubinstein tree steps (Section S4). These numerical checks do not establish an exact arbitrage-free representation of the volatility surface.</w:t>
       </w:r>
     </w:p>
     <w:p>
@@ -9128,67 +8918,91 @@
         <w:rPr>
           <w:color w:val="000000"/>
         </w:rPr>
-        <w:t xml:space="preserve">The market evidence has important limits. In the original 2,381-row date-ordered comparison,</w:t>
-      </w:r>
-      <w:r>
-        <w:rPr>
-          <w:color w:val="000000"/>
-        </w:rPr>
-        <w:t xml:space="preserve"> </w:t>
-      </w:r>
-      <w:r>
-        <w:rPr>
-          <w:color w:val="000000"/>
-        </w:rPr>
-        <w:t xml:space="preserve">2,319 option-date rows have zero recorded trading volume.</w:t>
-      </w:r>
-      <w:r>
-        <w:rPr>
-          <w:color w:val="000000"/>
-        </w:rPr>
-        <w:t xml:space="preserve"> </w:t>
-      </w:r>
-      <w:r>
-        <w:rPr>
-          <w:color w:val="000000"/>
-        </w:rPr>
-        <w:t xml:space="preserve">The historical-versus-implied ranking remains under</w:t>
-      </w:r>
-      <w:r>
-        <w:rPr>
-          <w:color w:val="000000"/>
-        </w:rPr>
-        <w:t xml:space="preserve"> </w:t>
-      </w:r>
-      <w:r>
-        <w:rPr>
-          <w:color w:val="000000"/>
-        </w:rPr>
-        <w:t xml:space="preserve">positive-volume and open-interest restrictions, but</w:t>
-      </w:r>
-      <w:r>
-        <w:rPr>
-          <w:color w:val="000000"/>
-        </w:rPr>
-        <w:t xml:space="preserve"> </w:t>
-      </w:r>
-      <w:r>
-        <w:rPr>
-          <w:color w:val="000000"/>
-        </w:rPr>
-        <w:t xml:space="preserve">these subsets are small and some expiry-level samples</w:t>
-      </w:r>
-      <w:r>
-        <w:rPr>
-          <w:color w:val="000000"/>
-        </w:rPr>
-        <w:t xml:space="preserve"> </w:t>
-      </w:r>
-      <w:r>
-        <w:rPr>
-          <w:color w:val="000000"/>
-        </w:rPr>
-        <w:t xml:space="preserve">are particularly limited (Online Supplement Section S3).</w:t>
+        <w:t xml:space="preserve">The market comparisons have important limitations. In the</w:t>
+      </w:r>
+      <w:r>
+        <w:rPr>
+          <w:color w:val="000000"/>
+        </w:rPr>
+        <w:t xml:space="preserve"> </w:t>
+      </w:r>
+      <w:r>
+        <w:rPr>
+          <w:color w:val="000000"/>
+        </w:rPr>
+        <w:t xml:space="preserve">original sample of 2,381 option-date observations, 2,319</w:t>
+      </w:r>
+      <w:r>
+        <w:rPr>
+          <w:color w:val="000000"/>
+        </w:rPr>
+        <w:t xml:space="preserve"> </w:t>
+      </w:r>
+      <w:r>
+        <w:rPr>
+          <w:color w:val="000000"/>
+        </w:rPr>
+        <w:t xml:space="preserve">have zero recorded trading volume.</w:t>
+      </w:r>
+      <w:r>
+        <w:rPr>
+          <w:color w:val="000000"/>
+        </w:rPr>
+        <w:t xml:space="preserve"> </w:t>
+      </w:r>
+      <w:r>
+        <w:rPr>
+          <w:color w:val="000000"/>
+        </w:rPr>
+        <w:t xml:space="preserve">Earlier option-implied volatility still yields lower errors</w:t>
+      </w:r>
+      <w:r>
+        <w:rPr>
+          <w:color w:val="000000"/>
+        </w:rPr>
+        <w:t xml:space="preserve"> </w:t>
+      </w:r>
+      <w:r>
+        <w:rPr>
+          <w:color w:val="000000"/>
+        </w:rPr>
+        <w:t xml:space="preserve">than the tested historical estimates when we restrict the</w:t>
+      </w:r>
+      <w:r>
+        <w:rPr>
+          <w:color w:val="000000"/>
+        </w:rPr>
+        <w:t xml:space="preserve"> </w:t>
+      </w:r>
+      <w:r>
+        <w:rPr>
+          <w:color w:val="000000"/>
+        </w:rPr>
+        <w:t xml:space="preserve">sample to positive-volume or open-interest observations,</w:t>
+      </w:r>
+      <w:r>
+        <w:rPr>
+          <w:color w:val="000000"/>
+        </w:rPr>
+        <w:t xml:space="preserve"> </w:t>
+      </w:r>
+      <w:r>
+        <w:rPr>
+          <w:color w:val="000000"/>
+        </w:rPr>
+        <w:t xml:space="preserve">but these subsamples are small, especially for some expiries</w:t>
+      </w:r>
+      <w:r>
+        <w:rPr>
+          <w:color w:val="000000"/>
+        </w:rPr>
+        <w:t xml:space="preserve"> </w:t>
+      </w:r>
+      <w:r>
+        <w:rPr>
+          <w:color w:val="000000"/>
+        </w:rPr>
+        <w:t xml:space="preserve">(Online Supplement Section S3).</w:t>
       </w:r>
       <w:r>
         <w:rPr>
@@ -9212,7 +9026,7 @@
         <w:rPr>
           <w:color w:val="000000"/>
         </w:rPr>
-        <w:t xml:space="preserve">as an executable transaction price. Moreover, the main pricing comparison contains only 15 target dates and the external validation only 10. Valuation-date cluster resampling preserves dependence among contracts observed together, but cannot eliminate serial dependence across adjacent dates.</w:t>
+        <w:t xml:space="preserve">as an executable transaction price. Moreover, the main pricing comparison contains only 15 target dates and the external validation only 10. Resampling whole valuation dates accounts for dependence among contracts on the same date, but may not fully account for dependence between nearby dates.</w:t>
       </w:r>
     </w:p>
     <w:p>
@@ -9224,7 +9038,7 @@
         <w:rPr>
           <w:color w:val="000000"/>
         </w:rPr>
-        <w:t xml:space="preserve">Finally, the one-factor constant-volatility model excludes richer futures-curve dynamics, stochastic volatility, jumps, and convenience yields. Its implied volatilities are model-equivalent pricing inputs, not uniquely identified risk-neutral diffusion parameters or direct estimates of a variance risk premium. The out-of-sample results establish a difference in pricing performance for the tested inputs and model, not a structural physical-versus-risk-neutral volatility decomposition.</w:t>
+        <w:t xml:space="preserve">Finally, the one-factor constant-volatility model excludes richer futures-curve dynamics, stochastic volatility, jumps, and convenience yields. The implied volatilities are values inferred under the chosen pricing model. They should not be interpreted as uniquely identified risk-neutral diffusion volatilities or as direct estimates of a variance risk premium. The reported pricing-error differences apply to these volatility inputs and this pricing model; they do not separate physical and risk-neutral sources of volatility structurally.</w:t>
       </w:r>
     </w:p>
     <w:p>
@@ -9236,7 +9050,7 @@
         <w:rPr>
           <w:color w:val="000000"/>
         </w:rPr>
-        <w:t xml:space="preserve">The newer Databento check adds dates but does not remove its</w:t>
+        <w:t xml:space="preserve">The Databento analysis covers more dates but has different</w:t>
       </w:r>
       <w:r>
         <w:rPr>
@@ -9334,7 +9148,19 @@
         <w:rPr>
           <w:color w:val="000000"/>
         </w:rPr>
-        <w:t xml:space="preserve">does not price the actual partly fixed Asian path. Original Barchart</w:t>
+        <w:t xml:space="preserve">replaces the path of known and remaining daily fixings</w:t>
+      </w:r>
+      <w:r>
+        <w:rPr>
+          <w:color w:val="000000"/>
+        </w:rPr>
+        <w:t xml:space="preserve"> </w:t>
+      </w:r>
+      <w:r>
+        <w:rPr>
+          <w:color w:val="000000"/>
+        </w:rPr>
+        <w:t xml:space="preserve">with a model for the terminal average. We cannot independently confirm that the original Barchart</w:t>
       </w:r>
       <w:r>
         <w:rPr>
@@ -9371,19 +9197,19 @@
         <w:rPr>
           <w:color w:val="000000"/>
         </w:rPr>
-        <w:t xml:space="preserve">fields are settlement proxies rather</w:t>
-      </w:r>
-      <w:r>
-        <w:rPr>
-          <w:color w:val="000000"/>
-        </w:rPr>
-        <w:t xml:space="preserve"> </w:t>
-      </w:r>
-      <w:r>
-        <w:rPr>
-          <w:color w:val="000000"/>
-        </w:rPr>
-        <w:t xml:space="preserve">than independently certified final exchange transaction prices.</w:t>
+        <w:t xml:space="preserve">fields are final exchange</w:t>
+      </w:r>
+      <w:r>
+        <w:rPr>
+          <w:color w:val="000000"/>
+        </w:rPr>
+        <w:t xml:space="preserve"> </w:t>
+      </w:r>
+      <w:r>
+        <w:rPr>
+          <w:color w:val="000000"/>
+        </w:rPr>
+        <w:t xml:space="preserve">settlements or executable trade prices.</w:t>
       </w:r>
       <w:r>
         <w:rPr>
@@ -9425,43 +9251,31 @@
         <w:rPr>
           <w:color w:val="000000"/>
         </w:rPr>
-        <w:t xml:space="preserve">. Thus, agreement</w:t>
-      </w:r>
-      <w:r>
-        <w:rPr>
-          <w:color w:val="000000"/>
-        </w:rPr>
-        <w:t xml:space="preserve"> </w:t>
-      </w:r>
-      <w:r>
-        <w:rPr>
-          <w:color w:val="000000"/>
-        </w:rPr>
-        <w:t xml:space="preserve">with end-of-day marks can partly capture persistence or replication</w:t>
-      </w:r>
-      <w:r>
-        <w:rPr>
-          <w:color w:val="000000"/>
-        </w:rPr>
-        <w:t xml:space="preserve"> </w:t>
-      </w:r>
-      <w:r>
-        <w:rPr>
-          <w:color w:val="000000"/>
-        </w:rPr>
-        <w:t xml:space="preserve">of exchange model values, rather than new information about</w:t>
-      </w:r>
-      <w:r>
-        <w:rPr>
-          <w:color w:val="000000"/>
-        </w:rPr>
-        <w:t xml:space="preserve"> </w:t>
-      </w:r>
-      <w:r>
-        <w:rPr>
-          <w:color w:val="000000"/>
-        </w:rPr>
-        <w:t xml:space="preserve">tradeable option prices.</w:t>
+        <w:t xml:space="preserve">. Agreement with end-of-day settlement prices may therefore</w:t>
+      </w:r>
+      <w:r>
+        <w:rPr>
+          <w:color w:val="000000"/>
+        </w:rPr>
+        <w:t xml:space="preserve"> </w:t>
+      </w:r>
+      <w:r>
+        <w:rPr>
+          <w:color w:val="000000"/>
+        </w:rPr>
+        <w:t xml:space="preserve">reflect the stability or reproduction of exchange model</w:t>
+      </w:r>
+      <w:r>
+        <w:rPr>
+          <w:color w:val="000000"/>
+        </w:rPr>
+        <w:t xml:space="preserve"> </w:t>
+      </w:r>
+      <w:r>
+        <w:rPr>
+          <w:color w:val="000000"/>
+        </w:rPr>
+        <w:t xml:space="preserve">valuations rather than new information about tradable prices.</w:t>
       </w:r>
     </w:p>
     <w:p>
@@ -9509,79 +9323,67 @@
         <w:rPr>
           <w:color w:val="000000"/>
         </w:rPr>
-        <w:t xml:space="preserve">$0.01/bbl quotation increment. For the extended conditional</w:t>
-      </w:r>
-      <w:r>
-        <w:rPr>
-          <w:color w:val="000000"/>
-        </w:rPr>
-        <w:t xml:space="preserve"> </w:t>
-      </w:r>
-      <w:r>
-        <w:rPr>
-          <w:color w:val="000000"/>
-        </w:rPr>
-        <w:t xml:space="preserve">holdout, the tiny differences between the market-IV Bayesian</w:t>
-      </w:r>
-      <w:r>
-        <w:rPr>
-          <w:color w:val="000000"/>
-        </w:rPr>
-        <w:t xml:space="preserve"> </w:t>
-      </w:r>
-      <w:r>
-        <w:rPr>
-          <w:color w:val="000000"/>
-        </w:rPr>
-        <w:t xml:space="preserve">models and unchanged lagged IV are not robustly distinct in the</w:t>
-      </w:r>
-      <w:r>
-        <w:rPr>
-          <w:color w:val="000000"/>
-        </w:rPr>
-        <w:t xml:space="preserve"> </w:t>
-      </w:r>
-      <w:r>
-        <w:rPr>
-          <w:color w:val="000000"/>
-        </w:rPr>
-        <w:t xml:space="preserve">paired monthly resampling analysis. In addition, early-2026</w:t>
-      </w:r>
-      <w:r>
-        <w:rPr>
-          <w:color w:val="000000"/>
-        </w:rPr>
-        <w:t xml:space="preserve"> </w:t>
-      </w:r>
-      <w:r>
-        <w:rPr>
-          <w:color w:val="000000"/>
-        </w:rPr>
-        <w:t xml:space="preserve">settlement-mark residual-interval undercoverage warns against</w:t>
-      </w:r>
-      <w:r>
-        <w:rPr>
-          <w:color w:val="000000"/>
-        </w:rPr>
-        <w:t xml:space="preserve"> </w:t>
-      </w:r>
-      <w:r>
-        <w:rPr>
-          <w:color w:val="000000"/>
-        </w:rPr>
-        <w:t xml:space="preserve">treating a well-fitted retrospective uncertainty distribution as</w:t>
-      </w:r>
-      <w:r>
-        <w:rPr>
-          <w:color w:val="000000"/>
-        </w:rPr>
-        <w:t xml:space="preserve"> </w:t>
-      </w:r>
-      <w:r>
-        <w:rPr>
-          <w:color w:val="000000"/>
-        </w:rPr>
-        <w:t xml:space="preserve">a stable predictive probability model across regimes.</w:t>
+        <w:t xml:space="preserve">$0.01/bbl quotation increment. In the longer conditional comparison, Bayesian modeling of</w:t>
+      </w:r>
+      <w:r>
+        <w:rPr>
+          <w:color w:val="000000"/>
+        </w:rPr>
+        <w:t xml:space="preserve"> </w:t>
+      </w:r>
+      <w:r>
+        <w:rPr>
+          <w:color w:val="000000"/>
+        </w:rPr>
+        <w:t xml:space="preserve">implied volatility and simply carrying forward the last</w:t>
+      </w:r>
+      <w:r>
+        <w:rPr>
+          <w:color w:val="000000"/>
+        </w:rPr>
+        <w:t xml:space="preserve"> </w:t>
+      </w:r>
+      <w:r>
+        <w:rPr>
+          <w:color w:val="000000"/>
+        </w:rPr>
+        <w:t xml:space="preserve">observation have very similar errors. Resampling by month</w:t>
+      </w:r>
+      <w:r>
+        <w:rPr>
+          <w:color w:val="000000"/>
+        </w:rPr>
+        <w:t xml:space="preserve"> </w:t>
+      </w:r>
+      <w:r>
+        <w:rPr>
+          <w:color w:val="000000"/>
+        </w:rPr>
+        <w:t xml:space="preserve">does not establish a consistent advantage for either method. The lower-than-intended coverage of pricing-error intervals</w:t>
+      </w:r>
+      <w:r>
+        <w:rPr>
+          <w:color w:val="000000"/>
+        </w:rPr>
+        <w:t xml:space="preserve"> </w:t>
+      </w:r>
+      <w:r>
+        <w:rPr>
+          <w:color w:val="000000"/>
+        </w:rPr>
+        <w:t xml:space="preserve">in early 2026 also cautions against assuming that an uncertainty</w:t>
+      </w:r>
+      <w:r>
+        <w:rPr>
+          <w:color w:val="000000"/>
+        </w:rPr>
+        <w:t xml:space="preserve"> </w:t>
+      </w:r>
+      <w:r>
+        <w:rPr>
+          <w:color w:val="000000"/>
+        </w:rPr>
+        <w:t xml:space="preserve">model fitted to past errors remains well calibrated over time.</w:t>
       </w:r>
     </w:p>
     <w:p>
@@ -9593,31 +9395,31 @@
         <w:rPr>
           <w:color w:val="000000"/>
         </w:rPr>
-        <w:t xml:space="preserve">The older Barchart/LO evaluation and the newer Databento</w:t>
-      </w:r>
-      <w:r>
-        <w:rPr>
-          <w:color w:val="000000"/>
-        </w:rPr>
-        <w:t xml:space="preserve"> </w:t>
-      </w:r>
-      <w:r>
-        <w:rPr>
-          <w:color w:val="000000"/>
-        </w:rPr>
-        <w:t xml:space="preserve">benchmark have different economic observables, providers,</w:t>
-      </w:r>
-      <w:r>
-        <w:rPr>
-          <w:color w:val="000000"/>
-        </w:rPr>
-        <w:t xml:space="preserve"> </w:t>
-      </w:r>
-      <w:r>
-        <w:rPr>
-          <w:color w:val="000000"/>
-        </w:rPr>
-        <w:t xml:space="preserve">pricing engines, maturity support and information sets. They</w:t>
+        <w:t xml:space="preserve">The Barchart/LO and Databento analyses differ in the</w:t>
+      </w:r>
+      <w:r>
+        <w:rPr>
+          <w:color w:val="000000"/>
+        </w:rPr>
+        <w:t xml:space="preserve"> </w:t>
+      </w:r>
+      <w:r>
+        <w:rPr>
+          <w:color w:val="000000"/>
+        </w:rPr>
+        <w:t xml:space="preserve">observed prices, data sources, pricing models, available</w:t>
+      </w:r>
+      <w:r>
+        <w:rPr>
+          <w:color w:val="000000"/>
+        </w:rPr>
+        <w:t xml:space="preserve"> </w:t>
+      </w:r>
+      <w:r>
+        <w:rPr>
+          <w:color w:val="000000"/>
+        </w:rPr>
+        <w:t xml:space="preserve">expiries, and information used for valuation. They</w:t>
       </w:r>
       <w:r>
         <w:rPr>
@@ -9661,114 +9463,115 @@
         <w:rPr>
           <w:color w:val="000000"/>
         </w:rPr>
-        <w:t xml:space="preserve">common estimator. None directly validates executable hedge</w:t>
-      </w:r>
-      <w:r>
-        <w:rPr>
-          <w:color w:val="000000"/>
-        </w:rPr>
-        <w:t xml:space="preserve"> </w:t>
-      </w:r>
-      <w:r>
-        <w:rPr>
-          <w:color w:val="000000"/>
-        </w:rPr>
-        <w:t xml:space="preserve">profits or the implied-volatility risk premium. Original vendor first-publication times, historical revision</w:t>
-      </w:r>
-      <w:r>
-        <w:rPr>
-          <w:color w:val="000000"/>
-        </w:rPr>
-        <w:t xml:space="preserve"> </w:t>
-      </w:r>
-      <w:r>
-        <w:rPr>
-          <w:color w:val="000000"/>
-        </w:rPr>
-        <w:t xml:space="preserve">vintages, Barchart redistribution rights, trade/quote validation,</w:t>
-      </w:r>
-      <w:r>
-        <w:rPr>
-          <w:color w:val="000000"/>
-        </w:rPr>
-        <w:t xml:space="preserve"> </w:t>
-      </w:r>
-      <w:r>
-        <w:rPr>
-          <w:color w:val="000000"/>
-        </w:rPr>
-        <w:t xml:space="preserve">and independent end-to-end historical input replay remain open.</w:t>
-      </w:r>
-      <w:r>
-        <w:rPr>
-          <w:color w:val="000000"/>
-        </w:rPr>
-        <w:t xml:space="preserve"> </w:t>
-      </w:r>
-      <w:r>
-        <w:rPr>
-          <w:color w:val="000000"/>
-        </w:rPr>
-        <w:t xml:space="preserve">By contrast, stored-row arithmetic for the 2,381 fitted-smile</w:t>
-      </w:r>
-      <w:r>
-        <w:rPr>
-          <w:color w:val="000000"/>
-        </w:rPr>
-        <w:t xml:space="preserve"> </w:t>
-      </w:r>
-      <w:r>
-        <w:rPr>
-          <w:color w:val="000000"/>
-        </w:rPr>
-        <w:t xml:space="preserve">and 2,366 same-contract carry comparisons has been independently</w:t>
-      </w:r>
-      <w:r>
-        <w:rPr>
-          <w:color w:val="000000"/>
-        </w:rPr>
-        <w:t xml:space="preserve"> </w:t>
-      </w:r>
-      <w:r>
-        <w:rPr>
-          <w:color w:val="000000"/>
-        </w:rPr>
-        <w:t xml:space="preserve">reconciled, including all 4,762 fitted IV forecasts and archived</w:t>
-      </w:r>
-      <w:r>
-        <w:rPr>
-          <w:color w:val="000000"/>
-        </w:rPr>
-        <w:t xml:space="preserve"> </w:t>
-      </w:r>
-      <w:r>
-        <w:rPr>
-          <w:color w:val="000000"/>
-        </w:rPr>
-        <w:t xml:space="preserve">prior-date relationships. These numerical checks do not prove</w:t>
-      </w:r>
-      <w:r>
-        <w:rPr>
-          <w:color w:val="000000"/>
-        </w:rPr>
-        <w:t xml:space="preserve"> </w:t>
-      </w:r>
-      <w:r>
-        <w:rPr>
-          <w:color w:val="000000"/>
-        </w:rPr>
-        <w:t xml:space="preserve">when the vendor data first became available.</w:t>
-      </w:r>
-    </w:p>
-    <w:p>
-      <w:pPr>
-        <w:jc w:val="both"/>
-      </w:pPr>
-      <w:r>
-        <w:rPr>
-          <w:color w:val="000000"/>
-        </w:rPr>
-        <w:t>Compared with the related Asian-option valuation studies, these results do not establish that constant volatility is the best structural pricing model. They show how posterior integration and the choice of volatility input contribute differently to the pricing errors of one fixed benchmark.</w:t>
+        <w:t xml:space="preserve">common estimator. Neither tests executable hedging profits or measures a</w:t>
+      </w:r>
+      <w:r>
+        <w:rPr>
+          <w:color w:val="000000"/>
+        </w:rPr>
+        <w:t xml:space="preserve"> </w:t>
+      </w:r>
+      <w:r>
+        <w:rPr>
+          <w:color w:val="000000"/>
+        </w:rPr>
+        <w:t xml:space="preserve">variance risk premium. We still need to verify when the vendors originally published</w:t>
+      </w:r>
+      <w:r>
+        <w:rPr>
+          <w:color w:val="000000"/>
+        </w:rPr>
+        <w:t xml:space="preserve"> </w:t>
+      </w:r>
+      <w:r>
+        <w:rPr>
+          <w:color w:val="000000"/>
+        </w:rPr>
+        <w:t xml:space="preserve">their records, whether those records were revised, whether</w:t>
+      </w:r>
+      <w:r>
+        <w:rPr>
+          <w:color w:val="000000"/>
+        </w:rPr>
+        <w:t xml:space="preserve"> </w:t>
+      </w:r>
+      <w:r>
+        <w:rPr>
+          <w:color w:val="000000"/>
+        </w:rPr>
+        <w:t xml:space="preserve">Barchart data may be redistributed, and whether the original</w:t>
+      </w:r>
+      <w:r>
+        <w:rPr>
+          <w:color w:val="000000"/>
+        </w:rPr>
+        <w:t xml:space="preserve"> </w:t>
+      </w:r>
+      <w:r>
+        <w:rPr>
+          <w:color w:val="000000"/>
+        </w:rPr>
+        <w:t xml:space="preserve">market prices and full input histories can be independently checked.</w:t>
+      </w:r>
+      <w:r>
+        <w:rPr>
+          <w:color w:val="000000"/>
+        </w:rPr>
+        <w:t xml:space="preserve"> </w:t>
+      </w:r>
+      <w:r>
+        <w:rPr>
+          <w:color w:val="000000"/>
+        </w:rPr>
+        <w:t xml:space="preserve">The arithmetic behind the 2,381-observation fitted-smile</w:t>
+      </w:r>
+      <w:r>
+        <w:rPr>
+          <w:color w:val="000000"/>
+        </w:rPr>
+        <w:t xml:space="preserve"> </w:t>
+      </w:r>
+      <w:r>
+        <w:rPr>
+          <w:color w:val="000000"/>
+        </w:rPr>
+        <w:t xml:space="preserve">comparison and the 2,366-observation same-contract comparison</w:t>
+      </w:r>
+      <w:r>
+        <w:rPr>
+          <w:color w:val="000000"/>
+        </w:rPr>
+        <w:t xml:space="preserve"> </w:t>
+      </w:r>
+      <w:r>
+        <w:rPr>
+          <w:color w:val="000000"/>
+        </w:rPr>
+        <w:t xml:space="preserve">has been independently checked, including all 4,762 stored</w:t>
+      </w:r>
+      <w:r>
+        <w:rPr>
+          <w:color w:val="000000"/>
+        </w:rPr>
+        <w:t xml:space="preserve"> </w:t>
+      </w:r>
+      <w:r>
+        <w:rPr>
+          <w:color w:val="000000"/>
+        </w:rPr>
+        <w:t xml:space="preserve">implied-volatility estimates and the recorded ordering of dates. These checks do not establish when the source records first</w:t>
+      </w:r>
+      <w:r>
+        <w:rPr>
+          <w:color w:val="000000"/>
+        </w:rPr>
+        <w:t xml:space="preserve"> </w:t>
+      </w:r>
+      <w:r>
+        <w:rPr>
+          <w:color w:val="000000"/>
+        </w:rPr>
+        <w:t xml:space="preserve">became available.</w:t>
       </w:r>
     </w:p>
     <w:p>
@@ -9794,179 +9597,103 @@
         <w:rPr>
           <w:color w:val="000000"/>
         </w:rPr>
-        <w:t xml:space="preserve">We examine two distinct effects in WTI average-price-option</w:t>
-      </w:r>
-      <w:r>
-        <w:rPr>
-          <w:color w:val="000000"/>
-        </w:rPr>
-        <w:t xml:space="preserve"> </w:t>
-      </w:r>
-      <w:r>
-        <w:rPr>
-          <w:color w:val="000000"/>
-        </w:rPr>
-        <w:t xml:space="preserve">valuation: changing a volatility estimate and averaging model</w:t>
-      </w:r>
-      <w:r>
-        <w:rPr>
-          <w:color w:val="000000"/>
-        </w:rPr>
-        <w:t xml:space="preserve"> </w:t>
-      </w:r>
-      <w:r>
-        <w:rPr>
-          <w:color w:val="000000"/>
-        </w:rPr>
-        <w:t xml:space="preserve">prices over uncertainty about that estimate. Posterior integration</w:t>
-      </w:r>
-      <w:r>
-        <w:rPr>
-          <w:color w:val="000000"/>
-        </w:rPr>
-        <w:t xml:space="preserve"> </w:t>
-      </w:r>
-      <w:r>
-        <w:rPr>
-          <w:color w:val="000000"/>
-        </w:rPr>
-        <w:t xml:space="preserve">affects the conditional</w:t>
-      </w:r>
-      <w:r>
-        <w:rPr>
-          <w:color w:val="000000"/>
-        </w:rPr>
-        <w:t xml:space="preserve"> </w:t>
-      </w:r>
-      <w:r>
-        <w:rPr>
-          <w:i/>
-          <w:iCs/>
-          <w:color w:val="000000"/>
-        </w:rPr>
-        <w:t xml:space="preserve">point price</w:t>
-      </w:r>
-      <w:r>
-        <w:rPr>
-          <w:color w:val="000000"/>
-        </w:rPr>
-        <w:t xml:space="preserve"> </w:t>
-      </w:r>
-      <w:r>
-        <w:rPr>
-          <w:color w:val="000000"/>
-        </w:rPr>
-        <w:t xml:space="preserve">through volatility</w:t>
-      </w:r>
-      <w:r>
-        <w:rPr>
-          <w:color w:val="000000"/>
-        </w:rPr>
-        <w:t xml:space="preserve"> </w:t>
-      </w:r>
-      <w:r>
-        <w:rPr>
-          <w:color w:val="000000"/>
-        </w:rPr>
-        <w:t xml:space="preserve">posterior dispersion and option-price curvature; the dispersion</w:t>
-      </w:r>
-      <w:r>
-        <w:rPr>
-          <w:color w:val="000000"/>
-        </w:rPr>
-        <w:t xml:space="preserve"> </w:t>
-      </w:r>
-      <w:r>
-        <w:rPr>
-          <w:color w:val="000000"/>
-        </w:rPr>
-        <w:t xml:space="preserve">of conditional prices induced by the posterior is a different</w:t>
-      </w:r>
-      <w:r>
-        <w:rPr>
-          <w:color w:val="000000"/>
-        </w:rPr>
-        <w:t xml:space="preserve"> </w:t>
-      </w:r>
-      <w:r>
-        <w:rPr>
-          <w:color w:val="000000"/>
-        </w:rPr>
-        <w:t xml:space="preserve">object. Large synthetic simulations illustrate the mechanism.</w:t>
-      </w:r>
-      <w:r>
-        <w:rPr>
-          <w:color w:val="000000"/>
-        </w:rPr>
-        <w:t xml:space="preserve"> </w:t>
-      </w:r>
-      <w:r>
-        <w:rPr>
-          <w:color w:val="000000"/>
-        </w:rPr>
-        <w:t xml:space="preserve">In the original October-2026</w:t>
-      </w:r>
-      <w:r>
-        <w:rPr>
-          <w:color w:val="000000"/>
-        </w:rPr>
-        <w:t xml:space="preserve"> </w:t>
-      </w:r>
-      <w:r>
-        <w:rPr>
-          <w:i/>
-          <w:iCs/>
-          <w:color w:val="000000"/>
-        </w:rPr>
-        <w:t xml:space="preserve">expiry</w:t>
-      </w:r>
-      <w:r>
-        <w:rPr>
-          <w:color w:val="000000"/>
-        </w:rPr>
-        <w:t xml:space="preserve"> </w:t>
-      </w:r>
-      <w:r>
-        <w:rPr>
-          <w:color w:val="000000"/>
-        </w:rPr>
-        <w:t xml:space="preserve">sample, the posterior</w:t>
-      </w:r>
-      <w:r>
-        <w:rPr>
-          <w:color w:val="000000"/>
-        </w:rPr>
-        <w:t xml:space="preserve"> </w:t>
-      </w:r>
-      <w:r>
-        <w:rPr>
-          <w:color w:val="000000"/>
-        </w:rPr>
-        <w:t xml:space="preserve">integrated and plug-in values are nearly identical despite</w:t>
-      </w:r>
-      <w:r>
-        <w:rPr>
-          <w:color w:val="000000"/>
-        </w:rPr>
-        <w:t xml:space="preserve"> </w:t>
-      </w:r>
-      <w:r>
-        <w:rPr>
-          <w:color w:val="000000"/>
-        </w:rPr>
-        <w:t xml:space="preserve">appreciably wider posterior distributions of conditional</w:t>
-      </w:r>
-      <w:r>
-        <w:rPr>
-          <w:color w:val="000000"/>
-        </w:rPr>
-        <w:t xml:space="preserve"> </w:t>
-      </w:r>
-      <w:r>
-        <w:rPr>
-          <w:color w:val="000000"/>
-        </w:rPr>
-        <w:t xml:space="preserve">model prices.</w:t>
+        <w:t xml:space="preserve">We asked whether accounting for uncertainty about volatility changes</w:t>
+      </w:r>
+      <w:r>
+        <w:rPr>
+          <w:color w:val="000000"/>
+        </w:rPr>
+        <w:t xml:space="preserve"> </w:t>
+      </w:r>
+      <w:r>
+        <w:rPr>
+          <w:color w:val="000000"/>
+        </w:rPr>
+        <w:t xml:space="preserve">WTI average-price option values as much as choosing a different</w:t>
+      </w:r>
+      <w:r>
+        <w:rPr>
+          <w:color w:val="000000"/>
+        </w:rPr>
+        <w:t xml:space="preserve"> </w:t>
+      </w:r>
+      <w:r>
+        <w:rPr>
+          <w:color w:val="000000"/>
+        </w:rPr>
+        <w:t xml:space="preserve">volatility input. These are different aspects of the pricing problem. The effect of posterior integration on the point price</w:t>
+      </w:r>
+      <w:r>
+        <w:rPr>
+          <w:color w:val="000000"/>
+        </w:rPr>
+        <w:t xml:space="preserve"> </w:t>
+      </w:r>
+      <w:r>
+        <w:rPr>
+          <w:color w:val="000000"/>
+        </w:rPr>
+        <w:t xml:space="preserve">depends on the uncertainty about volatility and the curvature</w:t>
+      </w:r>
+      <w:r>
+        <w:rPr>
+          <w:color w:val="000000"/>
+        </w:rPr>
+        <w:t xml:space="preserve"> </w:t>
+      </w:r>
+      <w:r>
+        <w:rPr>
+          <w:color w:val="000000"/>
+        </w:rPr>
+        <w:t xml:space="preserve">of the pricing function. The spread of</w:t>
+      </w:r>
+      <w:r>
+        <w:rPr>
+          <w:color w:val="000000"/>
+        </w:rPr>
+        <w:t xml:space="preserve"> </w:t>
+      </w:r>
+      <w:r>
+        <w:rPr>
+          <w:color w:val="000000"/>
+        </w:rPr>
+        <w:t xml:space="preserve">the resulting model prices is a different measure of uncertainty.</w:t>
+      </w:r>
+      <w:r>
+        <w:rPr>
+          <w:color w:val="000000"/>
+        </w:rPr>
+        <w:t xml:space="preserve"> </w:t>
+      </w:r>
+      <w:r>
+        <w:rPr>
+          <w:color w:val="000000"/>
+        </w:rPr>
+        <w:t xml:space="preserve">Our synthetic results illustrate this distinction, while the</w:t>
+      </w:r>
+      <w:r>
+        <w:rPr>
+          <w:color w:val="000000"/>
+        </w:rPr>
+        <w:t xml:space="preserve"> </w:t>
+      </w:r>
+      <w:r>
+        <w:rPr>
+          <w:color w:val="000000"/>
+        </w:rPr>
+        <w:t xml:space="preserve">October-2026-expiry sample shows that posterior integration and</w:t>
+      </w:r>
+      <w:r>
+        <w:rPr>
+          <w:color w:val="000000"/>
+        </w:rPr>
+        <w:t xml:space="preserve"> </w:t>
+      </w:r>
+      <w:r>
+        <w:rPr>
+          <w:color w:val="000000"/>
+        </w:rPr>
+        <w:t xml:space="preserve">pricing at the posterior mean give almost identical point values.</w:t>
       </w:r>
     </w:p>
     <w:p>
@@ -9978,163 +9705,151 @@
         <w:rPr>
           <w:color w:val="000000"/>
         </w:rPr>
-        <w:t xml:space="preserve">The original date-ordered Barchart/LO comparison finds much</w:t>
-      </w:r>
-      <w:r>
-        <w:rPr>
-          <w:color w:val="000000"/>
-        </w:rPr>
-        <w:t xml:space="preserve"> </w:t>
-      </w:r>
-      <w:r>
-        <w:rPr>
-          <w:color w:val="000000"/>
-        </w:rPr>
-        <w:t xml:space="preserve">smaller conditional settlement-proxy pricing errors when the</w:t>
-      </w:r>
-      <w:r>
-        <w:rPr>
-          <w:color w:val="000000"/>
-        </w:rPr>
-        <w:t xml:space="preserve"> </w:t>
-      </w:r>
-      <w:r>
-        <w:rPr>
-          <w:color w:val="000000"/>
-        </w:rPr>
-        <w:t xml:space="preserve">volatility input comes from earlier option prices rather than</w:t>
-      </w:r>
-      <w:r>
-        <w:rPr>
-          <w:color w:val="000000"/>
-        </w:rPr>
-        <w:t xml:space="preserve"> </w:t>
-      </w:r>
-      <w:r>
-        <w:rPr>
-          <w:color w:val="000000"/>
-        </w:rPr>
-        <w:t xml:space="preserve">the tested historical-return models. On matched observations,</w:t>
-      </w:r>
-      <w:r>
-        <w:rPr>
-          <w:color w:val="000000"/>
-        </w:rPr>
-        <w:t xml:space="preserve"> </w:t>
-      </w:r>
-      <w:r>
-        <w:rPr>
-          <w:color w:val="000000"/>
-        </w:rPr>
-        <w:t xml:space="preserve">carrying forward the same contract’s last implied volatility</w:t>
-      </w:r>
-      <w:r>
-        <w:rPr>
-          <w:color w:val="000000"/>
-        </w:rPr>
-        <w:t xml:space="preserve"> </w:t>
-      </w:r>
-      <w:r>
-        <w:rPr>
-          <w:color w:val="000000"/>
-        </w:rPr>
-        <w:t xml:space="preserve">also outperforms a fitted previous-day smile on pooled MAE,</w:t>
-      </w:r>
-      <w:r>
-        <w:rPr>
-          <w:color w:val="000000"/>
-        </w:rPr>
-        <w:t xml:space="preserve"> </w:t>
-      </w:r>
-      <w:r>
-        <w:rPr>
-          <w:color w:val="000000"/>
-        </w:rPr>
-        <w:t xml:space="preserve">without establishing universal superiority. An independent longer Databento AAO settlement-mark</w:t>
-      </w:r>
-      <w:r>
-        <w:rPr>
-          <w:color w:val="000000"/>
-        </w:rPr>
-        <w:t xml:space="preserve"> </w:t>
-      </w:r>
-      <w:r>
-        <w:rPr>
-          <w:color w:val="000000"/>
-        </w:rPr>
-        <w:t xml:space="preserve">exercise also favors earlier AAO implied volatility, although</w:t>
-      </w:r>
-      <w:r>
-        <w:rPr>
-          <w:color w:val="000000"/>
-        </w:rPr>
-        <w:t xml:space="preserve"> </w:t>
-      </w:r>
-      <w:r>
-        <w:rPr>
-          <w:color w:val="000000"/>
-        </w:rPr>
-        <w:t xml:space="preserve">its pricing function and information set differ. Within</w:t>
-      </w:r>
-      <w:r>
-        <w:rPr>
-          <w:color w:val="000000"/>
-        </w:rPr>
-        <w:t xml:space="preserve"> </w:t>
-      </w:r>
-      <w:r>
-        <w:rPr>
-          <w:color w:val="000000"/>
-        </w:rPr>
-        <w:t xml:space="preserve">that reduced-form exercise, introducing a Bayesian model for</w:t>
-      </w:r>
-      <w:r>
-        <w:rPr>
-          <w:color w:val="000000"/>
-        </w:rPr>
-        <w:t xml:space="preserve"> </w:t>
-      </w:r>
-      <w:r>
-        <w:rPr>
-          <w:color w:val="000000"/>
-        </w:rPr>
-        <w:t xml:space="preserve">earlier implied-volatility innovations does not reliably improve</w:t>
-      </w:r>
-      <w:r>
-        <w:rPr>
-          <w:color w:val="000000"/>
-        </w:rPr>
-        <w:t xml:space="preserve"> </w:t>
-      </w:r>
-      <w:r>
-        <w:rPr>
-          <w:color w:val="000000"/>
-        </w:rPr>
-        <w:t xml:space="preserve">on carrying forward the latest implied volatility. Additional</w:t>
-      </w:r>
-      <w:r>
-        <w:rPr>
-          <w:color w:val="000000"/>
-        </w:rPr>
-        <w:t xml:space="preserve"> </w:t>
-      </w:r>
-      <w:r>
-        <w:rPr>
-          <w:color w:val="000000"/>
-        </w:rPr>
-        <w:t xml:space="preserve">Bayesian modeling of historical settlement-mark residuals</w:t>
-      </w:r>
-      <w:r>
-        <w:rPr>
-          <w:color w:val="000000"/>
-        </w:rPr>
-        <w:t xml:space="preserve"> </w:t>
-      </w:r>
-      <w:r>
-        <w:rPr>
-          <w:color w:val="000000"/>
-        </w:rPr>
-        <w:t xml:space="preserve">does not maintain nominal interval coverage during early 2026.</w:t>
+        <w:t xml:space="preserve">In the original conditional pricing comparison, using earlier</w:t>
+      </w:r>
+      <w:r>
+        <w:rPr>
+          <w:color w:val="000000"/>
+        </w:rPr>
+        <w:t xml:space="preserve"> </w:t>
+      </w:r>
+      <w:r>
+        <w:rPr>
+          <w:color w:val="000000"/>
+        </w:rPr>
+        <w:t xml:space="preserve">option-implied volatility yields smaller errors relative to</w:t>
+      </w:r>
+      <w:r>
+        <w:rPr>
+          <w:color w:val="000000"/>
+        </w:rPr>
+        <w:t xml:space="preserve"> </w:t>
+      </w:r>
+      <w:r>
+        <w:rPr>
+          <w:color w:val="000000"/>
+        </w:rPr>
+        <w:t xml:space="preserve">settlement-price proxies than the tested historical-volatility inputs. For the same</w:t>
+      </w:r>
+      <w:r>
+        <w:rPr>
+          <w:color w:val="000000"/>
+        </w:rPr>
+        <w:t xml:space="preserve"> </w:t>
+      </w:r>
+      <w:r>
+        <w:rPr>
+          <w:color w:val="000000"/>
+        </w:rPr>
+        <w:t xml:space="preserve">contracts, simply carrying forward the last available implied</w:t>
+      </w:r>
+      <w:r>
+        <w:rPr>
+          <w:color w:val="000000"/>
+        </w:rPr>
+        <w:t xml:space="preserve"> </w:t>
+      </w:r>
+      <w:r>
+        <w:rPr>
+          <w:color w:val="000000"/>
+        </w:rPr>
+        <w:t xml:space="preserve">volatility also has lower pooled error than fitting a new smile.</w:t>
+      </w:r>
+      <w:r>
+        <w:rPr>
+          <w:color w:val="000000"/>
+        </w:rPr>
+        <w:t xml:space="preserve"> </w:t>
+      </w:r>
+      <w:r>
+        <w:rPr>
+          <w:color w:val="000000"/>
+        </w:rPr>
+        <w:t xml:space="preserve">The comparison covers only 15 valuation dates and does not</w:t>
+      </w:r>
+      <w:r>
+        <w:rPr>
+          <w:color w:val="000000"/>
+        </w:rPr>
+        <w:t xml:space="preserve"> </w:t>
+      </w:r>
+      <w:r>
+        <w:rPr>
+          <w:color w:val="000000"/>
+        </w:rPr>
+        <w:t xml:space="preserve">establish a general ranking of pricing methods. A separate, longer Databento</w:t>
+      </w:r>
+      <w:r>
+        <w:rPr>
+          <w:color w:val="000000"/>
+        </w:rPr>
+        <w:t xml:space="preserve"> </w:t>
+      </w:r>
+      <w:r>
+        <w:rPr>
+          <w:color w:val="000000"/>
+        </w:rPr>
+        <w:t xml:space="preserve">exercise supports the importance of the volatility input under</w:t>
+      </w:r>
+      <w:r>
+        <w:rPr>
+          <w:color w:val="000000"/>
+        </w:rPr>
+        <w:t xml:space="preserve"> </w:t>
+      </w:r>
+      <w:r>
+        <w:rPr>
+          <w:color w:val="000000"/>
+        </w:rPr>
+        <w:t xml:space="preserve">a different pricing approximation. In that exercise, Bayesian</w:t>
+      </w:r>
+      <w:r>
+        <w:rPr>
+          <w:color w:val="000000"/>
+        </w:rPr>
+        <w:t xml:space="preserve"> </w:t>
+      </w:r>
+      <w:r>
+        <w:rPr>
+          <w:color w:val="000000"/>
+        </w:rPr>
+        <w:t xml:space="preserve">updating of earlier implied volatility does not reliably improve</w:t>
+      </w:r>
+      <w:r>
+        <w:rPr>
+          <w:color w:val="000000"/>
+        </w:rPr>
+        <w:t xml:space="preserve"> </w:t>
+      </w:r>
+      <w:r>
+        <w:rPr>
+          <w:color w:val="000000"/>
+        </w:rPr>
+        <w:t xml:space="preserve">on simple persistence. Intervals for settlement-price errors based on a Bayesian</w:t>
+      </w:r>
+      <w:r>
+        <w:rPr>
+          <w:color w:val="000000"/>
+        </w:rPr>
+        <w:t xml:space="preserve"> </w:t>
+      </w:r>
+      <w:r>
+        <w:rPr>
+          <w:color w:val="000000"/>
+        </w:rPr>
+        <w:t xml:space="preserve">model also fall below their stated coverage levels in parts</w:t>
+      </w:r>
+      <w:r>
+        <w:rPr>
+          <w:color w:val="000000"/>
+        </w:rPr>
+        <w:t xml:space="preserve"> </w:t>
+      </w:r>
+      <w:r>
+        <w:rPr>
+          <w:color w:val="000000"/>
+        </w:rPr>
+        <w:t xml:space="preserve">of early 2026.</w:t>
       </w:r>
     </w:p>
     <w:p>
@@ -10146,121 +9861,91 @@
         <w:rPr>
           <w:color w:val="000000"/>
         </w:rPr>
-        <w:t xml:space="preserve">The practical recommendation is to compare Bayesian</w:t>
-      </w:r>
-      <w:r>
-        <w:rPr>
-          <w:color w:val="000000"/>
-        </w:rPr>
-        <w:t xml:space="preserve"> </w:t>
-      </w:r>
-      <w:r>
-        <w:rPr>
-          <w:color w:val="000000"/>
-        </w:rPr>
-        <w:t xml:space="preserve">posterior-integrated option values with a matched plug-in price,</w:t>
-      </w:r>
-      <w:r>
-        <w:rPr>
-          <w:color w:val="000000"/>
-        </w:rPr>
-        <w:t xml:space="preserve"> </w:t>
-      </w:r>
-      <w:r>
-        <w:rPr>
-          <w:color w:val="000000"/>
-        </w:rPr>
-        <w:t xml:space="preserve">benchmark the volatility input against an honestly lagged</w:t>
-      </w:r>
-      <w:r>
-        <w:rPr>
-          <w:color w:val="000000"/>
-        </w:rPr>
-        <w:t xml:space="preserve"> </w:t>
-      </w:r>
-      <w:r>
-        <w:rPr>
-          <w:color w:val="000000"/>
-        </w:rPr>
-        <w:t xml:space="preserve">option-implied alternative, and report</w:t>
-      </w:r>
-      <w:r>
-        <w:rPr>
-          <w:color w:val="000000"/>
-        </w:rPr>
-        <w:t xml:space="preserve"> </w:t>
-      </w:r>
-      <w:r>
-        <w:rPr>
-          <w:i/>
-          <w:iCs/>
-          <w:color w:val="000000"/>
-        </w:rPr>
-        <w:t xml:space="preserve">model-price posterior</w:t>
-      </w:r>
-      <w:r>
-        <w:rPr>
-          <w:i/>
-          <w:iCs/>
-          <w:color w:val="000000"/>
-        </w:rPr>
-        <w:t xml:space="preserve"> </w:t>
-      </w:r>
-      <w:r>
-        <w:rPr>
-          <w:i/>
-          <w:iCs/>
-          <w:color w:val="000000"/>
-        </w:rPr>
-        <w:t xml:space="preserve">dispersion</w:t>
-      </w:r>
-      <w:r>
-        <w:rPr>
-          <w:color w:val="000000"/>
-        </w:rPr>
-        <w:t xml:space="preserve"> </w:t>
-      </w:r>
-      <w:r>
-        <w:rPr>
-          <w:color w:val="000000"/>
-        </w:rPr>
-        <w:t xml:space="preserve">separately from empirical forecast-error coverage.</w:t>
-      </w:r>
-      <w:r>
-        <w:rPr>
-          <w:color w:val="000000"/>
-        </w:rPr>
-        <w:t xml:space="preserve"> </w:t>
-      </w:r>
-      <w:r>
-        <w:rPr>
-          <w:color w:val="000000"/>
-        </w:rPr>
-        <w:t xml:space="preserve">These comparisons should be interpreted relative to the</w:t>
-      </w:r>
-      <w:r>
-        <w:rPr>
-          <w:color w:val="000000"/>
-        </w:rPr>
-        <w:t xml:space="preserve"> </w:t>
-      </w:r>
-      <w:r>
-        <w:rPr>
-          <w:color w:val="000000"/>
-        </w:rPr>
-        <w:t xml:space="preserve">specific market observations and pricing assumptions, not as</w:t>
-      </w:r>
-      <w:r>
-        <w:rPr>
-          <w:color w:val="000000"/>
-        </w:rPr>
-        <w:t xml:space="preserve"> </w:t>
-      </w:r>
-      <w:r>
-        <w:rPr>
-          <w:color w:val="000000"/>
-        </w:rPr>
-        <w:t xml:space="preserve">a general ranking of stochastic-volatility models.</w:t>
+        <w:t xml:space="preserve">For valuation practice, the main lesson is to compare a</w:t>
+      </w:r>
+      <w:r>
+        <w:rPr>
+          <w:color w:val="000000"/>
+        </w:rPr>
+        <w:t xml:space="preserve"> </w:t>
+      </w:r>
+      <w:r>
+        <w:rPr>
+          <w:color w:val="000000"/>
+        </w:rPr>
+        <w:t xml:space="preserve">posterior-integrated price with a simple plug-in price and to</w:t>
+      </w:r>
+      <w:r>
+        <w:rPr>
+          <w:color w:val="000000"/>
+        </w:rPr>
+        <w:t xml:space="preserve"> </w:t>
+      </w:r>
+      <w:r>
+        <w:rPr>
+          <w:color w:val="000000"/>
+        </w:rPr>
+        <w:t xml:space="preserve">test historical-volatility estimates against available earlier</w:t>
+      </w:r>
+      <w:r>
+        <w:rPr>
+          <w:color w:val="000000"/>
+        </w:rPr>
+        <w:t xml:space="preserve"> </w:t>
+      </w:r>
+      <w:r>
+        <w:rPr>
+          <w:color w:val="000000"/>
+        </w:rPr>
+        <w:t xml:space="preserve">option-implied volatilities. Uncertainty across model prices</w:t>
+      </w:r>
+      <w:r>
+        <w:rPr>
+          <w:color w:val="000000"/>
+        </w:rPr>
+        <w:t xml:space="preserve"> </w:t>
+      </w:r>
+      <w:r>
+        <w:rPr>
+          <w:color w:val="000000"/>
+        </w:rPr>
+        <w:t xml:space="preserve">should be reported separately from intervals for observed</w:t>
+      </w:r>
+      <w:r>
+        <w:rPr>
+          <w:color w:val="000000"/>
+        </w:rPr>
+        <w:t xml:space="preserve"> </w:t>
+      </w:r>
+      <w:r>
+        <w:rPr>
+          <w:color w:val="000000"/>
+        </w:rPr>
+        <w:t xml:space="preserve">pricing errors. The value of more elaborate inference should be judged</w:t>
+      </w:r>
+      <w:r>
+        <w:rPr>
+          <w:color w:val="000000"/>
+        </w:rPr>
+        <w:t xml:space="preserve"> </w:t>
+      </w:r>
+      <w:r>
+        <w:rPr>
+          <w:color w:val="000000"/>
+        </w:rPr>
+        <w:t xml:space="preserve">against the pricing or uncertainty measure it is intended</w:t>
+      </w:r>
+      <w:r>
+        <w:rPr>
+          <w:color w:val="000000"/>
+        </w:rPr>
+        <w:t xml:space="preserve"> </w:t>
+      </w:r>
+      <w:r>
+        <w:rPr>
+          <w:color w:val="000000"/>
+        </w:rPr>
+        <w:t xml:space="preserve">to improve.</w:t>
       </w:r>
     </w:p>
     <w:p>
@@ -10272,126 +9957,115 @@
         <w:rPr>
           <w:color w:val="000000"/>
         </w:rPr>
-        <w:t xml:space="preserve">The evidence does not establish that the reduced-form</w:t>
-      </w:r>
-      <w:r>
-        <w:rPr>
-          <w:color w:val="000000"/>
-        </w:rPr>
-        <w:t xml:space="preserve"> </w:t>
-      </w:r>
-      <w:r>
-        <w:rPr>
-          <w:color w:val="000000"/>
-        </w:rPr>
-        <w:t xml:space="preserve">terminal-average approximation or the maintained one-factor</w:t>
-      </w:r>
-      <w:r>
-        <w:rPr>
-          <w:color w:val="000000"/>
-        </w:rPr>
-        <w:t xml:space="preserve"> </w:t>
-      </w:r>
-      <w:r>
-        <w:rPr>
-          <w:color w:val="000000"/>
-        </w:rPr>
-        <w:t xml:space="preserve">futures dynamics are structurally correct. End-of-day</w:t>
-      </w:r>
-      <w:r>
-        <w:rPr>
-          <w:color w:val="000000"/>
-        </w:rPr>
-        <w:t xml:space="preserve"> </w:t>
-      </w:r>
-      <w:r>
-        <w:rPr>
-          <w:color w:val="000000"/>
-        </w:rPr>
-        <w:t xml:space="preserve">settlement fields can be model-generated, and the older</w:t>
-      </w:r>
-      <w:r>
-        <w:rPr>
-          <w:color w:val="000000"/>
-        </w:rPr>
-        <w:t xml:space="preserve"> </w:t>
-      </w:r>
-      <w:r>
-        <w:rPr>
-          <w:color w:val="000000"/>
-        </w:rPr>
-        <w:t xml:space="preserve">independent-date market comparisons remain small. Original option-mark inputs have only date-level timing, and</w:t>
-      </w:r>
-      <w:r>
-        <w:rPr>
-          <w:color w:val="000000"/>
-        </w:rPr>
-        <w:t xml:space="preserve"> </w:t>
-      </w:r>
-      <w:r>
-        <w:rPr>
-          <w:color w:val="000000"/>
-        </w:rPr>
-        <w:t xml:space="preserve">most of the original comparison rows report zero trading volume.</w:t>
-      </w:r>
-      <w:r>
-        <w:rPr>
-          <w:color w:val="000000"/>
-        </w:rPr>
-        <w:t xml:space="preserve"> </w:t>
-      </w:r>
-      <w:r>
-        <w:rPr>
-          <w:color w:val="000000"/>
-        </w:rPr>
-        <w:t xml:space="preserve">Additional work with independently time-stamped CL fixing histories,</w:t>
-      </w:r>
-      <w:r>
-        <w:rPr>
-          <w:color w:val="000000"/>
-        </w:rPr>
-        <w:t xml:space="preserve"> </w:t>
-      </w:r>
-      <w:r>
-        <w:rPr>
-          <w:color w:val="000000"/>
-        </w:rPr>
-        <w:t xml:space="preserve">market quotes and carefully designed hedging tests is needed</w:t>
-      </w:r>
-      <w:r>
-        <w:rPr>
-          <w:color w:val="000000"/>
-        </w:rPr>
-        <w:t xml:space="preserve"> </w:t>
-      </w:r>
-      <w:r>
-        <w:rPr>
-          <w:color w:val="000000"/>
-        </w:rPr>
-        <w:t xml:space="preserve">before attributing pricing differences to tradable market</w:t>
-      </w:r>
-      <w:r>
-        <w:rPr>
-          <w:color w:val="000000"/>
-        </w:rPr>
-        <w:t xml:space="preserve"> </w:t>
-      </w:r>
-      <w:r>
-        <w:rPr>
-          <w:color w:val="000000"/>
-        </w:rPr>
-        <w:t xml:space="preserve">inefficiencies or to a variance risk premium.</w:t>
-      </w:r>
-    </w:p>
-    <w:p>
-      <w:pPr>
-        <w:jc w:val="both"/>
-      </w:pPr>
-      <w:r>
-        <w:rPr>
-          <w:color w:val="000000"/>
-        </w:rPr>
-        <w:t>For valuation practice, the results support benchmarking historical volatility against earlier option-implied information and reporting posterior model-price dispersion separately from the PI–PM correction. Future work should expand the number of valuation dates and liquid contracts and examine stochastic-volatility and multifactor alternatives.</w:t>
+        <w:t xml:space="preserve">These conclusions come from conditional comparisons with</w:t>
+      </w:r>
+      <w:r>
+        <w:rPr>
+          <w:color w:val="000000"/>
+        </w:rPr>
+        <w:t xml:space="preserve"> </w:t>
+      </w:r>
+      <w:r>
+        <w:rPr>
+          <w:color w:val="000000"/>
+        </w:rPr>
+        <w:t xml:space="preserve">end-of-day settlement-price proxies, not from executable</w:t>
+      </w:r>
+      <w:r>
+        <w:rPr>
+          <w:color w:val="000000"/>
+        </w:rPr>
+        <w:t xml:space="preserve"> </w:t>
+      </w:r>
+      <w:r>
+        <w:rPr>
+          <w:color w:val="000000"/>
+        </w:rPr>
+        <w:t xml:space="preserve">quotes or prospective trading results. Some marks may be generated</w:t>
+      </w:r>
+      <w:r>
+        <w:rPr>
+          <w:color w:val="000000"/>
+        </w:rPr>
+        <w:t xml:space="preserve"> </w:t>
+      </w:r>
+      <w:r>
+        <w:rPr>
+          <w:color w:val="000000"/>
+        </w:rPr>
+        <w:t xml:space="preserve">from exchange valuation models; the longer exercise also uses</w:t>
+      </w:r>
+      <w:r>
+        <w:rPr>
+          <w:color w:val="000000"/>
+        </w:rPr>
+        <w:t xml:space="preserve"> </w:t>
+      </w:r>
+      <w:r>
+        <w:rPr>
+          <w:color w:val="000000"/>
+        </w:rPr>
+        <w:t xml:space="preserve">other same-date option prices as inputs. The original study</w:t>
+      </w:r>
+      <w:r>
+        <w:rPr>
+          <w:color w:val="000000"/>
+        </w:rPr>
+        <w:t xml:space="preserve"> </w:t>
+      </w:r>
+      <w:r>
+        <w:rPr>
+          <w:color w:val="000000"/>
+        </w:rPr>
+        <w:t xml:space="preserve">has relatively few valuation dates and many zero-volume</w:t>
+      </w:r>
+      <w:r>
+        <w:rPr>
+          <w:color w:val="000000"/>
+        </w:rPr>
+        <w:t xml:space="preserve"> </w:t>
+      </w:r>
+      <w:r>
+        <w:rPr>
+          <w:color w:val="000000"/>
+        </w:rPr>
+        <w:t xml:space="preserve">observations, and the historical publication times of vendor</w:t>
+      </w:r>
+      <w:r>
+        <w:rPr>
+          <w:color w:val="000000"/>
+        </w:rPr>
+        <w:t xml:space="preserve"> </w:t>
+      </w:r>
+      <w:r>
+        <w:rPr>
+          <w:color w:val="000000"/>
+        </w:rPr>
+        <w:t xml:space="preserve">records remain unverified. Stronger claims about hedging or a volatility risk premium</w:t>
+      </w:r>
+      <w:r>
+        <w:rPr>
+          <w:color w:val="000000"/>
+        </w:rPr>
+        <w:t xml:space="preserve"> </w:t>
+      </w:r>
+      <w:r>
+        <w:rPr>
+          <w:color w:val="000000"/>
+        </w:rPr>
+        <w:t xml:space="preserve">would require reliably time-stamped data, more actively traded</w:t>
+      </w:r>
+      <w:r>
+        <w:rPr>
+          <w:color w:val="000000"/>
+        </w:rPr>
+        <w:t xml:space="preserve"> </w:t>
+      </w:r>
+      <w:r>
+        <w:rPr>
+          <w:color w:val="000000"/>
+        </w:rPr>
+        <w:t xml:space="preserve">contracts, and comparisons with richer futures models.</w:t>
       </w:r>
     </w:p>
     <w:p>
